--- a/Lec5/Лекція 5.docx
+++ b/Lec5/Лекція 5.docx
@@ -1,10 +1,10 @@
 
 <file path=word/document.xml><?xml version="1.0" encoding="utf-8"?>
-<w:document xmlns:wpc="http://schemas.microsoft.com/office/word/2010/wordprocessingCanvas" xmlns:mc="http://schemas.openxmlformats.org/markup-compatibility/2006" xmlns:o="urn:schemas-microsoft-com:office:office" xmlns:r="http://schemas.openxmlformats.org/officeDocument/2006/relationships" xmlns:m="http://schemas.openxmlformats.org/officeDocument/2006/math" xmlns:v="urn:schemas-microsoft-com:vml" xmlns:wp14="http://schemas.microsoft.com/office/word/2010/wordprocessingDrawing" xmlns:wp="http://schemas.openxmlformats.org/drawingml/2006/wordprocessingDrawing" xmlns:w10="urn:schemas-microsoft-com:office:word" xmlns:w="http://schemas.openxmlformats.org/wordprocessingml/2006/main" xmlns:w14="http://schemas.microsoft.com/office/word/2010/wordml" xmlns:w15="http://schemas.microsoft.com/office/word/2012/wordml" xmlns:wpg="http://schemas.microsoft.com/office/word/2010/wordprocessingGroup" xmlns:wpi="http://schemas.microsoft.com/office/word/2010/wordprocessingInk" xmlns:wne="http://schemas.microsoft.com/office/word/2006/wordml" xmlns:wps="http://schemas.microsoft.com/office/word/2010/wordprocessingShape" mc:Ignorable="w14 w15 wp14">
+<w:document xmlns:wpc="http://schemas.microsoft.com/office/word/2010/wordprocessingCanvas" xmlns:cx="http://schemas.microsoft.com/office/drawing/2014/chartex" xmlns:cx1="http://schemas.microsoft.com/office/drawing/2015/9/8/chartex" xmlns:cx2="http://schemas.microsoft.com/office/drawing/2015/10/21/chartex" xmlns:cx3="http://schemas.microsoft.com/office/drawing/2016/5/9/chartex" xmlns:cx4="http://schemas.microsoft.com/office/drawing/2016/5/10/chartex" xmlns:cx5="http://schemas.microsoft.com/office/drawing/2016/5/11/chartex" xmlns:cx6="http://schemas.microsoft.com/office/drawing/2016/5/12/chartex" xmlns:cx7="http://schemas.microsoft.com/office/drawing/2016/5/13/chartex" xmlns:cx8="http://schemas.microsoft.com/office/drawing/2016/5/14/chartex" xmlns:mc="http://schemas.openxmlformats.org/markup-compatibility/2006" xmlns:aink="http://schemas.microsoft.com/office/drawing/2016/ink" xmlns:am3d="http://schemas.microsoft.com/office/drawing/2017/model3d" xmlns:o="urn:schemas-microsoft-com:office:office" xmlns:oel="http://schemas.microsoft.com/office/2019/extlst" xmlns:r="http://schemas.openxmlformats.org/officeDocument/2006/relationships" xmlns:m="http://schemas.openxmlformats.org/officeDocument/2006/math" xmlns:v="urn:schemas-microsoft-com:vml" xmlns:wp14="http://schemas.microsoft.com/office/word/2010/wordprocessingDrawing" xmlns:wp="http://schemas.openxmlformats.org/drawingml/2006/wordprocessingDrawing" xmlns:w10="urn:schemas-microsoft-com:office:word" xmlns:w="http://schemas.openxmlformats.org/wordprocessingml/2006/main" xmlns:w14="http://schemas.microsoft.com/office/word/2010/wordml" xmlns:w15="http://schemas.microsoft.com/office/word/2012/wordml" xmlns:w16cex="http://schemas.microsoft.com/office/word/2018/wordml/cex" xmlns:w16cid="http://schemas.microsoft.com/office/word/2016/wordml/cid" xmlns:w16="http://schemas.microsoft.com/office/word/2018/wordml" xmlns:w16du="http://schemas.microsoft.com/office/word/2023/wordml/word16du" xmlns:w16sdtdh="http://schemas.microsoft.com/office/word/2020/wordml/sdtdatahash" xmlns:w16se="http://schemas.microsoft.com/office/word/2015/wordml/symex" xmlns:wpg="http://schemas.microsoft.com/office/word/2010/wordprocessingGroup" xmlns:wpi="http://schemas.microsoft.com/office/word/2010/wordprocessingInk" xmlns:wne="http://schemas.microsoft.com/office/word/2006/wordml" xmlns:wps="http://schemas.microsoft.com/office/word/2010/wordprocessingShape" mc:Ignorable="w14 w15 w16se w16cid w16 w16cex w16sdtdh w16du wp14">
   <w:body>
     <w:p>
       <w:pPr>
-        <w:pStyle w:val="Heading1"/>
+        <w:pStyle w:val="1"/>
       </w:pPr>
       <w:r>
         <w:t>Лекція №4</w:t>
@@ -86,7 +86,7 @@
               <w:rPr>
                 <w:position w:val="-30"/>
               </w:rPr>
-              <w:object w:dxaOrig="3960" w:dyaOrig="700">
+              <w:object w:dxaOrig="3960" w:dyaOrig="700" w14:anchorId="735CF479">
                 <v:shapetype id="_x0000_t75" coordsize="21600,21600" o:spt="75" o:preferrelative="t" path="m@4@5l@4@11@9@11@9@5xe" filled="f" stroked="f">
                   <v:stroke joinstyle="miter"/>
                   <v:formulas>
@@ -106,10 +106,10 @@
                   <v:path o:extrusionok="f" gradientshapeok="t" o:connecttype="rect"/>
                   <o:lock v:ext="edit" aspectratio="t"/>
                 </v:shapetype>
-                <v:shape id="_x0000_i1025" type="#_x0000_t75" style="width:198.8pt;height:35.2pt" o:ole="">
+                <v:shape id="_x0000_i1025" type="#_x0000_t75" style="width:198.55pt;height:35.45pt" o:ole="">
                   <v:imagedata r:id="rId7" o:title=""/>
                 </v:shape>
-                <o:OLEObject Type="Embed" ProgID="Equation.DSMT4" ShapeID="_x0000_i1025" DrawAspect="Content" ObjectID="_1729845029" r:id="rId8"/>
+                <o:OLEObject Type="Embed" ProgID="Equation.DSMT4" ShapeID="_x0000_i1025" DrawAspect="Content" ObjectID="_1775751180" r:id="rId8"/>
               </w:object>
             </w:r>
             <w:r>
@@ -205,11 +205,11 @@
               <w:rPr>
                 <w:position w:val="-10"/>
               </w:rPr>
-              <w:object w:dxaOrig="1460" w:dyaOrig="320">
-                <v:shape id="_x0000_i1026" type="#_x0000_t75" style="width:73.6pt;height:16.4pt" o:ole="">
+              <w:object w:dxaOrig="1460" w:dyaOrig="320" w14:anchorId="735CF47A">
+                <v:shape id="_x0000_i1026" type="#_x0000_t75" style="width:73.65pt;height:16.35pt" o:ole="">
                   <v:imagedata r:id="rId9" o:title=""/>
                 </v:shape>
-                <o:OLEObject Type="Embed" ProgID="Equation.3" ShapeID="_x0000_i1026" DrawAspect="Content" ObjectID="_1729845030" r:id="rId10"/>
+                <o:OLEObject Type="Embed" ProgID="Equation.3" ShapeID="_x0000_i1026" DrawAspect="Content" ObjectID="_1775751181" r:id="rId10"/>
               </w:object>
             </w:r>
             <w:r>
@@ -219,11 +219,11 @@
               <w:rPr>
                 <w:position w:val="-32"/>
               </w:rPr>
-              <w:object w:dxaOrig="1180" w:dyaOrig="760">
-                <v:shape id="_x0000_i1160" type="#_x0000_t75" style="width:59.2pt;height:38.4pt" o:ole="">
+              <w:object w:dxaOrig="1180" w:dyaOrig="760" w14:anchorId="735CF47B">
+                <v:shape id="_x0000_i1027" type="#_x0000_t75" style="width:58.9pt;height:38.2pt" o:ole="">
                   <v:imagedata r:id="rId11" o:title=""/>
                 </v:shape>
-                <o:OLEObject Type="Embed" ProgID="Equation.3" ShapeID="_x0000_i1160" DrawAspect="Content" ObjectID="_1729845031" r:id="rId12"/>
+                <o:OLEObject Type="Embed" ProgID="Equation.3" ShapeID="_x0000_i1027" DrawAspect="Content" ObjectID="_1775751182" r:id="rId12"/>
               </w:object>
             </w:r>
             <w:r>
@@ -233,11 +233,11 @@
               <w:rPr>
                 <w:position w:val="-18"/>
               </w:rPr>
-              <w:object w:dxaOrig="880" w:dyaOrig="480">
-                <v:shape id="_x0000_i1161" type="#_x0000_t75" style="width:44.4pt;height:24.4pt" o:ole="">
+              <w:object w:dxaOrig="880" w:dyaOrig="480" w14:anchorId="735CF47C">
+                <v:shape id="_x0000_i1028" type="#_x0000_t75" style="width:44.2pt;height:24.55pt" o:ole="">
                   <v:imagedata r:id="rId13" o:title=""/>
                 </v:shape>
-                <o:OLEObject Type="Embed" ProgID="Equation.3" ShapeID="_x0000_i1161" DrawAspect="Content" ObjectID="_1729845032" r:id="rId14"/>
+                <o:OLEObject Type="Embed" ProgID="Equation.3" ShapeID="_x0000_i1028" DrawAspect="Content" ObjectID="_1775751183" r:id="rId14"/>
               </w:object>
             </w:r>
           </w:p>
@@ -823,11 +823,11 @@
               <w:rPr>
                 <w:position w:val="-28"/>
               </w:rPr>
-              <w:object w:dxaOrig="2060" w:dyaOrig="540">
-                <v:shape id="_x0000_i1027" type="#_x0000_t75" style="width:103.6pt;height:27.2pt" o:ole="">
+              <w:object w:dxaOrig="2060" w:dyaOrig="540" w14:anchorId="735CF47D">
+                <v:shape id="_x0000_i1029" type="#_x0000_t75" style="width:103.65pt;height:27.25pt" o:ole="">
                   <v:imagedata r:id="rId15" o:title=""/>
                 </v:shape>
-                <o:OLEObject Type="Embed" ProgID="Equation.3" ShapeID="_x0000_i1027" DrawAspect="Content" ObjectID="_1729845033" r:id="rId16"/>
+                <o:OLEObject Type="Embed" ProgID="Equation.3" ShapeID="_x0000_i1029" DrawAspect="Content" ObjectID="_1775751184" r:id="rId16"/>
               </w:object>
             </w:r>
             <w:r>
@@ -863,11 +863,11 @@
         <w:rPr>
           <w:position w:val="-28"/>
         </w:rPr>
-        <w:object w:dxaOrig="1380" w:dyaOrig="540">
-          <v:shape id="_x0000_i1028" type="#_x0000_t75" style="width:69.2pt;height:27.2pt" o:ole="">
+        <w:object w:dxaOrig="1380" w:dyaOrig="540" w14:anchorId="735CF47E">
+          <v:shape id="_x0000_i1030" type="#_x0000_t75" style="width:69.25pt;height:27.25pt" o:ole="">
             <v:imagedata r:id="rId17" o:title=""/>
           </v:shape>
-          <o:OLEObject Type="Embed" ProgID="Equation.3" ShapeID="_x0000_i1028" DrawAspect="Content" ObjectID="_1729845034" r:id="rId18"/>
+          <o:OLEObject Type="Embed" ProgID="Equation.3" ShapeID="_x0000_i1030" DrawAspect="Content" ObjectID="_1775751185" r:id="rId18"/>
         </w:object>
       </w:r>
       <w:r>
@@ -927,11 +927,11 @@
               <w:rPr>
                 <w:position w:val="-6"/>
               </w:rPr>
-              <w:object w:dxaOrig="1719" w:dyaOrig="279">
-                <v:shape id="_x0000_i1029" type="#_x0000_t75" style="width:85.6pt;height:13.6pt" o:ole="">
+              <w:object w:dxaOrig="1719" w:dyaOrig="279" w14:anchorId="735CF47F">
+                <v:shape id="_x0000_i1031" type="#_x0000_t75" style="width:85.65pt;height:13.65pt" o:ole="">
                   <v:imagedata r:id="rId19" o:title=""/>
                 </v:shape>
-                <o:OLEObject Type="Embed" ProgID="Equation.3" ShapeID="_x0000_i1029" DrawAspect="Content" ObjectID="_1729845035" r:id="rId20"/>
+                <o:OLEObject Type="Embed" ProgID="Equation.3" ShapeID="_x0000_i1031" DrawAspect="Content" ObjectID="_1775751186" r:id="rId20"/>
               </w:object>
             </w:r>
           </w:p>
@@ -1033,11 +1033,11 @@
               <w:rPr>
                 <w:position w:val="-30"/>
               </w:rPr>
-              <w:object w:dxaOrig="1880" w:dyaOrig="700">
-                <v:shape id="_x0000_i1030" type="#_x0000_t75" style="width:94.4pt;height:34.4pt" o:ole="">
+              <w:object w:dxaOrig="1880" w:dyaOrig="700" w14:anchorId="735CF480">
+                <v:shape id="_x0000_i1032" type="#_x0000_t75" style="width:94.35pt;height:34.35pt" o:ole="">
                   <v:imagedata r:id="rId21" o:title=""/>
                 </v:shape>
-                <o:OLEObject Type="Embed" ProgID="Equation.DSMT4" ShapeID="_x0000_i1030" DrawAspect="Content" ObjectID="_1729845036" r:id="rId22"/>
+                <o:OLEObject Type="Embed" ProgID="Equation.DSMT4" ShapeID="_x0000_i1032" DrawAspect="Content" ObjectID="_1775751187" r:id="rId22"/>
               </w:object>
             </w:r>
           </w:p>
@@ -1162,11 +1162,11 @@
               <w:rPr>
                 <w:position w:val="-28"/>
               </w:rPr>
-              <w:object w:dxaOrig="1760" w:dyaOrig="660">
-                <v:shape id="_x0000_i1031" type="#_x0000_t75" style="width:87.6pt;height:33.2pt" o:ole="">
+              <w:object w:dxaOrig="1760" w:dyaOrig="660" w14:anchorId="735CF481">
+                <v:shape id="_x0000_i1033" type="#_x0000_t75" style="width:87.8pt;height:33.25pt" o:ole="">
                   <v:imagedata r:id="rId23" o:title=""/>
                 </v:shape>
-                <o:OLEObject Type="Embed" ProgID="Equation.3" ShapeID="_x0000_i1031" DrawAspect="Content" ObjectID="_1729845037" r:id="rId24"/>
+                <o:OLEObject Type="Embed" ProgID="Equation.3" ShapeID="_x0000_i1033" DrawAspect="Content" ObjectID="_1775751188" r:id="rId24"/>
               </w:object>
             </w:r>
             <w:r>
@@ -1199,11 +1199,11 @@
         <w:rPr>
           <w:position w:val="-28"/>
         </w:rPr>
-        <w:object w:dxaOrig="1160" w:dyaOrig="660">
-          <v:shape id="_x0000_i1032" type="#_x0000_t75" style="width:58.4pt;height:33.2pt" o:ole="">
+        <w:object w:dxaOrig="1160" w:dyaOrig="660" w14:anchorId="735CF482">
+          <v:shape id="_x0000_i1034" type="#_x0000_t75" style="width:58.35pt;height:33.25pt" o:ole="">
             <v:imagedata r:id="rId25" o:title=""/>
           </v:shape>
-          <o:OLEObject Type="Embed" ProgID="Equation.3" ShapeID="_x0000_i1032" DrawAspect="Content" ObjectID="_1729845038" r:id="rId26"/>
+          <o:OLEObject Type="Embed" ProgID="Equation.3" ShapeID="_x0000_i1034" DrawAspect="Content" ObjectID="_1775751189" r:id="rId26"/>
         </w:object>
       </w:r>
       <w:r>
@@ -1242,11 +1242,11 @@
               <w:rPr>
                 <w:position w:val="-28"/>
               </w:rPr>
-              <w:object w:dxaOrig="1120" w:dyaOrig="660">
-                <v:shape id="_x0000_i1033" type="#_x0000_t75" style="width:55.6pt;height:33.2pt" o:ole="">
+              <w:object w:dxaOrig="1120" w:dyaOrig="660" w14:anchorId="735CF483">
+                <v:shape id="_x0000_i1035" type="#_x0000_t75" style="width:55.65pt;height:33.25pt" o:ole="">
                   <v:imagedata r:id="rId27" o:title=""/>
                 </v:shape>
-                <o:OLEObject Type="Embed" ProgID="Equation.3" ShapeID="_x0000_i1033" DrawAspect="Content" ObjectID="_1729845039" r:id="rId28"/>
+                <o:OLEObject Type="Embed" ProgID="Equation.3" ShapeID="_x0000_i1035" DrawAspect="Content" ObjectID="_1775751190" r:id="rId28"/>
               </w:object>
             </w:r>
           </w:p>
@@ -1498,11 +1498,11 @@
                 <w:position w:val="-10"/>
                 <w:lang w:val="en-US"/>
               </w:rPr>
-              <w:object w:dxaOrig="1480" w:dyaOrig="320">
-                <v:shape id="_x0000_i1034" type="#_x0000_t75" style="width:74.4pt;height:16.4pt" o:ole="">
+              <w:object w:dxaOrig="1480" w:dyaOrig="320" w14:anchorId="735CF484">
+                <v:shape id="_x0000_i1036" type="#_x0000_t75" style="width:74.2pt;height:16.35pt" o:ole="">
                   <v:imagedata r:id="rId29" o:title=""/>
                 </v:shape>
-                <o:OLEObject Type="Embed" ProgID="Equation.DSMT4" ShapeID="_x0000_i1034" DrawAspect="Content" ObjectID="_1729845040" r:id="rId30"/>
+                <o:OLEObject Type="Embed" ProgID="Equation.DSMT4" ShapeID="_x0000_i1036" DrawAspect="Content" ObjectID="_1775751191" r:id="rId30"/>
               </w:object>
             </w:r>
           </w:p>
@@ -1554,11 +1554,11 @@
               <w:rPr>
                 <w:position w:val="-32"/>
               </w:rPr>
-              <w:object w:dxaOrig="6979" w:dyaOrig="740">
-                <v:shape id="_x0000_i1035" type="#_x0000_t75" style="width:349.6pt;height:37.6pt" o:ole="">
+              <w:object w:dxaOrig="6979" w:dyaOrig="740" w14:anchorId="735CF485">
+                <v:shape id="_x0000_i1037" type="#_x0000_t75" style="width:349.65pt;height:37.65pt" o:ole="">
                   <v:imagedata r:id="rId31" o:title=""/>
                 </v:shape>
-                <o:OLEObject Type="Embed" ProgID="Equation.3" ShapeID="_x0000_i1035" DrawAspect="Content" ObjectID="_1729845041" r:id="rId32"/>
+                <o:OLEObject Type="Embed" ProgID="Equation.3" ShapeID="_x0000_i1037" DrawAspect="Content" ObjectID="_1775751192" r:id="rId32"/>
               </w:object>
             </w:r>
           </w:p>
@@ -1679,7 +1679,7 @@
       </w:r>
       <w:r>
         <w:rPr>
-          <w:rStyle w:val="FootnoteReference"/>
+          <w:rStyle w:val="a9"/>
         </w:rPr>
         <w:footnoteReference w:id="1"/>
       </w:r>
@@ -1734,11 +1734,11 @@
               <w:rPr>
                 <w:position w:val="-28"/>
               </w:rPr>
-              <w:object w:dxaOrig="1100" w:dyaOrig="660">
-                <v:shape id="_x0000_i1036" type="#_x0000_t75" style="width:55.6pt;height:33.2pt" o:ole="">
+              <w:object w:dxaOrig="1100" w:dyaOrig="660" w14:anchorId="735CF486">
+                <v:shape id="_x0000_i1038" type="#_x0000_t75" style="width:55.65pt;height:33.25pt" o:ole="">
                   <v:imagedata r:id="rId33" o:title=""/>
                 </v:shape>
-                <o:OLEObject Type="Embed" ProgID="Equation.3" ShapeID="_x0000_i1036" DrawAspect="Content" ObjectID="_1729845042" r:id="rId34"/>
+                <o:OLEObject Type="Embed" ProgID="Equation.3" ShapeID="_x0000_i1038" DrawAspect="Content" ObjectID="_1775751193" r:id="rId34"/>
               </w:object>
             </w:r>
           </w:p>
@@ -1916,11 +1916,11 @@
           <w:position w:val="-6"/>
           <w:lang w:val="en-US"/>
         </w:rPr>
-        <w:object w:dxaOrig="580" w:dyaOrig="320">
-          <v:shape id="_x0000_i1037" type="#_x0000_t75" style="width:28.4pt;height:16.4pt" o:ole="">
+        <w:object w:dxaOrig="580" w:dyaOrig="320" w14:anchorId="735CF487">
+          <v:shape id="_x0000_i1039" type="#_x0000_t75" style="width:28.35pt;height:16.35pt" o:ole="">
             <v:imagedata r:id="rId35" o:title=""/>
           </v:shape>
-          <o:OLEObject Type="Embed" ProgID="Equation.3" ShapeID="_x0000_i1037" DrawAspect="Content" ObjectID="_1729845043" r:id="rId36"/>
+          <o:OLEObject Type="Embed" ProgID="Equation.3" ShapeID="_x0000_i1039" DrawAspect="Content" ObjectID="_1775751194" r:id="rId36"/>
         </w:object>
       </w:r>
       <w:r>
@@ -1982,11 +1982,11 @@
               <w:rPr>
                 <w:position w:val="-28"/>
               </w:rPr>
-              <w:object w:dxaOrig="2460" w:dyaOrig="700">
-                <v:shape id="_x0000_i1038" type="#_x0000_t75" style="width:123.2pt;height:34.4pt" o:ole="">
+              <w:object w:dxaOrig="2460" w:dyaOrig="700" w14:anchorId="735CF488">
+                <v:shape id="_x0000_i1040" type="#_x0000_t75" style="width:123.25pt;height:34.35pt" o:ole="">
                   <v:imagedata r:id="rId37" o:title=""/>
                 </v:shape>
-                <o:OLEObject Type="Embed" ProgID="Equation.3" ShapeID="_x0000_i1038" DrawAspect="Content" ObjectID="_1729845044" r:id="rId38"/>
+                <o:OLEObject Type="Embed" ProgID="Equation.3" ShapeID="_x0000_i1040" DrawAspect="Content" ObjectID="_1775751195" r:id="rId38"/>
               </w:object>
             </w:r>
           </w:p>
@@ -2080,11 +2080,11 @@
               <w:rPr>
                 <w:position w:val="-10"/>
               </w:rPr>
-              <w:object w:dxaOrig="1939" w:dyaOrig="340">
-                <v:shape id="_x0000_i1039" type="#_x0000_t75" style="width:97.6pt;height:16.4pt" o:ole="">
+              <w:object w:dxaOrig="1939" w:dyaOrig="340" w14:anchorId="735CF489">
+                <v:shape id="_x0000_i1041" type="#_x0000_t75" style="width:97.65pt;height:16.35pt" o:ole="">
                   <v:imagedata r:id="rId39" o:title=""/>
                 </v:shape>
-                <o:OLEObject Type="Embed" ProgID="Equation.3" ShapeID="_x0000_i1039" DrawAspect="Content" ObjectID="_1729845045" r:id="rId40"/>
+                <o:OLEObject Type="Embed" ProgID="Equation.3" ShapeID="_x0000_i1041" DrawAspect="Content" ObjectID="_1775751196" r:id="rId40"/>
               </w:object>
             </w:r>
           </w:p>
@@ -2134,11 +2134,11 @@
               <w:rPr>
                 <w:position w:val="-24"/>
               </w:rPr>
-              <w:object w:dxaOrig="1440" w:dyaOrig="620">
-                <v:shape id="_x0000_i1040" type="#_x0000_t75" style="width:1in;height:31.6pt" o:ole="">
+              <w:object w:dxaOrig="1440" w:dyaOrig="620" w14:anchorId="735CF48A">
+                <v:shape id="_x0000_i1042" type="#_x0000_t75" style="width:1in;height:31.65pt" o:ole="">
                   <v:imagedata r:id="rId41" o:title=""/>
                 </v:shape>
-                <o:OLEObject Type="Embed" ProgID="Equation.3" ShapeID="_x0000_i1040" DrawAspect="Content" ObjectID="_1729845046" r:id="rId42"/>
+                <o:OLEObject Type="Embed" ProgID="Equation.3" ShapeID="_x0000_i1042" DrawAspect="Content" ObjectID="_1775751197" r:id="rId42"/>
               </w:object>
             </w:r>
           </w:p>
@@ -2206,11 +2206,11 @@
               <w:rPr>
                 <w:position w:val="-32"/>
               </w:rPr>
-              <w:object w:dxaOrig="800" w:dyaOrig="740">
-                <v:shape id="_x0000_i1041" type="#_x0000_t75" style="width:39.6pt;height:37.6pt" o:ole="">
+              <w:object w:dxaOrig="800" w:dyaOrig="740" w14:anchorId="735CF48B">
+                <v:shape id="_x0000_i1043" type="#_x0000_t75" style="width:39.8pt;height:37.65pt" o:ole="">
                   <v:imagedata r:id="rId43" o:title=""/>
                 </v:shape>
-                <o:OLEObject Type="Embed" ProgID="Equation.DSMT4" ShapeID="_x0000_i1041" DrawAspect="Content" ObjectID="_1729845047" r:id="rId44"/>
+                <o:OLEObject Type="Embed" ProgID="Equation.DSMT4" ShapeID="_x0000_i1043" DrawAspect="Content" ObjectID="_1775751198" r:id="rId44"/>
               </w:object>
             </w:r>
             <w:r>
@@ -2528,11 +2528,11 @@
                 <w:position w:val="-30"/>
                 <w:lang w:eastAsia="ru-RU"/>
               </w:rPr>
-              <w:object w:dxaOrig="1440" w:dyaOrig="700">
-                <v:shape id="_x0000_i1042" type="#_x0000_t75" style="width:1in;height:35.2pt" o:ole="">
+              <w:object w:dxaOrig="1440" w:dyaOrig="700" w14:anchorId="735CF48C">
+                <v:shape id="_x0000_i1044" type="#_x0000_t75" style="width:1in;height:35.45pt" o:ole="">
                   <v:imagedata r:id="rId45" o:title=""/>
                 </v:shape>
-                <o:OLEObject Type="Embed" ProgID="Equation.3" ShapeID="_x0000_i1042" DrawAspect="Content" ObjectID="_1729845048" r:id="rId46"/>
+                <o:OLEObject Type="Embed" ProgID="Equation.3" ShapeID="_x0000_i1044" DrawAspect="Content" ObjectID="_1775751199" r:id="rId46"/>
               </w:object>
             </w:r>
             <w:r>
@@ -2543,11 +2543,11 @@
                 <w:position w:val="-30"/>
                 <w:lang w:eastAsia="ru-RU"/>
               </w:rPr>
-              <w:object w:dxaOrig="1440" w:dyaOrig="700">
-                <v:shape id="_x0000_i1043" type="#_x0000_t75" style="width:1in;height:35.2pt" o:ole="">
+              <w:object w:dxaOrig="1440" w:dyaOrig="700" w14:anchorId="735CF48D">
+                <v:shape id="_x0000_i1045" type="#_x0000_t75" style="width:1in;height:35.45pt" o:ole="">
                   <v:imagedata r:id="rId47" o:title=""/>
                 </v:shape>
-                <o:OLEObject Type="Embed" ProgID="Equation.3" ShapeID="_x0000_i1043" DrawAspect="Content" ObjectID="_1729845049" r:id="rId48"/>
+                <o:OLEObject Type="Embed" ProgID="Equation.3" ShapeID="_x0000_i1045" DrawAspect="Content" ObjectID="_1775751200" r:id="rId48"/>
               </w:object>
             </w:r>
           </w:p>
@@ -2651,11 +2651,11 @@
                 <w:position w:val="-30"/>
                 <w:lang w:eastAsia="ru-RU"/>
               </w:rPr>
-              <w:object w:dxaOrig="1880" w:dyaOrig="700">
-                <v:shape id="_x0000_i1044" type="#_x0000_t75" style="width:93.6pt;height:35.2pt" o:ole="">
+              <w:object w:dxaOrig="1880" w:dyaOrig="700" w14:anchorId="735CF48E">
+                <v:shape id="_x0000_i1046" type="#_x0000_t75" style="width:93.8pt;height:35.45pt" o:ole="">
                   <v:imagedata r:id="rId49" o:title=""/>
                 </v:shape>
-                <o:OLEObject Type="Embed" ProgID="Equation.3" ShapeID="_x0000_i1044" DrawAspect="Content" ObjectID="_1729845050" r:id="rId50"/>
+                <o:OLEObject Type="Embed" ProgID="Equation.3" ShapeID="_x0000_i1046" DrawAspect="Content" ObjectID="_1775751201" r:id="rId50"/>
               </w:object>
             </w:r>
             <w:r>
@@ -2666,11 +2666,11 @@
                 <w:position w:val="-30"/>
                 <w:lang w:eastAsia="ru-RU"/>
               </w:rPr>
-              <w:object w:dxaOrig="1880" w:dyaOrig="700">
-                <v:shape id="_x0000_i1045" type="#_x0000_t75" style="width:93.6pt;height:35.2pt" o:ole="">
+              <w:object w:dxaOrig="1880" w:dyaOrig="700" w14:anchorId="735CF48F">
+                <v:shape id="_x0000_i1047" type="#_x0000_t75" style="width:93.8pt;height:35.45pt" o:ole="">
                   <v:imagedata r:id="rId51" o:title=""/>
                 </v:shape>
-                <o:OLEObject Type="Embed" ProgID="Equation.3" ShapeID="_x0000_i1045" DrawAspect="Content" ObjectID="_1729845051" r:id="rId52"/>
+                <o:OLEObject Type="Embed" ProgID="Equation.3" ShapeID="_x0000_i1047" DrawAspect="Content" ObjectID="_1775751202" r:id="rId52"/>
               </w:object>
             </w:r>
           </w:p>
@@ -2770,11 +2770,11 @@
                 <w:position w:val="-30"/>
                 <w:lang w:eastAsia="ru-RU"/>
               </w:rPr>
-              <w:object w:dxaOrig="1919" w:dyaOrig="700">
-                <v:shape id="_x0000_i1046" type="#_x0000_t75" style="width:96pt;height:35.2pt" o:ole="">
+              <w:object w:dxaOrig="1919" w:dyaOrig="700" w14:anchorId="735CF490">
+                <v:shape id="_x0000_i1048" type="#_x0000_t75" style="width:96pt;height:35.45pt" o:ole="">
                   <v:imagedata r:id="rId53" o:title=""/>
                 </v:shape>
-                <o:OLEObject Type="Embed" ProgID="Equation.3" ShapeID="_x0000_i1046" DrawAspect="Content" ObjectID="_1729845052" r:id="rId54"/>
+                <o:OLEObject Type="Embed" ProgID="Equation.3" ShapeID="_x0000_i1048" DrawAspect="Content" ObjectID="_1775751203" r:id="rId54"/>
               </w:object>
             </w:r>
             <w:r>
@@ -2785,11 +2785,11 @@
                 <w:position w:val="-30"/>
                 <w:lang w:eastAsia="ru-RU"/>
               </w:rPr>
-              <w:object w:dxaOrig="1939" w:dyaOrig="700">
-                <v:shape id="_x0000_i1047" type="#_x0000_t75" style="width:96.8pt;height:35.2pt" o:ole="">
+              <w:object w:dxaOrig="1939" w:dyaOrig="700" w14:anchorId="735CF491">
+                <v:shape id="_x0000_i1049" type="#_x0000_t75" style="width:96.55pt;height:35.45pt" o:ole="">
                   <v:imagedata r:id="rId55" o:title=""/>
                 </v:shape>
-                <o:OLEObject Type="Embed" ProgID="Equation.3" ShapeID="_x0000_i1047" DrawAspect="Content" ObjectID="_1729845053" r:id="rId56"/>
+                <o:OLEObject Type="Embed" ProgID="Equation.3" ShapeID="_x0000_i1049" DrawAspect="Content" ObjectID="_1775751204" r:id="rId56"/>
               </w:object>
             </w:r>
           </w:p>
@@ -2908,11 +2908,11 @@
                 <w:position w:val="-126"/>
                 <w:lang w:eastAsia="ru-RU"/>
               </w:rPr>
-              <w:object w:dxaOrig="2960" w:dyaOrig="2640">
-                <v:shape id="_x0000_i1048" type="#_x0000_t75" style="width:146.8pt;height:132pt" o:ole="">
+              <w:object w:dxaOrig="2960" w:dyaOrig="2640" w14:anchorId="735CF492">
+                <v:shape id="_x0000_i1050" type="#_x0000_t75" style="width:146.75pt;height:132pt" o:ole="">
                   <v:imagedata r:id="rId57" o:title=""/>
                 </v:shape>
-                <o:OLEObject Type="Embed" ProgID="Equation.3" ShapeID="_x0000_i1048" DrawAspect="Content" ObjectID="_1729845054" r:id="rId58"/>
+                <o:OLEObject Type="Embed" ProgID="Equation.3" ShapeID="_x0000_i1050" DrawAspect="Content" ObjectID="_1775751205" r:id="rId58"/>
               </w:object>
             </w:r>
           </w:p>
@@ -3024,11 +3024,11 @@
           <w:position w:val="-10"/>
           <w:lang w:eastAsia="ru-RU"/>
         </w:rPr>
-        <w:object w:dxaOrig="3180" w:dyaOrig="320">
-          <v:shape id="_x0000_i1049" type="#_x0000_t75" style="width:158.4pt;height:15.6pt" o:ole="">
+        <w:object w:dxaOrig="3180" w:dyaOrig="320" w14:anchorId="735CF493">
+          <v:shape id="_x0000_i1051" type="#_x0000_t75" style="width:158.2pt;height:15.8pt" o:ole="">
             <v:imagedata r:id="rId59" o:title=""/>
           </v:shape>
-          <o:OLEObject Type="Embed" ProgID="Equation.3" ShapeID="_x0000_i1049" DrawAspect="Content" ObjectID="_1729845055" r:id="rId60"/>
+          <o:OLEObject Type="Embed" ProgID="Equation.3" ShapeID="_x0000_i1051" DrawAspect="Content" ObjectID="_1775751206" r:id="rId60"/>
         </w:object>
       </w:r>
       <w:r>
@@ -3039,11 +3039,11 @@
           <w:position w:val="-10"/>
           <w:lang w:eastAsia="ru-RU"/>
         </w:rPr>
-        <w:object w:dxaOrig="3180" w:dyaOrig="320">
-          <v:shape id="_x0000_i1050" type="#_x0000_t75" style="width:159.2pt;height:15.6pt" o:ole="">
+        <w:object w:dxaOrig="3180" w:dyaOrig="320" w14:anchorId="735CF494">
+          <v:shape id="_x0000_i1052" type="#_x0000_t75" style="width:159.25pt;height:15.8pt" o:ole="">
             <v:imagedata r:id="rId61" o:title=""/>
           </v:shape>
-          <o:OLEObject Type="Embed" ProgID="Equation.3" ShapeID="_x0000_i1050" DrawAspect="Content" ObjectID="_1729845056" r:id="rId62"/>
+          <o:OLEObject Type="Embed" ProgID="Equation.3" ShapeID="_x0000_i1052" DrawAspect="Content" ObjectID="_1775751207" r:id="rId62"/>
         </w:object>
       </w:r>
       <w:r>
@@ -3092,11 +3092,11 @@
                 <w:position w:val="-30"/>
                 <w:lang w:eastAsia="ru-RU"/>
               </w:rPr>
-              <w:object w:dxaOrig="5760" w:dyaOrig="700">
-                <v:shape id="_x0000_i1051" type="#_x0000_t75" style="width:4in;height:35.2pt" o:ole="">
+              <w:object w:dxaOrig="5760" w:dyaOrig="700" w14:anchorId="735CF495">
+                <v:shape id="_x0000_i1053" type="#_x0000_t75" style="width:4in;height:35.45pt" o:ole="">
                   <v:imagedata r:id="rId63" o:title=""/>
                 </v:shape>
-                <o:OLEObject Type="Embed" ProgID="Equation.3" ShapeID="_x0000_i1051" DrawAspect="Content" ObjectID="_1729845057" r:id="rId64"/>
+                <o:OLEObject Type="Embed" ProgID="Equation.3" ShapeID="_x0000_i1053" DrawAspect="Content" ObjectID="_1775751208" r:id="rId64"/>
               </w:object>
             </w:r>
             <w:r>
@@ -3248,11 +3248,11 @@
                 <w:position w:val="-30"/>
                 <w:lang w:eastAsia="ru-RU"/>
               </w:rPr>
-              <w:object w:dxaOrig="1640" w:dyaOrig="700">
-                <v:shape id="_x0000_i1052" type="#_x0000_t75" style="width:82.4pt;height:35.2pt" o:ole="">
+              <w:object w:dxaOrig="1640" w:dyaOrig="700" w14:anchorId="735CF496">
+                <v:shape id="_x0000_i1054" type="#_x0000_t75" style="width:82.35pt;height:35.45pt" o:ole="">
                   <v:imagedata r:id="rId65" o:title=""/>
                 </v:shape>
-                <o:OLEObject Type="Embed" ProgID="Equation.3" ShapeID="_x0000_i1052" DrawAspect="Content" ObjectID="_1729845058" r:id="rId66"/>
+                <o:OLEObject Type="Embed" ProgID="Equation.3" ShapeID="_x0000_i1054" DrawAspect="Content" ObjectID="_1775751209" r:id="rId66"/>
               </w:object>
             </w:r>
             <w:r>
@@ -3263,11 +3263,11 @@
                 <w:position w:val="-30"/>
                 <w:lang w:val="ru-RU" w:eastAsia="ru-RU"/>
               </w:rPr>
-              <w:object w:dxaOrig="1480" w:dyaOrig="700">
-                <v:shape id="_x0000_i1053" type="#_x0000_t75" style="width:74.4pt;height:35.2pt" o:ole="">
+              <w:object w:dxaOrig="1480" w:dyaOrig="700" w14:anchorId="735CF497">
+                <v:shape id="_x0000_i1055" type="#_x0000_t75" style="width:74.2pt;height:35.45pt" o:ole="">
                   <v:imagedata r:id="rId67" o:title=""/>
                 </v:shape>
-                <o:OLEObject Type="Embed" ProgID="Equation.3" ShapeID="_x0000_i1053" DrawAspect="Content" ObjectID="_1729845059" r:id="rId68"/>
+                <o:OLEObject Type="Embed" ProgID="Equation.3" ShapeID="_x0000_i1055" DrawAspect="Content" ObjectID="_1775751210" r:id="rId68"/>
               </w:object>
             </w:r>
             <w:r>
@@ -3278,11 +3278,11 @@
                 <w:position w:val="-30"/>
                 <w:lang w:val="ru-RU" w:eastAsia="ru-RU"/>
               </w:rPr>
-              <w:object w:dxaOrig="1420" w:dyaOrig="700">
-                <v:shape id="_x0000_i1054" type="#_x0000_t75" style="width:70.4pt;height:35.2pt" o:ole="">
+              <w:object w:dxaOrig="1420" w:dyaOrig="700" w14:anchorId="735CF498">
+                <v:shape id="_x0000_i1056" type="#_x0000_t75" style="width:70.35pt;height:35.45pt" o:ole="">
                   <v:imagedata r:id="rId69" o:title=""/>
                 </v:shape>
-                <o:OLEObject Type="Embed" ProgID="Equation.3" ShapeID="_x0000_i1054" DrawAspect="Content" ObjectID="_1729845060" r:id="rId70"/>
+                <o:OLEObject Type="Embed" ProgID="Equation.3" ShapeID="_x0000_i1056" DrawAspect="Content" ObjectID="_1775751211" r:id="rId70"/>
               </w:object>
             </w:r>
           </w:p>
@@ -3336,7 +3336,7 @@
       </w:r>
       <w:r>
         <w:rPr>
-          <w:rStyle w:val="FootnoteReference"/>
+          <w:rStyle w:val="a9"/>
         </w:rPr>
         <w:footnoteReference w:id="2"/>
       </w:r>
@@ -3383,11 +3383,11 @@
                 <w:position w:val="-28"/>
                 <w:lang w:eastAsia="ru-RU"/>
               </w:rPr>
-              <w:object w:dxaOrig="1499" w:dyaOrig="660">
-                <v:shape id="_x0000_i1055" type="#_x0000_t75" style="width:75.6pt;height:33.2pt" o:ole="">
+              <w:object w:dxaOrig="1499" w:dyaOrig="660" w14:anchorId="735CF499">
+                <v:shape id="_x0000_i1057" type="#_x0000_t75" style="width:75.8pt;height:33.25pt" o:ole="">
                   <v:imagedata r:id="rId71" o:title=""/>
                 </v:shape>
-                <o:OLEObject Type="Embed" ProgID="Equation.3" ShapeID="_x0000_i1055" DrawAspect="Content" ObjectID="_1729845061" r:id="rId72"/>
+                <o:OLEObject Type="Embed" ProgID="Equation.3" ShapeID="_x0000_i1057" DrawAspect="Content" ObjectID="_1775751212" r:id="rId72"/>
               </w:object>
             </w:r>
             <w:r>
@@ -3398,11 +3398,11 @@
                 <w:position w:val="-28"/>
                 <w:lang w:eastAsia="ru-RU"/>
               </w:rPr>
-              <w:object w:dxaOrig="1499" w:dyaOrig="660">
-                <v:shape id="_x0000_i1056" type="#_x0000_t75" style="width:75.6pt;height:33.2pt" o:ole="">
+              <w:object w:dxaOrig="1499" w:dyaOrig="660" w14:anchorId="735CF49A">
+                <v:shape id="_x0000_i1058" type="#_x0000_t75" style="width:75.8pt;height:33.25pt" o:ole="">
                   <v:imagedata r:id="rId73" o:title=""/>
                 </v:shape>
-                <o:OLEObject Type="Embed" ProgID="Equation.3" ShapeID="_x0000_i1056" DrawAspect="Content" ObjectID="_1729845062" r:id="rId74"/>
+                <o:OLEObject Type="Embed" ProgID="Equation.3" ShapeID="_x0000_i1058" DrawAspect="Content" ObjectID="_1775751213" r:id="rId74"/>
               </w:object>
             </w:r>
           </w:p>
@@ -3481,11 +3481,11 @@
                 <w:position w:val="-30"/>
                 <w:lang w:eastAsia="ru-RU"/>
               </w:rPr>
-              <w:object w:dxaOrig="6300" w:dyaOrig="700">
-                <v:shape id="_x0000_i1057" type="#_x0000_t75" style="width:315.2pt;height:35.2pt" o:ole="">
+              <w:object w:dxaOrig="6300" w:dyaOrig="700" w14:anchorId="735CF49B">
+                <v:shape id="_x0000_i1059" type="#_x0000_t75" style="width:315.25pt;height:35.45pt" o:ole="">
                   <v:imagedata r:id="rId75" o:title=""/>
                 </v:shape>
-                <o:OLEObject Type="Embed" ProgID="Equation.3" ShapeID="_x0000_i1057" DrawAspect="Content" ObjectID="_1729845063" r:id="rId76"/>
+                <o:OLEObject Type="Embed" ProgID="Equation.3" ShapeID="_x0000_i1059" DrawAspect="Content" ObjectID="_1775751214" r:id="rId76"/>
               </w:object>
             </w:r>
             <w:r>
@@ -3558,11 +3558,11 @@
                 <w:position w:val="-30"/>
                 <w:lang w:eastAsia="ru-RU"/>
               </w:rPr>
-              <w:object w:dxaOrig="6180" w:dyaOrig="700">
-                <v:shape id="_x0000_i1058" type="#_x0000_t75" style="width:310.4pt;height:35.2pt" o:ole="">
+              <w:object w:dxaOrig="6180" w:dyaOrig="700" w14:anchorId="735CF49C">
+                <v:shape id="_x0000_i1060" type="#_x0000_t75" style="width:310.35pt;height:35.45pt" o:ole="">
                   <v:imagedata r:id="rId77" o:title=""/>
                 </v:shape>
-                <o:OLEObject Type="Embed" ProgID="Equation.3" ShapeID="_x0000_i1058" DrawAspect="Content" ObjectID="_1729845064" r:id="rId78"/>
+                <o:OLEObject Type="Embed" ProgID="Equation.3" ShapeID="_x0000_i1060" DrawAspect="Content" ObjectID="_1775751215" r:id="rId78"/>
               </w:object>
             </w:r>
             <w:r>
@@ -3629,11 +3629,11 @@
                 <w:position w:val="-30"/>
                 <w:lang w:eastAsia="ru-RU"/>
               </w:rPr>
-              <w:object w:dxaOrig="5300" w:dyaOrig="700">
-                <v:shape id="_x0000_i1059" type="#_x0000_t75" style="width:264pt;height:35.2pt" o:ole="">
+              <w:object w:dxaOrig="5300" w:dyaOrig="700" w14:anchorId="735CF49D">
+                <v:shape id="_x0000_i1061" type="#_x0000_t75" style="width:264pt;height:35.45pt" o:ole="">
                   <v:imagedata r:id="rId79" o:title=""/>
                 </v:shape>
-                <o:OLEObject Type="Embed" ProgID="Equation.3" ShapeID="_x0000_i1059" DrawAspect="Content" ObjectID="_1729845065" r:id="rId80"/>
+                <o:OLEObject Type="Embed" ProgID="Equation.3" ShapeID="_x0000_i1061" DrawAspect="Content" ObjectID="_1775751216" r:id="rId80"/>
               </w:object>
             </w:r>
           </w:p>
@@ -3697,11 +3697,11 @@
                 <w:position w:val="-30"/>
                 <w:lang w:eastAsia="ru-RU"/>
               </w:rPr>
-              <w:object w:dxaOrig="4420" w:dyaOrig="700">
-                <v:shape id="_x0000_i1060" type="#_x0000_t75" style="width:221.2pt;height:35.2pt" o:ole="">
+              <w:object w:dxaOrig="4420" w:dyaOrig="700" w14:anchorId="735CF49E">
+                <v:shape id="_x0000_i1062" type="#_x0000_t75" style="width:221.45pt;height:35.45pt" o:ole="">
                   <v:imagedata r:id="rId81" o:title=""/>
                 </v:shape>
-                <o:OLEObject Type="Embed" ProgID="Equation.3" ShapeID="_x0000_i1060" DrawAspect="Content" ObjectID="_1729845066" r:id="rId82"/>
+                <o:OLEObject Type="Embed" ProgID="Equation.3" ShapeID="_x0000_i1062" DrawAspect="Content" ObjectID="_1775751217" r:id="rId82"/>
               </w:object>
             </w:r>
             <w:r>
@@ -3764,11 +3764,11 @@
           <w:position w:val="-4"/>
           <w:lang w:eastAsia="ru-RU"/>
         </w:rPr>
-        <w:object w:dxaOrig="200" w:dyaOrig="200">
-          <v:shape id="_x0000_i1061" type="#_x0000_t75" style="width:10.4pt;height:10.4pt" o:ole="">
+        <w:object w:dxaOrig="200" w:dyaOrig="200" w14:anchorId="735CF49F">
+          <v:shape id="_x0000_i1063" type="#_x0000_t75" style="width:10.35pt;height:10.35pt" o:ole="">
             <v:imagedata r:id="rId83" o:title=""/>
           </v:shape>
-          <o:OLEObject Type="Embed" ProgID="Equation.3" ShapeID="_x0000_i1061" DrawAspect="Content" ObjectID="_1729845067" r:id="rId84"/>
+          <o:OLEObject Type="Embed" ProgID="Equation.3" ShapeID="_x0000_i1063" DrawAspect="Content" ObjectID="_1775751218" r:id="rId84"/>
         </w:object>
       </w:r>
       <w:r>
@@ -3865,11 +3865,11 @@
                 <w:position w:val="-10"/>
                 <w:lang w:eastAsia="ru-RU"/>
               </w:rPr>
-              <w:object w:dxaOrig="859" w:dyaOrig="320">
-                <v:shape id="_x0000_i1062" type="#_x0000_t75" style="width:43.6pt;height:15.6pt" o:ole="">
+              <w:object w:dxaOrig="859" w:dyaOrig="320" w14:anchorId="735CF4A0">
+                <v:shape id="_x0000_i1064" type="#_x0000_t75" style="width:43.65pt;height:15.8pt" o:ole="">
                   <v:imagedata r:id="rId85" o:title=""/>
                 </v:shape>
-                <o:OLEObject Type="Embed" ProgID="Equation.3" ShapeID="_x0000_i1062" DrawAspect="Content" ObjectID="_1729845068" r:id="rId86"/>
+                <o:OLEObject Type="Embed" ProgID="Equation.3" ShapeID="_x0000_i1064" DrawAspect="Content" ObjectID="_1775751219" r:id="rId86"/>
               </w:object>
             </w:r>
             <w:r>
@@ -3958,11 +3958,11 @@
           <w:position w:val="-4"/>
           <w:lang w:eastAsia="ru-RU"/>
         </w:rPr>
-        <w:object w:dxaOrig="200" w:dyaOrig="200">
-          <v:shape id="_x0000_i1063" type="#_x0000_t75" style="width:10.4pt;height:10.4pt" o:ole="">
+        <w:object w:dxaOrig="200" w:dyaOrig="200" w14:anchorId="735CF4A1">
+          <v:shape id="_x0000_i1065" type="#_x0000_t75" style="width:10.35pt;height:10.35pt" o:ole="">
             <v:imagedata r:id="rId83" o:title=""/>
           </v:shape>
-          <o:OLEObject Type="Embed" ProgID="Equation.3" ShapeID="_x0000_i1063" DrawAspect="Content" ObjectID="_1729845069" r:id="rId87"/>
+          <o:OLEObject Type="Embed" ProgID="Equation.3" ShapeID="_x0000_i1065" DrawAspect="Content" ObjectID="_1775751220" r:id="rId87"/>
         </w:object>
       </w:r>
       <w:r>
@@ -4006,11 +4006,11 @@
                 <w:position w:val="-30"/>
                 <w:lang w:eastAsia="ru-RU"/>
               </w:rPr>
-              <w:object w:dxaOrig="7200" w:dyaOrig="700">
-                <v:shape id="_x0000_i1064" type="#_x0000_t75" style="width:5in;height:35.2pt" o:ole="">
+              <w:object w:dxaOrig="7200" w:dyaOrig="700" w14:anchorId="735CF4A2">
+                <v:shape id="_x0000_i1066" type="#_x0000_t75" style="width:5in;height:35.45pt" o:ole="">
                   <v:imagedata r:id="rId88" o:title=""/>
                 </v:shape>
-                <o:OLEObject Type="Embed" ProgID="Equation.3" ShapeID="_x0000_i1064" DrawAspect="Content" ObjectID="_1729845070" r:id="rId89"/>
+                <o:OLEObject Type="Embed" ProgID="Equation.3" ShapeID="_x0000_i1066" DrawAspect="Content" ObjectID="_1775751221" r:id="rId89"/>
               </w:object>
             </w:r>
             <w:r>
@@ -4068,11 +4068,11 @@
                 <w:position w:val="-32"/>
                 <w:lang w:eastAsia="ru-RU"/>
               </w:rPr>
-              <w:object w:dxaOrig="7660" w:dyaOrig="760">
-                <v:shape id="_x0000_i1065" type="#_x0000_t75" style="width:383.2pt;height:38.4pt" o:ole="">
+              <w:object w:dxaOrig="7660" w:dyaOrig="760" w14:anchorId="735CF4A3">
+                <v:shape id="_x0000_i1067" type="#_x0000_t75" style="width:383.45pt;height:38.2pt" o:ole="">
                   <v:imagedata r:id="rId90" o:title=""/>
                 </v:shape>
-                <o:OLEObject Type="Embed" ProgID="Equation.DSMT4" ShapeID="_x0000_i1065" DrawAspect="Content" ObjectID="_1729845071" r:id="rId91"/>
+                <o:OLEObject Type="Embed" ProgID="Equation.DSMT4" ShapeID="_x0000_i1067" DrawAspect="Content" ObjectID="_1775751222" r:id="rId91"/>
               </w:object>
             </w:r>
             <w:r>
@@ -4199,7 +4199,6 @@
       <w:r>
         <w:t xml:space="preserve">її температура міняється на </w:t>
       </w:r>
-      <w:proofErr w:type="spellStart"/>
       <w:r>
         <w:rPr>
           <w:i/>
@@ -4207,7 +4206,6 @@
         </w:rPr>
         <w:t>dT</w:t>
       </w:r>
-      <w:proofErr w:type="spellEnd"/>
       <w:r>
         <w:t>, що до</w:t>
       </w:r>
@@ -4250,11 +4248,11 @@
                 <w:position w:val="-30"/>
                 <w:lang w:eastAsia="ru-RU"/>
               </w:rPr>
-              <w:object w:dxaOrig="3220" w:dyaOrig="700">
-                <v:shape id="_x0000_i1066" type="#_x0000_t75" style="width:160.4pt;height:35.2pt" o:ole="">
+              <w:object w:dxaOrig="3220" w:dyaOrig="700" w14:anchorId="735CF4A4">
+                <v:shape id="_x0000_i1068" type="#_x0000_t75" style="width:160.35pt;height:35.45pt" o:ole="">
                   <v:imagedata r:id="rId92" o:title=""/>
                 </v:shape>
-                <o:OLEObject Type="Embed" ProgID="Equation.3" ShapeID="_x0000_i1066" DrawAspect="Content" ObjectID="_1729845072" r:id="rId93"/>
+                <o:OLEObject Type="Embed" ProgID="Equation.3" ShapeID="_x0000_i1068" DrawAspect="Content" ObjectID="_1775751223" r:id="rId93"/>
               </w:object>
             </w:r>
             <w:r>
@@ -4816,11 +4814,11 @@
                 <w:position w:val="-30"/>
                 <w:lang w:eastAsia="ru-RU"/>
               </w:rPr>
-              <w:object w:dxaOrig="2060" w:dyaOrig="700">
-                <v:shape id="_x0000_i1067" type="#_x0000_t75" style="width:102.8pt;height:35.2pt" o:ole="">
+              <w:object w:dxaOrig="2060" w:dyaOrig="700" w14:anchorId="735CF4A5">
+                <v:shape id="_x0000_i1069" type="#_x0000_t75" style="width:102.55pt;height:35.45pt" o:ole="">
                   <v:imagedata r:id="rId94" o:title=""/>
                 </v:shape>
-                <o:OLEObject Type="Embed" ProgID="Equation.3" ShapeID="_x0000_i1067" DrawAspect="Content" ObjectID="_1729845073" r:id="rId95"/>
+                <o:OLEObject Type="Embed" ProgID="Equation.3" ShapeID="_x0000_i1069" DrawAspect="Content" ObjectID="_1775751224" r:id="rId95"/>
               </w:object>
             </w:r>
             <w:r>
@@ -4876,11 +4874,11 @@
         <w:rPr>
           <w:position w:val="-6"/>
         </w:rPr>
-        <w:object w:dxaOrig="420" w:dyaOrig="320">
-          <v:shape id="_x0000_i1068" type="#_x0000_t75" style="width:21.2pt;height:16.4pt" o:ole="">
+        <w:object w:dxaOrig="420" w:dyaOrig="320" w14:anchorId="735CF4A6">
+          <v:shape id="_x0000_i1070" type="#_x0000_t75" style="width:21.25pt;height:16.35pt" o:ole="">
             <v:imagedata r:id="rId96" o:title=""/>
           </v:shape>
-          <o:OLEObject Type="Embed" ProgID="Equation.3" ShapeID="_x0000_i1068" DrawAspect="Content" ObjectID="_1729845074" r:id="rId97"/>
+          <o:OLEObject Type="Embed" ProgID="Equation.3" ShapeID="_x0000_i1070" DrawAspect="Content" ObjectID="_1775751225" r:id="rId97"/>
         </w:object>
       </w:r>
       <w:r>
@@ -4911,7 +4909,35 @@
         <w:rPr>
           <w:lang w:val="ru-RU"/>
         </w:rPr>
-        <w:t xml:space="preserve">– сила, прикладена до дротини. В дослідах зі сталлю і германським сріблом </w:t>
+        <w:t xml:space="preserve">– сила, </w:t>
+      </w:r>
+      <w:proofErr w:type="spellStart"/>
+      <w:r>
+        <w:rPr>
+          <w:lang w:val="ru-RU"/>
+        </w:rPr>
+        <w:t>прикладена</w:t>
+      </w:r>
+      <w:proofErr w:type="spellEnd"/>
+      <w:r>
+        <w:rPr>
+          <w:lang w:val="ru-RU"/>
+        </w:rPr>
+        <w:t xml:space="preserve"> до </w:t>
+      </w:r>
+      <w:proofErr w:type="spellStart"/>
+      <w:r>
+        <w:rPr>
+          <w:lang w:val="ru-RU"/>
+        </w:rPr>
+        <w:t>дротини</w:t>
+      </w:r>
+      <w:proofErr w:type="spellEnd"/>
+      <w:r>
+        <w:rPr>
+          <w:lang w:val="ru-RU"/>
+        </w:rPr>
+        <w:t xml:space="preserve">. В дослідах зі сталлю і германським сріблом </w:t>
       </w:r>
       <w:r>
         <w:rPr>
@@ -4992,25 +5018,67 @@
         <w:rPr>
           <w:lang w:val="ru-RU"/>
         </w:rPr>
-        <w:t>знайдено механічний еквівалент теплоти, що дорівнює 4,295 і 4,200 відповідно (</w:t>
+        <w:t xml:space="preserve">знайдено механічний еквівалент теплоти, що дорівнює 4,295 і 4,200 </w:t>
+      </w:r>
+      <w:proofErr w:type="spellStart"/>
+      <w:r>
+        <w:rPr>
+          <w:lang w:val="ru-RU"/>
+        </w:rPr>
+        <w:t>відповідно</w:t>
+      </w:r>
+      <w:proofErr w:type="spellEnd"/>
+      <w:r>
+        <w:rPr>
+          <w:lang w:val="ru-RU"/>
+        </w:rPr>
+        <w:t xml:space="preserve"> (</w:t>
       </w:r>
       <w:r>
         <w:rPr>
           <w:position w:val="-10"/>
           <w:lang w:val="ru-RU"/>
         </w:rPr>
-        <w:object w:dxaOrig="340" w:dyaOrig="340">
-          <v:shape id="_x0000_i1069" type="#_x0000_t75" style="width:16.4pt;height:16.4pt" o:ole="">
+        <w:object w:dxaOrig="340" w:dyaOrig="340" w14:anchorId="735CF4A7">
+          <v:shape id="_x0000_i1071" type="#_x0000_t75" style="width:16.35pt;height:16.35pt" o:ole="">
             <v:imagedata r:id="rId98" o:title=""/>
           </v:shape>
-          <o:OLEObject Type="Embed" ProgID="Equation.3" ShapeID="_x0000_i1069" DrawAspect="Content" ObjectID="_1729845075" r:id="rId99"/>
+          <o:OLEObject Type="Embed" ProgID="Equation.3" ShapeID="_x0000_i1071" DrawAspect="Content" ObjectID="_1775751226" r:id="rId99"/>
         </w:object>
       </w:r>
       <w:r>
         <w:rPr>
           <w:lang w:val="ru-RU"/>
         </w:rPr>
-        <w:t xml:space="preserve"> вимірювалось в калоріях, а сили –</w:t>
+        <w:t xml:space="preserve"> </w:t>
+      </w:r>
+      <w:proofErr w:type="spellStart"/>
+      <w:r>
+        <w:rPr>
+          <w:lang w:val="ru-RU"/>
+        </w:rPr>
+        <w:t>вимірювалось</w:t>
+      </w:r>
+      <w:proofErr w:type="spellEnd"/>
+      <w:r>
+        <w:rPr>
+          <w:lang w:val="ru-RU"/>
+        </w:rPr>
+        <w:t xml:space="preserve"> в </w:t>
+      </w:r>
+      <w:proofErr w:type="spellStart"/>
+      <w:r>
+        <w:rPr>
+          <w:lang w:val="ru-RU"/>
+        </w:rPr>
+        <w:t>калоріях</w:t>
+      </w:r>
+      <w:proofErr w:type="spellEnd"/>
+      <w:r>
+        <w:rPr>
+          <w:lang w:val="ru-RU"/>
+        </w:rPr>
+        <w:t>, а сили –</w:t>
       </w:r>
       <w:r>
         <w:rPr>
@@ -5143,11 +5211,11 @@
                 <w:position w:val="-30"/>
                 <w:lang w:eastAsia="ru-RU"/>
               </w:rPr>
-              <w:object w:dxaOrig="2200" w:dyaOrig="700">
-                <v:shape id="_x0000_i1070" type="#_x0000_t75" style="width:109.6pt;height:35.2pt" o:ole="">
+              <w:object w:dxaOrig="2200" w:dyaOrig="700" w14:anchorId="735CF4A8">
+                <v:shape id="_x0000_i1072" type="#_x0000_t75" style="width:109.65pt;height:35.45pt" o:ole="">
                   <v:imagedata r:id="rId100" o:title=""/>
                 </v:shape>
-                <o:OLEObject Type="Embed" ProgID="Equation.DSMT4" ShapeID="_x0000_i1070" DrawAspect="Content" ObjectID="_1729845076" r:id="rId101"/>
+                <o:OLEObject Type="Embed" ProgID="Equation.DSMT4" ShapeID="_x0000_i1072" DrawAspect="Content" ObjectID="_1775751227" r:id="rId101"/>
               </w:object>
             </w:r>
             <w:r>
@@ -5296,7 +5364,7 @@
     </w:p>
     <w:p>
       <w:pPr>
-        <w:pStyle w:val="Heading1"/>
+        <w:pStyle w:val="1"/>
       </w:pPr>
       <w:r>
         <w:lastRenderedPageBreak/>
@@ -5526,11 +5594,11 @@
                 <w:position w:val="-28"/>
                 <w:lang w:eastAsia="ru-RU"/>
               </w:rPr>
-              <w:object w:dxaOrig="2040" w:dyaOrig="540">
-                <v:shape id="_x0000_i1071" type="#_x0000_t75" style="width:101.2pt;height:27.2pt" o:ole="">
+              <w:object w:dxaOrig="2040" w:dyaOrig="540" w14:anchorId="735CF4A9">
+                <v:shape id="_x0000_i1073" type="#_x0000_t75" style="width:101.45pt;height:27.25pt" o:ole="">
                   <v:imagedata r:id="rId102" o:title=""/>
                 </v:shape>
-                <o:OLEObject Type="Embed" ProgID="Equation.3" ShapeID="_x0000_i1071" DrawAspect="Content" ObjectID="_1729845077" r:id="rId103"/>
+                <o:OLEObject Type="Embed" ProgID="Equation.3" ShapeID="_x0000_i1073" DrawAspect="Content" ObjectID="_1775751228" r:id="rId103"/>
               </w:object>
             </w:r>
             <w:r>
@@ -5640,11 +5708,11 @@
                 <w:position w:val="-6"/>
                 <w:lang w:eastAsia="ru-RU"/>
               </w:rPr>
-              <w:object w:dxaOrig="1719" w:dyaOrig="279">
-                <v:shape id="_x0000_i1072" type="#_x0000_t75" style="width:85.6pt;height:13.6pt" o:ole="">
+              <w:object w:dxaOrig="1719" w:dyaOrig="279" w14:anchorId="735CF4AA">
+                <v:shape id="_x0000_i1074" type="#_x0000_t75" style="width:85.65pt;height:13.65pt" o:ole="">
                   <v:imagedata r:id="rId104" o:title=""/>
                 </v:shape>
-                <o:OLEObject Type="Embed" ProgID="Equation.3" ShapeID="_x0000_i1072" DrawAspect="Content" ObjectID="_1729845078" r:id="rId105"/>
+                <o:OLEObject Type="Embed" ProgID="Equation.3" ShapeID="_x0000_i1074" DrawAspect="Content" ObjectID="_1775751229" r:id="rId105"/>
               </w:object>
             </w:r>
           </w:p>
@@ -5709,11 +5777,11 @@
         <w:rPr>
           <w:position w:val="-10"/>
         </w:rPr>
-        <w:object w:dxaOrig="1219" w:dyaOrig="320">
-          <v:shape id="_x0000_i1073" type="#_x0000_t75" style="width:61.6pt;height:16.4pt" o:ole="">
+        <w:object w:dxaOrig="1219" w:dyaOrig="320" w14:anchorId="735CF4AB">
+          <v:shape id="_x0000_i1075" type="#_x0000_t75" style="width:61.65pt;height:16.35pt" o:ole="">
             <v:imagedata r:id="rId106" o:title=""/>
           </v:shape>
-          <o:OLEObject Type="Embed" ProgID="Equation.3" ShapeID="_x0000_i1073" DrawAspect="Content" ObjectID="_1729845079" r:id="rId107"/>
+          <o:OLEObject Type="Embed" ProgID="Equation.3" ShapeID="_x0000_i1075" DrawAspect="Content" ObjectID="_1775751230" r:id="rId107"/>
         </w:object>
       </w:r>
       <w:r>
@@ -5723,11 +5791,11 @@
         <w:rPr>
           <w:position w:val="-10"/>
         </w:rPr>
-        <w:object w:dxaOrig="1260" w:dyaOrig="320">
-          <v:shape id="_x0000_i1074" type="#_x0000_t75" style="width:63.2pt;height:16.4pt" o:ole="">
+        <w:object w:dxaOrig="1260" w:dyaOrig="320" w14:anchorId="735CF4AC">
+          <v:shape id="_x0000_i1076" type="#_x0000_t75" style="width:63.25pt;height:16.35pt" o:ole="">
             <v:imagedata r:id="rId108" o:title=""/>
           </v:shape>
-          <o:OLEObject Type="Embed" ProgID="Equation.3" ShapeID="_x0000_i1074" DrawAspect="Content" ObjectID="_1729845080" r:id="rId109"/>
+          <o:OLEObject Type="Embed" ProgID="Equation.3" ShapeID="_x0000_i1076" DrawAspect="Content" ObjectID="_1775751231" r:id="rId109"/>
         </w:object>
       </w:r>
       <w:r>
@@ -5777,11 +5845,11 @@
                 <w:position w:val="-6"/>
                 <w:lang w:eastAsia="ru-RU"/>
               </w:rPr>
-              <w:object w:dxaOrig="1780" w:dyaOrig="279">
-                <v:shape id="_x0000_i1075" type="#_x0000_t75" style="width:88.4pt;height:13.6pt" o:ole="">
+              <w:object w:dxaOrig="1780" w:dyaOrig="279" w14:anchorId="735CF4AD">
+                <v:shape id="_x0000_i1077" type="#_x0000_t75" style="width:88.35pt;height:13.65pt" o:ole="">
                   <v:imagedata r:id="rId110" o:title=""/>
                 </v:shape>
-                <o:OLEObject Type="Embed" ProgID="Equation.DSMT4" ShapeID="_x0000_i1075" DrawAspect="Content" ObjectID="_1729845081" r:id="rId111"/>
+                <o:OLEObject Type="Embed" ProgID="Equation.DSMT4" ShapeID="_x0000_i1077" DrawAspect="Content" ObjectID="_1775751232" r:id="rId111"/>
               </w:object>
             </w:r>
             <w:r>
@@ -6008,11 +6076,11 @@
                 <w:position w:val="-30"/>
                 <w:lang w:eastAsia="ru-RU"/>
               </w:rPr>
-              <w:object w:dxaOrig="1180" w:dyaOrig="700">
-                <v:shape id="_x0000_i1076" type="#_x0000_t75" style="width:59.2pt;height:35.2pt" o:ole="">
+              <w:object w:dxaOrig="1180" w:dyaOrig="700" w14:anchorId="735CF4AE">
+                <v:shape id="_x0000_i1078" type="#_x0000_t75" style="width:58.9pt;height:35.45pt" o:ole="">
                   <v:imagedata r:id="rId112" o:title=""/>
                 </v:shape>
-                <o:OLEObject Type="Embed" ProgID="Equation.DSMT4" ShapeID="_x0000_i1076" DrawAspect="Content" ObjectID="_1729845082" r:id="rId113"/>
+                <o:OLEObject Type="Embed" ProgID="Equation.DSMT4" ShapeID="_x0000_i1078" DrawAspect="Content" ObjectID="_1775751233" r:id="rId113"/>
               </w:object>
             </w:r>
             <w:r>
@@ -6023,11 +6091,11 @@
                 <w:position w:val="-30"/>
                 <w:lang w:eastAsia="ru-RU"/>
               </w:rPr>
-              <w:object w:dxaOrig="1320" w:dyaOrig="700">
-                <v:shape id="_x0000_i1077" type="#_x0000_t75" style="width:66pt;height:35.2pt" o:ole="">
+              <w:object w:dxaOrig="1320" w:dyaOrig="700" w14:anchorId="735CF4AF">
+                <v:shape id="_x0000_i1079" type="#_x0000_t75" style="width:66pt;height:35.45pt" o:ole="">
                   <v:imagedata r:id="rId114" o:title=""/>
                 </v:shape>
-                <o:OLEObject Type="Embed" ProgID="Equation.3" ShapeID="_x0000_i1077" DrawAspect="Content" ObjectID="_1729845083" r:id="rId115"/>
+                <o:OLEObject Type="Embed" ProgID="Equation.3" ShapeID="_x0000_i1079" DrawAspect="Content" ObjectID="_1775751234" r:id="rId115"/>
               </w:object>
             </w:r>
           </w:p>
@@ -6101,11 +6169,11 @@
                 <w:position w:val="-32"/>
                 <w:lang w:eastAsia="ru-RU"/>
               </w:rPr>
-              <w:object w:dxaOrig="1460" w:dyaOrig="760">
-                <v:shape id="_x0000_i1078" type="#_x0000_t75" style="width:73.6pt;height:38.4pt" o:ole="">
+              <w:object w:dxaOrig="1460" w:dyaOrig="760" w14:anchorId="735CF4B0">
+                <v:shape id="_x0000_i1080" type="#_x0000_t75" style="width:73.65pt;height:38.2pt" o:ole="">
                   <v:imagedata r:id="rId116" o:title=""/>
                 </v:shape>
-                <o:OLEObject Type="Embed" ProgID="Equation.3" ShapeID="_x0000_i1078" DrawAspect="Content" ObjectID="_1729845084" r:id="rId117"/>
+                <o:OLEObject Type="Embed" ProgID="Equation.3" ShapeID="_x0000_i1080" DrawAspect="Content" ObjectID="_1775751235" r:id="rId117"/>
               </w:object>
             </w:r>
             <w:r>
@@ -6116,11 +6184,11 @@
                 <w:position w:val="-32"/>
                 <w:lang w:eastAsia="ru-RU"/>
               </w:rPr>
-              <w:object w:dxaOrig="2079" w:dyaOrig="760">
-                <v:shape id="_x0000_i1079" type="#_x0000_t75" style="width:103.6pt;height:38.4pt" o:ole="">
+              <w:object w:dxaOrig="2079" w:dyaOrig="760" w14:anchorId="735CF4B1">
+                <v:shape id="_x0000_i1081" type="#_x0000_t75" style="width:103.65pt;height:38.2pt" o:ole="">
                   <v:imagedata r:id="rId118" o:title=""/>
                 </v:shape>
-                <o:OLEObject Type="Embed" ProgID="Equation.3" ShapeID="_x0000_i1079" DrawAspect="Content" ObjectID="_1729845085" r:id="rId119"/>
+                <o:OLEObject Type="Embed" ProgID="Equation.3" ShapeID="_x0000_i1081" DrawAspect="Content" ObjectID="_1775751236" r:id="rId119"/>
               </w:object>
             </w:r>
           </w:p>
@@ -6213,11 +6281,11 @@
                 <w:position w:val="-30"/>
                 <w:lang w:eastAsia="ru-RU"/>
               </w:rPr>
-              <w:object w:dxaOrig="4227" w:dyaOrig="963">
-                <v:shape id="_x0000_i1080" type="#_x0000_t75" style="width:160.4pt;height:37.6pt" o:ole="">
+              <w:object w:dxaOrig="4227" w:dyaOrig="963" w14:anchorId="735CF4B2">
+                <v:shape id="_x0000_i1082" type="#_x0000_t75" style="width:160.35pt;height:37.65pt" o:ole="">
                   <v:imagedata r:id="rId120" o:title=""/>
                 </v:shape>
-                <o:OLEObject Type="Embed" ProgID="Equation.3" ShapeID="_x0000_i1080" DrawAspect="Content" ObjectID="_1729845086" r:id="rId121"/>
+                <o:OLEObject Type="Embed" ProgID="Equation.3" ShapeID="_x0000_i1082" DrawAspect="Content" ObjectID="_1775751237" r:id="rId121"/>
               </w:object>
             </w:r>
             <w:r>
@@ -6619,11 +6687,11 @@
                 <w:position w:val="-10"/>
                 <w:lang w:eastAsia="ru-RU"/>
               </w:rPr>
-              <w:object w:dxaOrig="5040" w:dyaOrig="320">
-                <v:shape id="_x0000_i1081" type="#_x0000_t75" style="width:252pt;height:16.4pt" o:ole="">
+              <w:object w:dxaOrig="5040" w:dyaOrig="320" w14:anchorId="735CF4B3">
+                <v:shape id="_x0000_i1083" type="#_x0000_t75" style="width:252pt;height:16.35pt" o:ole="">
                   <v:imagedata r:id="rId122" o:title=""/>
                 </v:shape>
-                <o:OLEObject Type="Embed" ProgID="Equation.DSMT4" ShapeID="_x0000_i1081" DrawAspect="Content" ObjectID="_1729845087" r:id="rId123"/>
+                <o:OLEObject Type="Embed" ProgID="Equation.DSMT4" ShapeID="_x0000_i1083" DrawAspect="Content" ObjectID="_1775751238" r:id="rId123"/>
               </w:object>
             </w:r>
             <w:r>
@@ -6767,11 +6835,11 @@
                 <w:position w:val="-30"/>
                 <w:lang w:eastAsia="ru-RU"/>
               </w:rPr>
-              <w:object w:dxaOrig="1180" w:dyaOrig="700">
-                <v:shape id="_x0000_i1082" type="#_x0000_t75" style="width:58.4pt;height:35.2pt" o:ole="">
+              <w:object w:dxaOrig="1180" w:dyaOrig="700" w14:anchorId="735CF4B4">
+                <v:shape id="_x0000_i1084" type="#_x0000_t75" style="width:58.35pt;height:35.45pt" o:ole="">
                   <v:imagedata r:id="rId124" o:title=""/>
                 </v:shape>
-                <o:OLEObject Type="Embed" ProgID="Equation.3" ShapeID="_x0000_i1082" DrawAspect="Content" ObjectID="_1729845088" r:id="rId125"/>
+                <o:OLEObject Type="Embed" ProgID="Equation.3" ShapeID="_x0000_i1084" DrawAspect="Content" ObjectID="_1775751239" r:id="rId125"/>
               </w:object>
             </w:r>
             <w:r>
@@ -6782,11 +6850,11 @@
                 <w:position w:val="-30"/>
                 <w:lang w:eastAsia="ru-RU"/>
               </w:rPr>
-              <w:object w:dxaOrig="1180" w:dyaOrig="700">
-                <v:shape id="_x0000_i1083" type="#_x0000_t75" style="width:58.4pt;height:35.2pt" o:ole="">
+              <w:object w:dxaOrig="1180" w:dyaOrig="700" w14:anchorId="735CF4B5">
+                <v:shape id="_x0000_i1085" type="#_x0000_t75" style="width:58.35pt;height:35.45pt" o:ole="">
                   <v:imagedata r:id="rId126" o:title=""/>
                 </v:shape>
-                <o:OLEObject Type="Embed" ProgID="Equation.3" ShapeID="_x0000_i1083" DrawAspect="Content" ObjectID="_1729845089" r:id="rId127"/>
+                <o:OLEObject Type="Embed" ProgID="Equation.3" ShapeID="_x0000_i1085" DrawAspect="Content" ObjectID="_1775751240" r:id="rId127"/>
               </w:object>
             </w:r>
           </w:p>
@@ -6839,11 +6907,11 @@
                 <w:position w:val="-32"/>
                 <w:lang w:eastAsia="ru-RU"/>
               </w:rPr>
-              <w:object w:dxaOrig="1480" w:dyaOrig="760">
-                <v:shape id="_x0000_i1084" type="#_x0000_t75" style="width:73.6pt;height:38.4pt" o:ole="">
+              <w:object w:dxaOrig="1480" w:dyaOrig="760" w14:anchorId="735CF4B6">
+                <v:shape id="_x0000_i1086" type="#_x0000_t75" style="width:73.65pt;height:38.2pt" o:ole="">
                   <v:imagedata r:id="rId128" o:title=""/>
                 </v:shape>
-                <o:OLEObject Type="Embed" ProgID="Equation.3" ShapeID="_x0000_i1084" DrawAspect="Content" ObjectID="_1729845090" r:id="rId129"/>
+                <o:OLEObject Type="Embed" ProgID="Equation.3" ShapeID="_x0000_i1086" DrawAspect="Content" ObjectID="_1775751241" r:id="rId129"/>
               </w:object>
             </w:r>
             <w:r>
@@ -6854,11 +6922,11 @@
                 <w:position w:val="-32"/>
                 <w:lang w:eastAsia="ru-RU"/>
               </w:rPr>
-              <w:object w:dxaOrig="2140" w:dyaOrig="760">
-                <v:shape id="_x0000_i1085" type="#_x0000_t75" style="width:106.4pt;height:38.4pt" o:ole="">
+              <w:object w:dxaOrig="2140" w:dyaOrig="760" w14:anchorId="735CF4B7">
+                <v:shape id="_x0000_i1087" type="#_x0000_t75" style="width:106.35pt;height:38.2pt" o:ole="">
                   <v:imagedata r:id="rId130" o:title=""/>
                 </v:shape>
-                <o:OLEObject Type="Embed" ProgID="Equation.3" ShapeID="_x0000_i1085" DrawAspect="Content" ObjectID="_1729845091" r:id="rId131"/>
+                <o:OLEObject Type="Embed" ProgID="Equation.3" ShapeID="_x0000_i1087" DrawAspect="Content" ObjectID="_1775751242" r:id="rId131"/>
               </w:object>
             </w:r>
           </w:p>
@@ -6911,11 +6979,11 @@
                 <w:position w:val="-30"/>
                 <w:lang w:eastAsia="ru-RU"/>
               </w:rPr>
-              <w:object w:dxaOrig="1680" w:dyaOrig="700">
-                <v:shape id="_x0000_i1086" type="#_x0000_t75" style="width:84pt;height:35.2pt" o:ole="">
+              <w:object w:dxaOrig="1680" w:dyaOrig="700" w14:anchorId="735CF4B8">
+                <v:shape id="_x0000_i1088" type="#_x0000_t75" style="width:84pt;height:35.45pt" o:ole="">
                   <v:imagedata r:id="rId132" o:title=""/>
                 </v:shape>
-                <o:OLEObject Type="Embed" ProgID="Equation.3" ShapeID="_x0000_i1086" DrawAspect="Content" ObjectID="_1729845092" r:id="rId133"/>
+                <o:OLEObject Type="Embed" ProgID="Equation.3" ShapeID="_x0000_i1088" DrawAspect="Content" ObjectID="_1775751243" r:id="rId133"/>
               </w:object>
             </w:r>
           </w:p>
@@ -7008,11 +7076,11 @@
                 <w:position w:val="-6"/>
                 <w:lang w:eastAsia="ru-RU"/>
               </w:rPr>
-              <w:object w:dxaOrig="1920" w:dyaOrig="320">
-                <v:shape id="_x0000_i1087" type="#_x0000_t75" style="width:96pt;height:16.4pt" o:ole="">
+              <w:object w:dxaOrig="1920" w:dyaOrig="320" w14:anchorId="735CF4B9">
+                <v:shape id="_x0000_i1089" type="#_x0000_t75" style="width:96pt;height:16.35pt" o:ole="">
                   <v:imagedata r:id="rId134" o:title=""/>
                 </v:shape>
-                <o:OLEObject Type="Embed" ProgID="Equation.3" ShapeID="_x0000_i1087" DrawAspect="Content" ObjectID="_1729845093" r:id="rId135"/>
+                <o:OLEObject Type="Embed" ProgID="Equation.3" ShapeID="_x0000_i1089" DrawAspect="Content" ObjectID="_1775751244" r:id="rId135"/>
               </w:object>
             </w:r>
             <w:r>
@@ -7141,11 +7209,11 @@
                 <w:position w:val="-6"/>
                 <w:lang w:eastAsia="ru-RU"/>
               </w:rPr>
-              <w:object w:dxaOrig="1060" w:dyaOrig="279">
-                <v:shape id="_x0000_i1088" type="#_x0000_t75" style="width:52.4pt;height:13.6pt" o:ole="">
+              <w:object w:dxaOrig="1060" w:dyaOrig="279" w14:anchorId="735CF4BA">
+                <v:shape id="_x0000_i1090" type="#_x0000_t75" style="width:52.35pt;height:13.65pt" o:ole="">
                   <v:imagedata r:id="rId136" o:title=""/>
                 </v:shape>
-                <o:OLEObject Type="Embed" ProgID="Equation.3" ShapeID="_x0000_i1088" DrawAspect="Content" ObjectID="_1729845094" r:id="rId137"/>
+                <o:OLEObject Type="Embed" ProgID="Equation.3" ShapeID="_x0000_i1090" DrawAspect="Content" ObjectID="_1775751245" r:id="rId137"/>
               </w:object>
             </w:r>
             <w:r>
@@ -7225,11 +7293,11 @@
                 <w:position w:val="-12"/>
                 <w:lang w:eastAsia="ru-RU"/>
               </w:rPr>
-              <w:object w:dxaOrig="4680" w:dyaOrig="360">
-                <v:shape id="_x0000_i1089" type="#_x0000_t75" style="width:234pt;height:18pt" o:ole="">
+              <w:object w:dxaOrig="4680" w:dyaOrig="360" w14:anchorId="735CF4BB">
+                <v:shape id="_x0000_i1091" type="#_x0000_t75" style="width:234pt;height:18pt" o:ole="">
                   <v:imagedata r:id="rId138" o:title=""/>
                 </v:shape>
-                <o:OLEObject Type="Embed" ProgID="Equation.DSMT4" ShapeID="_x0000_i1089" DrawAspect="Content" ObjectID="_1729845095" r:id="rId139"/>
+                <o:OLEObject Type="Embed" ProgID="Equation.DSMT4" ShapeID="_x0000_i1091" DrawAspect="Content" ObjectID="_1775751246" r:id="rId139"/>
               </w:object>
             </w:r>
             <w:r>
@@ -7280,32 +7348,18 @@
               <w:rPr>
                 <w:lang w:val="en-US"/>
               </w:rPr>
-              <w:t xml:space="preserve">S, P – </w:t>
-            </w:r>
-            <w:proofErr w:type="spellStart"/>
-            <w:r>
-              <w:rPr>
-                <w:lang w:val="en-US"/>
-              </w:rPr>
-              <w:t>const</w:t>
-            </w:r>
-            <w:proofErr w:type="spellEnd"/>
-            <w:r>
-              <w:rPr>
-                <w:lang w:val="en-US"/>
-              </w:rPr>
-              <w:t xml:space="preserve"> </w:t>
+              <w:t xml:space="preserve">S, P – const </w:t>
             </w:r>
             <w:r>
               <w:rPr>
                 <w:position w:val="-14"/>
                 <w:lang w:eastAsia="ru-RU"/>
               </w:rPr>
-              <w:object w:dxaOrig="1700" w:dyaOrig="380">
-                <v:shape id="_x0000_i1090" type="#_x0000_t75" style="width:85.6pt;height:19.6pt" o:ole="">
+              <w:object w:dxaOrig="1700" w:dyaOrig="380" w14:anchorId="735CF4BC">
+                <v:shape id="_x0000_i1092" type="#_x0000_t75" style="width:85.65pt;height:19.65pt" o:ole="">
                   <v:imagedata r:id="rId140" o:title=""/>
                 </v:shape>
-                <o:OLEObject Type="Embed" ProgID="Equation.3" ShapeID="_x0000_i1090" DrawAspect="Content" ObjectID="_1729845096" r:id="rId141"/>
+                <o:OLEObject Type="Embed" ProgID="Equation.3" ShapeID="_x0000_i1092" DrawAspect="Content" ObjectID="_1775751247" r:id="rId141"/>
               </w:object>
             </w:r>
           </w:p>
@@ -7453,11 +7507,11 @@
                 <w:position w:val="-10"/>
                 <w:lang w:eastAsia="ru-RU"/>
               </w:rPr>
-              <w:object w:dxaOrig="4160" w:dyaOrig="320">
-                <v:shape id="_x0000_i1091" type="#_x0000_t75" style="width:208.4pt;height:16.4pt" o:ole="">
+              <w:object w:dxaOrig="4160" w:dyaOrig="320" w14:anchorId="735CF4BD">
+                <v:shape id="_x0000_i1093" type="#_x0000_t75" style="width:208.35pt;height:16.35pt" o:ole="">
                   <v:imagedata r:id="rId142" o:title=""/>
                 </v:shape>
-                <o:OLEObject Type="Embed" ProgID="Equation.DSMT4" ShapeID="_x0000_i1091" DrawAspect="Content" ObjectID="_1729845097" r:id="rId143"/>
+                <o:OLEObject Type="Embed" ProgID="Equation.DSMT4" ShapeID="_x0000_i1093" DrawAspect="Content" ObjectID="_1775751248" r:id="rId143"/>
               </w:object>
             </w:r>
             <w:r>
@@ -7563,11 +7617,11 @@
                 <w:position w:val="-6"/>
                 <w:lang w:eastAsia="ru-RU"/>
               </w:rPr>
-              <w:object w:dxaOrig="1860" w:dyaOrig="279">
-                <v:shape id="_x0000_i1092" type="#_x0000_t75" style="width:93.2pt;height:13.6pt" o:ole="">
+              <w:object w:dxaOrig="1860" w:dyaOrig="279" w14:anchorId="735CF4BE">
+                <v:shape id="_x0000_i1094" type="#_x0000_t75" style="width:93.25pt;height:13.65pt" o:ole="">
                   <v:imagedata r:id="rId144" o:title=""/>
                 </v:shape>
-                <o:OLEObject Type="Embed" ProgID="Equation.3" ShapeID="_x0000_i1092" DrawAspect="Content" ObjectID="_1729845098" r:id="rId145"/>
+                <o:OLEObject Type="Embed" ProgID="Equation.3" ShapeID="_x0000_i1094" DrawAspect="Content" ObjectID="_1775751249" r:id="rId145"/>
               </w:object>
             </w:r>
             <w:r>
@@ -7705,11 +7759,11 @@
                 <w:position w:val="-6"/>
                 <w:lang w:eastAsia="ru-RU"/>
               </w:rPr>
-              <w:object w:dxaOrig="1219" w:dyaOrig="279">
-                <v:shape id="_x0000_i1093" type="#_x0000_t75" style="width:61.6pt;height:13.6pt" o:ole="">
+              <w:object w:dxaOrig="1219" w:dyaOrig="279" w14:anchorId="735CF4BF">
+                <v:shape id="_x0000_i1095" type="#_x0000_t75" style="width:61.65pt;height:13.65pt" o:ole="">
                   <v:imagedata r:id="rId146" o:title=""/>
                 </v:shape>
-                <o:OLEObject Type="Embed" ProgID="Equation.3" ShapeID="_x0000_i1093" DrawAspect="Content" ObjectID="_1729845099" r:id="rId147"/>
+                <o:OLEObject Type="Embed" ProgID="Equation.3" ShapeID="_x0000_i1095" DrawAspect="Content" ObjectID="_1775751250" r:id="rId147"/>
               </w:object>
             </w:r>
             <w:r>
@@ -7778,11 +7832,11 @@
                 <w:position w:val="-30"/>
                 <w:lang w:eastAsia="ru-RU"/>
               </w:rPr>
-              <w:object w:dxaOrig="1280" w:dyaOrig="700">
-                <v:shape id="_x0000_i1094" type="#_x0000_t75" style="width:64.4pt;height:35.2pt" o:ole="">
+              <w:object w:dxaOrig="1280" w:dyaOrig="700" w14:anchorId="735CF4C0">
+                <v:shape id="_x0000_i1096" type="#_x0000_t75" style="width:64.35pt;height:35.45pt" o:ole="">
                   <v:imagedata r:id="rId148" o:title=""/>
                 </v:shape>
-                <o:OLEObject Type="Embed" ProgID="Equation.3" ShapeID="_x0000_i1094" DrawAspect="Content" ObjectID="_1729845100" r:id="rId149"/>
+                <o:OLEObject Type="Embed" ProgID="Equation.3" ShapeID="_x0000_i1096" DrawAspect="Content" ObjectID="_1775751251" r:id="rId149"/>
               </w:object>
             </w:r>
             <w:r>
@@ -7793,11 +7847,11 @@
                 <w:position w:val="-30"/>
                 <w:lang w:eastAsia="ru-RU"/>
               </w:rPr>
-              <w:object w:dxaOrig="1300" w:dyaOrig="700">
-                <v:shape id="_x0000_i1095" type="#_x0000_t75" style="width:64.4pt;height:35.2pt" o:ole="">
+              <w:object w:dxaOrig="1300" w:dyaOrig="700" w14:anchorId="735CF4C1">
+                <v:shape id="_x0000_i1097" type="#_x0000_t75" style="width:64.35pt;height:35.45pt" o:ole="">
                   <v:imagedata r:id="rId150" o:title=""/>
                 </v:shape>
-                <o:OLEObject Type="Embed" ProgID="Equation.3" ShapeID="_x0000_i1095" DrawAspect="Content" ObjectID="_1729845101" r:id="rId151"/>
+                <o:OLEObject Type="Embed" ProgID="Equation.3" ShapeID="_x0000_i1097" DrawAspect="Content" ObjectID="_1775751252" r:id="rId151"/>
               </w:object>
             </w:r>
           </w:p>
@@ -7852,11 +7906,11 @@
                 <w:position w:val="-32"/>
                 <w:lang w:eastAsia="ru-RU"/>
               </w:rPr>
-              <w:object w:dxaOrig="1600" w:dyaOrig="760">
-                <v:shape id="_x0000_i1096" type="#_x0000_t75" style="width:79.6pt;height:38.4pt" o:ole="">
+              <w:object w:dxaOrig="1600" w:dyaOrig="760" w14:anchorId="735CF4C2">
+                <v:shape id="_x0000_i1098" type="#_x0000_t75" style="width:79.65pt;height:38.2pt" o:ole="">
                   <v:imagedata r:id="rId152" o:title=""/>
                 </v:shape>
-                <o:OLEObject Type="Embed" ProgID="Equation.3" ShapeID="_x0000_i1096" DrawAspect="Content" ObjectID="_1729845102" r:id="rId153"/>
+                <o:OLEObject Type="Embed" ProgID="Equation.3" ShapeID="_x0000_i1098" DrawAspect="Content" ObjectID="_1775751253" r:id="rId153"/>
               </w:object>
             </w:r>
             <w:r>
@@ -7867,11 +7921,11 @@
                 <w:position w:val="-32"/>
                 <w:lang w:eastAsia="ru-RU"/>
               </w:rPr>
-              <w:object w:dxaOrig="2439" w:dyaOrig="760">
-                <v:shape id="_x0000_i1097" type="#_x0000_t75" style="width:122pt;height:38.4pt" o:ole="">
+              <w:object w:dxaOrig="2439" w:dyaOrig="760" w14:anchorId="735CF4C3">
+                <v:shape id="_x0000_i1099" type="#_x0000_t75" style="width:122.2pt;height:38.2pt" o:ole="">
                   <v:imagedata r:id="rId154" o:title=""/>
                 </v:shape>
-                <o:OLEObject Type="Embed" ProgID="Equation.DSMT4" ShapeID="_x0000_i1097" DrawAspect="Content" ObjectID="_1729845103" r:id="rId155"/>
+                <o:OLEObject Type="Embed" ProgID="Equation.DSMT4" ShapeID="_x0000_i1099" DrawAspect="Content" ObjectID="_1775751254" r:id="rId155"/>
               </w:object>
             </w:r>
           </w:p>
@@ -7933,11 +7987,11 @@
                 <w:position w:val="-30"/>
                 <w:lang w:eastAsia="ru-RU"/>
               </w:rPr>
-              <w:object w:dxaOrig="1680" w:dyaOrig="700">
-                <v:shape id="_x0000_i1098" type="#_x0000_t75" style="width:84pt;height:35.2pt" o:ole="">
+              <w:object w:dxaOrig="1680" w:dyaOrig="700" w14:anchorId="735CF4C4">
+                <v:shape id="_x0000_i1100" type="#_x0000_t75" style="width:84pt;height:35.45pt" o:ole="">
                   <v:imagedata r:id="rId156" o:title=""/>
                 </v:shape>
-                <o:OLEObject Type="Embed" ProgID="Equation.3" ShapeID="_x0000_i1098" DrawAspect="Content" ObjectID="_1729845104" r:id="rId157"/>
+                <o:OLEObject Type="Embed" ProgID="Equation.3" ShapeID="_x0000_i1100" DrawAspect="Content" ObjectID="_1775751255" r:id="rId157"/>
               </w:object>
             </w:r>
           </w:p>
@@ -8106,11 +8160,11 @@
                 <w:position w:val="-10"/>
                 <w:lang w:eastAsia="ru-RU"/>
               </w:rPr>
-              <w:object w:dxaOrig="4640" w:dyaOrig="320">
-                <v:shape id="_x0000_i1099" type="#_x0000_t75" style="width:231.6pt;height:16.4pt" o:ole="">
+              <w:object w:dxaOrig="4640" w:dyaOrig="320" w14:anchorId="735CF4C5">
+                <v:shape id="_x0000_i1101" type="#_x0000_t75" style="width:231.25pt;height:16.35pt" o:ole="">
                   <v:imagedata r:id="rId158" o:title=""/>
                 </v:shape>
-                <o:OLEObject Type="Embed" ProgID="Equation.DSMT4" ShapeID="_x0000_i1099" DrawAspect="Content" ObjectID="_1729845105" r:id="rId159"/>
+                <o:OLEObject Type="Embed" ProgID="Equation.DSMT4" ShapeID="_x0000_i1101" DrawAspect="Content" ObjectID="_1775751256" r:id="rId159"/>
               </w:object>
             </w:r>
             <w:r>
@@ -8264,11 +8318,11 @@
                 <w:position w:val="-12"/>
                 <w:lang w:eastAsia="ru-RU"/>
               </w:rPr>
-              <w:object w:dxaOrig="1359" w:dyaOrig="360">
-                <v:shape id="_x0000_i1100" type="#_x0000_t75" style="width:68.4pt;height:18.8pt" o:ole="">
+              <w:object w:dxaOrig="1359" w:dyaOrig="360" w14:anchorId="735CF4C6">
+                <v:shape id="_x0000_i1102" type="#_x0000_t75" style="width:68.2pt;height:18.55pt" o:ole="">
                   <v:imagedata r:id="rId160" o:title=""/>
                 </v:shape>
-                <o:OLEObject Type="Embed" ProgID="Equation.DSMT4" ShapeID="_x0000_i1100" DrawAspect="Content" ObjectID="_1729845106" r:id="rId161"/>
+                <o:OLEObject Type="Embed" ProgID="Equation.DSMT4" ShapeID="_x0000_i1102" DrawAspect="Content" ObjectID="_1775751257" r:id="rId161"/>
               </w:object>
             </w:r>
             <w:r>
@@ -8345,11 +8399,11 @@
                 <w:position w:val="-14"/>
                 <w:lang w:eastAsia="ru-RU"/>
               </w:rPr>
-              <w:object w:dxaOrig="1800" w:dyaOrig="380">
-                <v:shape id="_x0000_i1101" type="#_x0000_t75" style="width:89.2pt;height:19.6pt" o:ole="">
+              <w:object w:dxaOrig="1800" w:dyaOrig="380" w14:anchorId="735CF4C7">
+                <v:shape id="_x0000_i1103" type="#_x0000_t75" style="width:89.45pt;height:19.65pt" o:ole="">
                   <v:imagedata r:id="rId162" o:title=""/>
                 </v:shape>
-                <o:OLEObject Type="Embed" ProgID="Equation.DSMT4" ShapeID="_x0000_i1101" DrawAspect="Content" ObjectID="_1729845107" r:id="rId163"/>
+                <o:OLEObject Type="Embed" ProgID="Equation.DSMT4" ShapeID="_x0000_i1103" DrawAspect="Content" ObjectID="_1775751258" r:id="rId163"/>
               </w:object>
             </w:r>
             <w:r>
@@ -8420,11 +8474,11 @@
                 <w:position w:val="-30"/>
                 <w:lang w:eastAsia="ru-RU"/>
               </w:rPr>
-              <w:object w:dxaOrig="1300" w:dyaOrig="700">
-                <v:shape id="_x0000_i1102" type="#_x0000_t75" style="width:64.4pt;height:35.2pt" o:ole="">
+              <w:object w:dxaOrig="1300" w:dyaOrig="700" w14:anchorId="735CF4C8">
+                <v:shape id="_x0000_i1104" type="#_x0000_t75" style="width:64.35pt;height:35.45pt" o:ole="">
                   <v:imagedata r:id="rId164" o:title=""/>
                 </v:shape>
-                <o:OLEObject Type="Embed" ProgID="Equation.3" ShapeID="_x0000_i1102" DrawAspect="Content" ObjectID="_1729845108" r:id="rId165"/>
+                <o:OLEObject Type="Embed" ProgID="Equation.3" ShapeID="_x0000_i1104" DrawAspect="Content" ObjectID="_1775751259" r:id="rId165"/>
               </w:object>
             </w:r>
             <w:r>
@@ -8435,11 +8489,11 @@
                 <w:position w:val="-30"/>
                 <w:lang w:eastAsia="ru-RU"/>
               </w:rPr>
-              <w:object w:dxaOrig="1160" w:dyaOrig="700">
-                <v:shape id="_x0000_i1103" type="#_x0000_t75" style="width:58.4pt;height:35.2pt" o:ole="">
+              <w:object w:dxaOrig="1160" w:dyaOrig="700" w14:anchorId="735CF4C9">
+                <v:shape id="_x0000_i1105" type="#_x0000_t75" style="width:58.35pt;height:35.45pt" o:ole="">
                   <v:imagedata r:id="rId166" o:title=""/>
                 </v:shape>
-                <o:OLEObject Type="Embed" ProgID="Equation.3" ShapeID="_x0000_i1103" DrawAspect="Content" ObjectID="_1729845109" r:id="rId167"/>
+                <o:OLEObject Type="Embed" ProgID="Equation.3" ShapeID="_x0000_i1105" DrawAspect="Content" ObjectID="_1775751260" r:id="rId167"/>
               </w:object>
             </w:r>
           </w:p>
@@ -8497,11 +8551,11 @@
                 <w:position w:val="-32"/>
                 <w:lang w:eastAsia="ru-RU"/>
               </w:rPr>
-              <w:object w:dxaOrig="1740" w:dyaOrig="760">
-                <v:shape id="_x0000_i1104" type="#_x0000_t75" style="width:87.2pt;height:38.4pt" o:ole="">
+              <w:object w:dxaOrig="1740" w:dyaOrig="760" w14:anchorId="735CF4CA">
+                <v:shape id="_x0000_i1106" type="#_x0000_t75" style="width:87.25pt;height:38.2pt" o:ole="">
                   <v:imagedata r:id="rId168" o:title=""/>
                 </v:shape>
-                <o:OLEObject Type="Embed" ProgID="Equation.3" ShapeID="_x0000_i1104" DrawAspect="Content" ObjectID="_1729845110" r:id="rId169"/>
+                <o:OLEObject Type="Embed" ProgID="Equation.3" ShapeID="_x0000_i1106" DrawAspect="Content" ObjectID="_1775751261" r:id="rId169"/>
               </w:object>
             </w:r>
             <w:r>
@@ -8512,11 +8566,11 @@
                 <w:position w:val="-32"/>
                 <w:lang w:eastAsia="ru-RU"/>
               </w:rPr>
-              <w:object w:dxaOrig="1880" w:dyaOrig="760">
-                <v:shape id="_x0000_i1105" type="#_x0000_t75" style="width:94.4pt;height:38.4pt" o:ole="">
+              <w:object w:dxaOrig="1880" w:dyaOrig="760" w14:anchorId="735CF4CB">
+                <v:shape id="_x0000_i1107" type="#_x0000_t75" style="width:94.35pt;height:38.2pt" o:ole="">
                   <v:imagedata r:id="rId170" o:title=""/>
                 </v:shape>
-                <o:OLEObject Type="Embed" ProgID="Equation.3" ShapeID="_x0000_i1105" DrawAspect="Content" ObjectID="_1729845111" r:id="rId171"/>
+                <o:OLEObject Type="Embed" ProgID="Equation.3" ShapeID="_x0000_i1107" DrawAspect="Content" ObjectID="_1775751262" r:id="rId171"/>
               </w:object>
             </w:r>
           </w:p>
@@ -8574,11 +8628,11 @@
                 <w:position w:val="-30"/>
                 <w:lang w:eastAsia="ru-RU"/>
               </w:rPr>
-              <w:object w:dxaOrig="1820" w:dyaOrig="700">
-                <v:shape id="_x0000_i1106" type="#_x0000_t75" style="width:91.6pt;height:35.2pt" o:ole="">
+              <w:object w:dxaOrig="1820" w:dyaOrig="700" w14:anchorId="735CF4CC">
+                <v:shape id="_x0000_i1108" type="#_x0000_t75" style="width:91.65pt;height:35.45pt" o:ole="">
                   <v:imagedata r:id="rId172" o:title=""/>
                 </v:shape>
-                <o:OLEObject Type="Embed" ProgID="Equation.3" ShapeID="_x0000_i1106" DrawAspect="Content" ObjectID="_1729845112" r:id="rId173"/>
+                <o:OLEObject Type="Embed" ProgID="Equation.3" ShapeID="_x0000_i1108" DrawAspect="Content" ObjectID="_1775751263" r:id="rId173"/>
               </w:object>
             </w:r>
             <w:r>
@@ -8685,11 +8739,11 @@
         <w:rPr>
           <w:position w:val="-10"/>
         </w:rPr>
-        <w:object w:dxaOrig="1260" w:dyaOrig="320">
-          <v:shape id="_x0000_i1107" type="#_x0000_t75" style="width:63.2pt;height:16.4pt" o:ole="">
+        <w:object w:dxaOrig="1260" w:dyaOrig="320" w14:anchorId="735CF4CD">
+          <v:shape id="_x0000_i1109" type="#_x0000_t75" style="width:63.25pt;height:16.35pt" o:ole="">
             <v:imagedata r:id="rId174" o:title=""/>
           </v:shape>
-          <o:OLEObject Type="Embed" ProgID="Equation.3" ShapeID="_x0000_i1107" DrawAspect="Content" ObjectID="_1729845113" r:id="rId175"/>
+          <o:OLEObject Type="Embed" ProgID="Equation.3" ShapeID="_x0000_i1109" DrawAspect="Content" ObjectID="_1775751264" r:id="rId175"/>
         </w:object>
       </w:r>
       <w:r>
@@ -8759,11 +8813,11 @@
         <w:rPr>
           <w:position w:val="-30"/>
         </w:rPr>
-        <w:object w:dxaOrig="940" w:dyaOrig="700">
-          <v:shape id="_x0000_i1108" type="#_x0000_t75" style="width:46.4pt;height:34.4pt" o:ole="">
+        <w:object w:dxaOrig="940" w:dyaOrig="700" w14:anchorId="735CF4CE">
+          <v:shape id="_x0000_i1110" type="#_x0000_t75" style="width:46.35pt;height:34.35pt" o:ole="">
             <v:imagedata r:id="rId176" o:title=""/>
           </v:shape>
-          <o:OLEObject Type="Embed" ProgID="Equation.3" ShapeID="_x0000_i1108" DrawAspect="Content" ObjectID="_1729845114" r:id="rId177"/>
+          <o:OLEObject Type="Embed" ProgID="Equation.3" ShapeID="_x0000_i1110" DrawAspect="Content" ObjectID="_1775751265" r:id="rId177"/>
         </w:object>
       </w:r>
       <w:r>
@@ -8835,11 +8889,11 @@
                 <w:position w:val="-10"/>
                 <w:lang w:eastAsia="ru-RU"/>
               </w:rPr>
-              <w:object w:dxaOrig="2540" w:dyaOrig="320">
-                <v:shape id="_x0000_i1109" type="#_x0000_t75" style="width:127.6pt;height:16.4pt" o:ole="">
+              <w:object w:dxaOrig="2540" w:dyaOrig="320" w14:anchorId="735CF4CF">
+                <v:shape id="_x0000_i1111" type="#_x0000_t75" style="width:127.65pt;height:16.35pt" o:ole="">
                   <v:imagedata r:id="rId178" o:title=""/>
                 </v:shape>
-                <o:OLEObject Type="Embed" ProgID="Equation.3" ShapeID="_x0000_i1109" DrawAspect="Content" ObjectID="_1729845115" r:id="rId179"/>
+                <o:OLEObject Type="Embed" ProgID="Equation.3" ShapeID="_x0000_i1111" DrawAspect="Content" ObjectID="_1775751266" r:id="rId179"/>
               </w:object>
             </w:r>
             <w:r>
@@ -8922,11 +8976,11 @@
                 <w:position w:val="-6"/>
                 <w:lang w:eastAsia="ru-RU"/>
               </w:rPr>
-              <w:object w:dxaOrig="1620" w:dyaOrig="440">
-                <v:shape id="_x0000_i1110" type="#_x0000_t75" style="width:81.2pt;height:22.4pt" o:ole="">
+              <w:object w:dxaOrig="1620" w:dyaOrig="440" w14:anchorId="735CF4D0">
+                <v:shape id="_x0000_i1112" type="#_x0000_t75" style="width:81.25pt;height:22.35pt" o:ole="">
                   <v:imagedata r:id="rId180" o:title=""/>
                 </v:shape>
-                <o:OLEObject Type="Embed" ProgID="Equation.3" ShapeID="_x0000_i1110" DrawAspect="Content" ObjectID="_1729845116" r:id="rId181"/>
+                <o:OLEObject Type="Embed" ProgID="Equation.3" ShapeID="_x0000_i1112" DrawAspect="Content" ObjectID="_1775751267" r:id="rId181"/>
               </w:object>
             </w:r>
             <w:r>
@@ -9003,11 +9057,11 @@
                 <w:position w:val="-10"/>
                 <w:lang w:eastAsia="ru-RU"/>
               </w:rPr>
-              <w:object w:dxaOrig="2760" w:dyaOrig="480">
-                <v:shape id="_x0000_i1111" type="#_x0000_t75" style="width:138pt;height:24pt" o:ole="">
+              <w:object w:dxaOrig="2760" w:dyaOrig="480" w14:anchorId="735CF4D1">
+                <v:shape id="_x0000_i1113" type="#_x0000_t75" style="width:138pt;height:24pt" o:ole="">
                   <v:imagedata r:id="rId182" o:title=""/>
                 </v:shape>
-                <o:OLEObject Type="Embed" ProgID="Equation.3" ShapeID="_x0000_i1111" DrawAspect="Content" ObjectID="_1729845117" r:id="rId183"/>
+                <o:OLEObject Type="Embed" ProgID="Equation.3" ShapeID="_x0000_i1113" DrawAspect="Content" ObjectID="_1775751268" r:id="rId183"/>
               </w:object>
             </w:r>
             <w:r>
@@ -9074,11 +9128,11 @@
         <w:rPr>
           <w:position w:val="-12"/>
         </w:rPr>
-        <w:object w:dxaOrig="1700" w:dyaOrig="360">
-          <v:shape id="_x0000_i1112" type="#_x0000_t75" style="width:85.6pt;height:18pt" o:ole="">
+        <w:object w:dxaOrig="1700" w:dyaOrig="360" w14:anchorId="735CF4D2">
+          <v:shape id="_x0000_i1114" type="#_x0000_t75" style="width:85.65pt;height:18pt" o:ole="">
             <v:imagedata r:id="rId184" o:title=""/>
           </v:shape>
-          <o:OLEObject Type="Embed" ProgID="Equation.3" ShapeID="_x0000_i1112" DrawAspect="Content" ObjectID="_1729845118" r:id="rId185"/>
+          <o:OLEObject Type="Embed" ProgID="Equation.3" ShapeID="_x0000_i1114" DrawAspect="Content" ObjectID="_1775751269" r:id="rId185"/>
         </w:object>
       </w:r>
       <w:r>
@@ -9534,11 +9588,11 @@
                 <w:position w:val="-30"/>
                 <w:lang w:eastAsia="ru-RU"/>
               </w:rPr>
-              <w:object w:dxaOrig="1740" w:dyaOrig="700">
-                <v:shape id="_x0000_i1113" type="#_x0000_t75" style="width:87.2pt;height:35.2pt" o:ole="">
+              <w:object w:dxaOrig="1740" w:dyaOrig="700" w14:anchorId="735CF4D3">
+                <v:shape id="_x0000_i1115" type="#_x0000_t75" style="width:87.25pt;height:35.45pt" o:ole="">
                   <v:imagedata r:id="rId186" o:title=""/>
                 </v:shape>
-                <o:OLEObject Type="Embed" ProgID="Equation.3" ShapeID="_x0000_i1113" DrawAspect="Content" ObjectID="_1729845119" r:id="rId187"/>
+                <o:OLEObject Type="Embed" ProgID="Equation.3" ShapeID="_x0000_i1115" DrawAspect="Content" ObjectID="_1775751270" r:id="rId187"/>
               </w:object>
             </w:r>
             <w:r>
@@ -9652,11 +9706,11 @@
                 <w:position w:val="-30"/>
                 <w:lang w:eastAsia="ru-RU"/>
               </w:rPr>
-              <w:object w:dxaOrig="1780" w:dyaOrig="700">
-                <v:shape id="_x0000_i1114" type="#_x0000_t75" style="width:88.4pt;height:35.2pt" o:ole="">
+              <w:object w:dxaOrig="1780" w:dyaOrig="700" w14:anchorId="735CF4D4">
+                <v:shape id="_x0000_i1116" type="#_x0000_t75" style="width:88.35pt;height:35.45pt" o:ole="">
                   <v:imagedata r:id="rId188" o:title=""/>
                 </v:shape>
-                <o:OLEObject Type="Embed" ProgID="Equation.3" ShapeID="_x0000_i1114" DrawAspect="Content" ObjectID="_1729845120" r:id="rId189"/>
+                <o:OLEObject Type="Embed" ProgID="Equation.3" ShapeID="_x0000_i1116" DrawAspect="Content" ObjectID="_1775751271" r:id="rId189"/>
               </w:object>
             </w:r>
             <w:r>
@@ -9941,11 +9995,11 @@
                 <w:position w:val="-28"/>
                 <w:lang w:eastAsia="ru-RU"/>
               </w:rPr>
-              <w:object w:dxaOrig="2799" w:dyaOrig="540">
-                <v:shape id="_x0000_i1115" type="#_x0000_t75" style="width:139.6pt;height:27.2pt" o:ole="">
+              <w:object w:dxaOrig="2799" w:dyaOrig="540" w14:anchorId="735CF4D5">
+                <v:shape id="_x0000_i1117" type="#_x0000_t75" style="width:139.65pt;height:27.25pt" o:ole="">
                   <v:imagedata r:id="rId190" o:title=""/>
                 </v:shape>
-                <o:OLEObject Type="Embed" ProgID="Equation.3" ShapeID="_x0000_i1115" DrawAspect="Content" ObjectID="_1729845121" r:id="rId191"/>
+                <o:OLEObject Type="Embed" ProgID="Equation.3" ShapeID="_x0000_i1117" DrawAspect="Content" ObjectID="_1775751272" r:id="rId191"/>
               </w:object>
             </w:r>
             <w:r>
@@ -10058,11 +10112,11 @@
                 <w:position w:val="-28"/>
                 <w:lang w:eastAsia="ru-RU"/>
               </w:rPr>
-              <w:object w:dxaOrig="2740" w:dyaOrig="540">
-                <v:shape id="_x0000_i1116" type="#_x0000_t75" style="width:136.4pt;height:27.2pt" o:ole="">
+              <w:object w:dxaOrig="2740" w:dyaOrig="540" w14:anchorId="735CF4D6">
+                <v:shape id="_x0000_i1118" type="#_x0000_t75" style="width:136.35pt;height:27.25pt" o:ole="">
                   <v:imagedata r:id="rId192" o:title=""/>
                 </v:shape>
-                <o:OLEObject Type="Embed" ProgID="Equation.3" ShapeID="_x0000_i1116" DrawAspect="Content" ObjectID="_1729845122" r:id="rId193"/>
+                <o:OLEObject Type="Embed" ProgID="Equation.3" ShapeID="_x0000_i1118" DrawAspect="Content" ObjectID="_1775751273" r:id="rId193"/>
               </w:object>
             </w:r>
             <w:r>
@@ -10114,11 +10168,11 @@
                 <w:position w:val="-28"/>
                 <w:lang w:eastAsia="ru-RU"/>
               </w:rPr>
-              <w:object w:dxaOrig="2940" w:dyaOrig="540">
-                <v:shape id="_x0000_i1117" type="#_x0000_t75" style="width:147.2pt;height:27.2pt" o:ole="">
+              <w:object w:dxaOrig="2940" w:dyaOrig="540" w14:anchorId="735CF4D7">
+                <v:shape id="_x0000_i1119" type="#_x0000_t75" style="width:147.25pt;height:27.25pt" o:ole="">
                   <v:imagedata r:id="rId194" o:title=""/>
                 </v:shape>
-                <o:OLEObject Type="Embed" ProgID="Equation.3" ShapeID="_x0000_i1117" DrawAspect="Content" ObjectID="_1729845123" r:id="rId195"/>
+                <o:OLEObject Type="Embed" ProgID="Equation.3" ShapeID="_x0000_i1119" DrawAspect="Content" ObjectID="_1775751274" r:id="rId195"/>
               </w:object>
             </w:r>
             <w:r>
@@ -10170,11 +10224,11 @@
                 <w:position w:val="-28"/>
                 <w:lang w:eastAsia="ru-RU"/>
               </w:rPr>
-              <w:object w:dxaOrig="3000" w:dyaOrig="540">
-                <v:shape id="_x0000_i1118" type="#_x0000_t75" style="width:150pt;height:27.2pt" o:ole="">
+              <w:object w:dxaOrig="3000" w:dyaOrig="540" w14:anchorId="735CF4D8">
+                <v:shape id="_x0000_i1120" type="#_x0000_t75" style="width:150pt;height:27.25pt" o:ole="">
                   <v:imagedata r:id="rId196" o:title=""/>
                 </v:shape>
-                <o:OLEObject Type="Embed" ProgID="Equation.DSMT4" ShapeID="_x0000_i1118" DrawAspect="Content" ObjectID="_1729845124" r:id="rId197"/>
+                <o:OLEObject Type="Embed" ProgID="Equation.DSMT4" ShapeID="_x0000_i1120" DrawAspect="Content" ObjectID="_1775751275" r:id="rId197"/>
               </w:object>
             </w:r>
             <w:r>
@@ -10245,11 +10299,11 @@
                 <w:position w:val="-36"/>
                 <w:lang w:eastAsia="ru-RU"/>
               </w:rPr>
-              <w:object w:dxaOrig="5020" w:dyaOrig="800">
-                <v:shape id="_x0000_i1119" type="#_x0000_t75" style="width:250.4pt;height:40.4pt" o:ole="">
+              <w:object w:dxaOrig="5020" w:dyaOrig="800" w14:anchorId="735CF4D9">
+                <v:shape id="_x0000_i1121" type="#_x0000_t75" style="width:250.35pt;height:40.35pt" o:ole="">
                   <v:imagedata r:id="rId198" o:title=""/>
                 </v:shape>
-                <o:OLEObject Type="Embed" ProgID="Equation.3" ShapeID="_x0000_i1119" DrawAspect="Content" ObjectID="_1729845125" r:id="rId199"/>
+                <o:OLEObject Type="Embed" ProgID="Equation.3" ShapeID="_x0000_i1121" DrawAspect="Content" ObjectID="_1775751276" r:id="rId199"/>
               </w:object>
             </w:r>
             <w:r>
@@ -10369,11 +10423,11 @@
                 <w:position w:val="-28"/>
                 <w:lang w:eastAsia="ru-RU"/>
               </w:rPr>
-              <w:object w:dxaOrig="7100" w:dyaOrig="680">
-                <v:shape id="_x0000_i1120" type="#_x0000_t75" style="width:354.8pt;height:34.4pt" o:ole="">
+              <w:object w:dxaOrig="7100" w:dyaOrig="680" w14:anchorId="735CF4DA">
+                <v:shape id="_x0000_i1122" type="#_x0000_t75" style="width:354.55pt;height:34.35pt" o:ole="">
                   <v:imagedata r:id="rId200" o:title=""/>
                 </v:shape>
-                <o:OLEObject Type="Embed" ProgID="Equation.DSMT4" ShapeID="_x0000_i1120" DrawAspect="Content" ObjectID="_1729845126" r:id="rId201"/>
+                <o:OLEObject Type="Embed" ProgID="Equation.DSMT4" ShapeID="_x0000_i1122" DrawAspect="Content" ObjectID="_1775751277" r:id="rId201"/>
               </w:object>
             </w:r>
             <w:r>
@@ -10456,11 +10510,11 @@
                 <w:position w:val="-36"/>
                 <w:lang w:eastAsia="ru-RU"/>
               </w:rPr>
-              <w:object w:dxaOrig="2540" w:dyaOrig="800">
-                <v:shape id="_x0000_i1121" type="#_x0000_t75" style="width:126.8pt;height:39.6pt" o:ole="">
+              <w:object w:dxaOrig="2540" w:dyaOrig="800" w14:anchorId="735CF4DB">
+                <v:shape id="_x0000_i1123" type="#_x0000_t75" style="width:126.55pt;height:39.8pt" o:ole="">
                   <v:imagedata r:id="rId202" o:title=""/>
                 </v:shape>
-                <o:OLEObject Type="Embed" ProgID="Equation.DSMT4" ShapeID="_x0000_i1121" DrawAspect="Content" ObjectID="_1729845127" r:id="rId203"/>
+                <o:OLEObject Type="Embed" ProgID="Equation.DSMT4" ShapeID="_x0000_i1123" DrawAspect="Content" ObjectID="_1775751278" r:id="rId203"/>
               </w:object>
             </w:r>
             <w:r>
@@ -10536,11 +10590,16 @@
         <w:jc w:val="both"/>
       </w:pPr>
       <w:r>
-        <w:t>Якщо речовина є суміш</w:t>
+        <w:t xml:space="preserve">Якщо речовина є </w:t>
+      </w:r>
+      <w:proofErr w:type="spellStart"/>
+      <w:r>
+        <w:t>суміш</w:t>
       </w:r>
       <w:r>
         <w:t>шу</w:t>
       </w:r>
+      <w:proofErr w:type="spellEnd"/>
       <w:r>
         <w:t xml:space="preserve"> речовин, то в силу адитивності енергії Гібса отримаємо</w:t>
       </w:r>
@@ -10576,11 +10635,11 @@
                 <w:position w:val="-28"/>
                 <w:lang w:eastAsia="ru-RU"/>
               </w:rPr>
-              <w:object w:dxaOrig="1300" w:dyaOrig="540">
-                <v:shape id="_x0000_i1122" type="#_x0000_t75" style="width:64.4pt;height:27.2pt" o:ole="">
+              <w:object w:dxaOrig="1300" w:dyaOrig="540" w14:anchorId="735CF4DC">
+                <v:shape id="_x0000_i1124" type="#_x0000_t75" style="width:64.35pt;height:27.25pt" o:ole="">
                   <v:imagedata r:id="rId204" o:title=""/>
                 </v:shape>
-                <o:OLEObject Type="Embed" ProgID="Equation.3" ShapeID="_x0000_i1122" DrawAspect="Content" ObjectID="_1729845128" r:id="rId205"/>
+                <o:OLEObject Type="Embed" ProgID="Equation.3" ShapeID="_x0000_i1124" DrawAspect="Content" ObjectID="_1775751279" r:id="rId205"/>
               </w:object>
             </w:r>
             <w:r>
@@ -10619,22 +10678,30 @@
           <w:lang w:val="ru-RU"/>
         </w:rPr>
       </w:pPr>
-      <w:r>
-        <w:rPr>
-          <w:lang w:val="ru-RU"/>
-        </w:rPr>
-        <w:t xml:space="preserve">Оскільки </w:t>
+      <w:proofErr w:type="spellStart"/>
+      <w:r>
+        <w:rPr>
+          <w:lang w:val="ru-RU"/>
+        </w:rPr>
+        <w:t>Оскільки</w:t>
+      </w:r>
+      <w:proofErr w:type="spellEnd"/>
+      <w:r>
+        <w:rPr>
+          <w:lang w:val="ru-RU"/>
+        </w:rPr>
+        <w:t xml:space="preserve"> </w:t>
       </w:r>
       <w:r>
         <w:rPr>
           <w:position w:val="-12"/>
           <w:lang w:val="ru-RU"/>
         </w:rPr>
-        <w:object w:dxaOrig="320" w:dyaOrig="360">
-          <v:shape id="_x0000_i1123" type="#_x0000_t75" style="width:16.4pt;height:18pt" o:ole="">
+        <w:object w:dxaOrig="320" w:dyaOrig="360" w14:anchorId="735CF4DD">
+          <v:shape id="_x0000_i1125" type="#_x0000_t75" style="width:16.35pt;height:18pt" o:ole="">
             <v:imagedata r:id="rId206" o:title=""/>
           </v:shape>
-          <o:OLEObject Type="Embed" ProgID="Equation.3" ShapeID="_x0000_i1123" DrawAspect="Content" ObjectID="_1729845129" r:id="rId207"/>
+          <o:OLEObject Type="Embed" ProgID="Equation.3" ShapeID="_x0000_i1125" DrawAspect="Content" ObjectID="_1775751280" r:id="rId207"/>
         </w:object>
       </w:r>
       <w:r>
@@ -10653,7 +10720,35 @@
         <w:rPr>
           <w:lang w:val="ru-RU"/>
         </w:rPr>
-        <w:t xml:space="preserve"> є екстенсивними змінними, то</w:t>
+        <w:t xml:space="preserve"> є </w:t>
+      </w:r>
+      <w:proofErr w:type="spellStart"/>
+      <w:r>
+        <w:rPr>
+          <w:lang w:val="ru-RU"/>
+        </w:rPr>
+        <w:t>екстенсивними</w:t>
+      </w:r>
+      <w:proofErr w:type="spellEnd"/>
+      <w:r>
+        <w:rPr>
+          <w:lang w:val="ru-RU"/>
+        </w:rPr>
+        <w:t xml:space="preserve"> </w:t>
+      </w:r>
+      <w:proofErr w:type="spellStart"/>
+      <w:r>
+        <w:rPr>
+          <w:lang w:val="ru-RU"/>
+        </w:rPr>
+        <w:t>змінними</w:t>
+      </w:r>
+      <w:proofErr w:type="spellEnd"/>
+      <w:r>
+        <w:rPr>
+          <w:lang w:val="ru-RU"/>
+        </w:rPr>
+        <w:t>, то</w:t>
       </w:r>
     </w:p>
     <w:tbl>
@@ -10687,11 +10782,11 @@
                 <w:position w:val="-12"/>
                 <w:lang w:eastAsia="ru-RU"/>
               </w:rPr>
-              <w:object w:dxaOrig="4360" w:dyaOrig="360">
-                <v:shape id="_x0000_i1124" type="#_x0000_t75" style="width:217.6pt;height:18pt" o:ole="">
+              <w:object w:dxaOrig="4360" w:dyaOrig="360" w14:anchorId="735CF4DE">
+                <v:shape id="_x0000_i1126" type="#_x0000_t75" style="width:217.65pt;height:18pt" o:ole="">
                   <v:imagedata r:id="rId208" o:title=""/>
                 </v:shape>
-                <o:OLEObject Type="Embed" ProgID="Equation.3" ShapeID="_x0000_i1124" DrawAspect="Content" ObjectID="_1729845130" r:id="rId209"/>
+                <o:OLEObject Type="Embed" ProgID="Equation.3" ShapeID="_x0000_i1126" DrawAspect="Content" ObjectID="_1775751281" r:id="rId209"/>
               </w:object>
             </w:r>
             <w:r>
@@ -10804,11 +10899,11 @@
                 <w:position w:val="-38"/>
                 <w:lang w:eastAsia="ru-RU"/>
               </w:rPr>
-              <w:object w:dxaOrig="3240" w:dyaOrig="820">
-                <v:shape id="_x0000_i1125" type="#_x0000_t75" style="width:162pt;height:41.2pt" o:ole="">
+              <w:object w:dxaOrig="3240" w:dyaOrig="820" w14:anchorId="735CF4DF">
+                <v:shape id="_x0000_i1127" type="#_x0000_t75" style="width:162pt;height:41.45pt" o:ole="">
                   <v:imagedata r:id="rId210" o:title=""/>
                 </v:shape>
-                <o:OLEObject Type="Embed" ProgID="Equation.3" ShapeID="_x0000_i1125" DrawAspect="Content" ObjectID="_1729845131" r:id="rId211"/>
+                <o:OLEObject Type="Embed" ProgID="Equation.3" ShapeID="_x0000_i1127" DrawAspect="Content" ObjectID="_1775751282" r:id="rId211"/>
               </w:object>
             </w:r>
             <w:r>
@@ -10860,7 +10955,35 @@
         <w:rPr>
           <w:lang w:val="ru-RU"/>
         </w:rPr>
-        <w:t>що дозволяє обчислити енергію Гібса за хімічним потенціалом молекул, з яких вона складається.</w:t>
+        <w:t xml:space="preserve">що дозволяє обчислити енергію Гібса за хімічним потенціалом молекул, з </w:t>
+      </w:r>
+      <w:proofErr w:type="spellStart"/>
+      <w:r>
+        <w:rPr>
+          <w:lang w:val="ru-RU"/>
+        </w:rPr>
+        <w:t>яких</w:t>
+      </w:r>
+      <w:proofErr w:type="spellEnd"/>
+      <w:r>
+        <w:rPr>
+          <w:lang w:val="ru-RU"/>
+        </w:rPr>
+        <w:t xml:space="preserve"> вона </w:t>
+      </w:r>
+      <w:proofErr w:type="spellStart"/>
+      <w:r>
+        <w:rPr>
+          <w:lang w:val="ru-RU"/>
+        </w:rPr>
+        <w:t>складається</w:t>
+      </w:r>
+      <w:proofErr w:type="spellEnd"/>
+      <w:r>
+        <w:rPr>
+          <w:lang w:val="ru-RU"/>
+        </w:rPr>
+        <w:t>.</w:t>
       </w:r>
     </w:p>
     <w:p>
@@ -10934,7 +11057,7 @@
           </w:tcPr>
           <w:p>
             <w:pPr>
-              <w:pStyle w:val="a"/>
+              <w:pStyle w:val="aa"/>
               <w:ind w:left="-180"/>
               <w:jc w:val="center"/>
               <w:rPr>
@@ -10946,11 +11069,11 @@
                 <w:position w:val="-6"/>
                 <w:lang w:val="uk-UA"/>
               </w:rPr>
-              <w:object w:dxaOrig="1180" w:dyaOrig="279">
-                <v:shape id="_x0000_i1126" type="#_x0000_t75" style="width:58.4pt;height:13.6pt" o:ole="">
+              <w:object w:dxaOrig="1180" w:dyaOrig="279" w14:anchorId="735CF4E0">
+                <v:shape id="_x0000_i1128" type="#_x0000_t75" style="width:58.35pt;height:13.65pt" o:ole="">
                   <v:imagedata r:id="rId212" o:title=""/>
                 </v:shape>
-                <o:OLEObject Type="Embed" ProgID="Equation.3" ShapeID="_x0000_i1126" DrawAspect="Content" ObjectID="_1729845132" r:id="rId213"/>
+                <o:OLEObject Type="Embed" ProgID="Equation.3" ShapeID="_x0000_i1128" DrawAspect="Content" ObjectID="_1775751283" r:id="rId213"/>
               </w:object>
             </w:r>
           </w:p>
@@ -10967,7 +11090,7 @@
           </w:tcPr>
           <w:p>
             <w:pPr>
-              <w:pStyle w:val="a"/>
+              <w:pStyle w:val="aa"/>
               <w:ind w:left="-180"/>
               <w:jc w:val="both"/>
               <w:rPr>
@@ -11089,11 +11212,11 @@
                 <w:position w:val="-24"/>
                 <w:lang w:eastAsia="ru-RU"/>
               </w:rPr>
-              <w:object w:dxaOrig="2540" w:dyaOrig="639">
-                <v:shape id="_x0000_i1127" type="#_x0000_t75" style="width:127.6pt;height:32.4pt" o:ole="">
+              <w:object w:dxaOrig="2540" w:dyaOrig="639" w14:anchorId="735CF4E1">
+                <v:shape id="_x0000_i1129" type="#_x0000_t75" style="width:127.65pt;height:32.2pt" o:ole="">
                   <v:imagedata r:id="rId214" o:title=""/>
                 </v:shape>
-                <o:OLEObject Type="Embed" ProgID="Equation.3" ShapeID="_x0000_i1127" DrawAspect="Content" ObjectID="_1729845133" r:id="rId215"/>
+                <o:OLEObject Type="Embed" ProgID="Equation.3" ShapeID="_x0000_i1129" DrawAspect="Content" ObjectID="_1775751284" r:id="rId215"/>
               </w:object>
             </w:r>
             <w:r>
@@ -11184,11 +11307,11 @@
         <w:rPr>
           <w:position w:val="-24"/>
         </w:rPr>
-        <w:object w:dxaOrig="380" w:dyaOrig="620">
-          <v:shape id="_x0000_i1128" type="#_x0000_t75" style="width:19.6pt;height:31.6pt" o:ole="">
+        <w:object w:dxaOrig="380" w:dyaOrig="620" w14:anchorId="735CF4E2">
+          <v:shape id="_x0000_i1130" type="#_x0000_t75" style="width:19.65pt;height:31.65pt" o:ole="">
             <v:imagedata r:id="rId216" o:title=""/>
           </v:shape>
-          <o:OLEObject Type="Embed" ProgID="Equation.3" ShapeID="_x0000_i1128" DrawAspect="Content" ObjectID="_1729845134" r:id="rId217"/>
+          <o:OLEObject Type="Embed" ProgID="Equation.3" ShapeID="_x0000_i1130" DrawAspect="Content" ObjectID="_1775751285" r:id="rId217"/>
         </w:object>
       </w:r>
       <w:r>
@@ -11226,11 +11349,11 @@
                 <w:position w:val="-10"/>
                 <w:lang w:eastAsia="ru-RU"/>
               </w:rPr>
-              <w:object w:dxaOrig="2560" w:dyaOrig="320">
-                <v:shape id="_x0000_i1129" type="#_x0000_t75" style="width:127.6pt;height:16.4pt" o:ole="">
+              <w:object w:dxaOrig="2560" w:dyaOrig="320" w14:anchorId="735CF4E3">
+                <v:shape id="_x0000_i1131" type="#_x0000_t75" style="width:127.65pt;height:16.35pt" o:ole="">
                   <v:imagedata r:id="rId218" o:title=""/>
                 </v:shape>
-                <o:OLEObject Type="Embed" ProgID="Equation.DSMT4" ShapeID="_x0000_i1129" DrawAspect="Content" ObjectID="_1729845135" r:id="rId219"/>
+                <o:OLEObject Type="Embed" ProgID="Equation.DSMT4" ShapeID="_x0000_i1131" DrawAspect="Content" ObjectID="_1775751286" r:id="rId219"/>
               </w:object>
             </w:r>
             <w:r>
@@ -11565,11 +11688,11 @@
                 <w:position w:val="-28"/>
                 <w:lang w:eastAsia="ru-RU"/>
               </w:rPr>
-              <w:object w:dxaOrig="4200" w:dyaOrig="540">
-                <v:shape id="_x0000_i1130" type="#_x0000_t75" style="width:210pt;height:27.2pt" o:ole="">
+              <w:object w:dxaOrig="4200" w:dyaOrig="540" w14:anchorId="735CF4E4">
+                <v:shape id="_x0000_i1132" type="#_x0000_t75" style="width:210pt;height:27.25pt" o:ole="">
                   <v:imagedata r:id="rId220" o:title=""/>
                 </v:shape>
-                <o:OLEObject Type="Embed" ProgID="Equation.3" ShapeID="_x0000_i1130" DrawAspect="Content" ObjectID="_1729845136" r:id="rId221"/>
+                <o:OLEObject Type="Embed" ProgID="Equation.3" ShapeID="_x0000_i1132" DrawAspect="Content" ObjectID="_1775751287" r:id="rId221"/>
               </w:object>
             </w:r>
             <w:r>
@@ -11640,11 +11763,11 @@
                 <w:position w:val="-28"/>
                 <w:lang w:eastAsia="ru-RU"/>
               </w:rPr>
-              <w:object w:dxaOrig="4640" w:dyaOrig="540">
-                <v:shape id="_x0000_i1131" type="#_x0000_t75" style="width:232.4pt;height:27.2pt" o:ole="">
+              <w:object w:dxaOrig="4640" w:dyaOrig="540" w14:anchorId="735CF4E5">
+                <v:shape id="_x0000_i1133" type="#_x0000_t75" style="width:232.35pt;height:27.25pt" o:ole="">
                   <v:imagedata r:id="rId222" o:title=""/>
                 </v:shape>
-                <o:OLEObject Type="Embed" ProgID="Equation.3" ShapeID="_x0000_i1131" DrawAspect="Content" ObjectID="_1729845137" r:id="rId223"/>
+                <o:OLEObject Type="Embed" ProgID="Equation.3" ShapeID="_x0000_i1133" DrawAspect="Content" ObjectID="_1775751288" r:id="rId223"/>
               </w:object>
             </w:r>
             <w:r>
@@ -11730,11 +11853,11 @@
           <w:position w:val="-12"/>
           <w:lang w:val="ru-RU"/>
         </w:rPr>
-        <w:object w:dxaOrig="320" w:dyaOrig="360">
-          <v:shape id="_x0000_i1132" type="#_x0000_t75" style="width:16.4pt;height:18pt" o:ole="">
+        <w:object w:dxaOrig="320" w:dyaOrig="360" w14:anchorId="735CF4E6">
+          <v:shape id="_x0000_i1134" type="#_x0000_t75" style="width:16.35pt;height:18pt" o:ole="">
             <v:imagedata r:id="rId224" o:title=""/>
           </v:shape>
-          <o:OLEObject Type="Embed" ProgID="Equation.3" ShapeID="_x0000_i1132" DrawAspect="Content" ObjectID="_1729845138" r:id="rId225"/>
+          <o:OLEObject Type="Embed" ProgID="Equation.3" ShapeID="_x0000_i1134" DrawAspect="Content" ObjectID="_1775751289" r:id="rId225"/>
         </w:object>
       </w:r>
       <w:r>
@@ -11817,11 +11940,11 @@
                 <w:position w:val="-28"/>
                 <w:lang w:eastAsia="ru-RU"/>
               </w:rPr>
-              <w:object w:dxaOrig="4620" w:dyaOrig="540">
-                <v:shape id="_x0000_i1133" type="#_x0000_t75" style="width:231.2pt;height:27.2pt" o:ole="">
+              <w:object w:dxaOrig="4620" w:dyaOrig="540" w14:anchorId="735CF4E7">
+                <v:shape id="_x0000_i1135" type="#_x0000_t75" style="width:231.25pt;height:27.25pt" o:ole="">
                   <v:imagedata r:id="rId226" o:title=""/>
                 </v:shape>
-                <o:OLEObject Type="Embed" ProgID="Equation.3" ShapeID="_x0000_i1133" DrawAspect="Content" ObjectID="_1729845139" r:id="rId227"/>
+                <o:OLEObject Type="Embed" ProgID="Equation.3" ShapeID="_x0000_i1135" DrawAspect="Content" ObjectID="_1775751290" r:id="rId227"/>
               </w:object>
             </w:r>
             <w:r>
@@ -11938,11 +12061,11 @@
                 <w:position w:val="-28"/>
                 <w:lang w:eastAsia="ru-RU"/>
               </w:rPr>
-              <w:object w:dxaOrig="2600" w:dyaOrig="540">
-                <v:shape id="_x0000_i1134" type="#_x0000_t75" style="width:130.4pt;height:27.2pt" o:ole="">
+              <w:object w:dxaOrig="2600" w:dyaOrig="540" w14:anchorId="735CF4E8">
+                <v:shape id="_x0000_i1136" type="#_x0000_t75" style="width:130.35pt;height:27.25pt" o:ole="">
                   <v:imagedata r:id="rId228" o:title=""/>
                 </v:shape>
-                <o:OLEObject Type="Embed" ProgID="Equation.3" ShapeID="_x0000_i1134" DrawAspect="Content" ObjectID="_1729845140" r:id="rId229"/>
+                <o:OLEObject Type="Embed" ProgID="Equation.3" ShapeID="_x0000_i1136" DrawAspect="Content" ObjectID="_1775751291" r:id="rId229"/>
               </w:object>
             </w:r>
             <w:r>
@@ -12039,11 +12162,11 @@
                 <w:position w:val="-36"/>
                 <w:lang w:eastAsia="ru-RU"/>
               </w:rPr>
-              <w:object w:dxaOrig="6900" w:dyaOrig="840">
-                <v:shape id="_x0000_i1135" type="#_x0000_t75" style="width:344.4pt;height:42pt" o:ole="">
+              <w:object w:dxaOrig="6900" w:dyaOrig="840" w14:anchorId="735CF4E9">
+                <v:shape id="_x0000_i1137" type="#_x0000_t75" style="width:344.2pt;height:42pt" o:ole="">
                   <v:imagedata r:id="rId230" o:title=""/>
                 </v:shape>
-                <o:OLEObject Type="Embed" ProgID="Equation.DSMT4" ShapeID="_x0000_i1135" DrawAspect="Content" ObjectID="_1729845141" r:id="rId231"/>
+                <o:OLEObject Type="Embed" ProgID="Equation.DSMT4" ShapeID="_x0000_i1137" DrawAspect="Content" ObjectID="_1775751292" r:id="rId231"/>
               </w:object>
             </w:r>
             <w:r>
@@ -12153,104 +12276,102 @@
         </w:rPr>
         <w:t xml:space="preserve">, </w:t>
       </w:r>
+      <w:r>
+        <w:rPr>
+          <w:i/>
+          <w:lang w:val="en-US"/>
+        </w:rPr>
+        <w:t>Bd</w:t>
+      </w:r>
+      <w:r>
+        <w:rPr>
+          <w:i/>
+          <w:lang w:val="en-US"/>
+        </w:rPr>
+        <w:sym w:font="Symbol" w:char="F062"/>
+      </w:r>
+      <w:r>
+        <w:rPr>
+          <w:lang w:val="ru-RU"/>
+        </w:rPr>
+        <w:t xml:space="preserve"> </w:t>
+      </w:r>
+      <w:r>
+        <w:t>і т. д. д</w:t>
+      </w:r>
+      <w:r>
+        <w:t>а</w:t>
+      </w:r>
+      <w:r>
+        <w:t>ю</w:t>
+      </w:r>
+      <w:r>
+        <w:t>ть приріст роботи (ел</w:t>
+      </w:r>
+      <w:r>
+        <w:t>ементарну роботу), обумовлену ді</w:t>
+      </w:r>
+      <w:r>
+        <w:t xml:space="preserve">єю цих сил. Оскільки </w:t>
+      </w:r>
       <w:proofErr w:type="spellStart"/>
       <w:r>
         <w:rPr>
           <w:i/>
+        </w:rPr>
+        <w:t>dS</w:t>
+      </w:r>
+      <w:proofErr w:type="spellEnd"/>
+      <w:r>
+        <w:t xml:space="preserve"> – повний диференціал, то </w:t>
+      </w:r>
+      <w:r>
+        <w:t xml:space="preserve">з </w:t>
+      </w:r>
+      <w:r>
+        <w:t xml:space="preserve">(1) випливає </w:t>
+      </w:r>
+      <w:proofErr w:type="spellStart"/>
+      <w:r>
+        <w:rPr>
           <w:lang w:val="en-US"/>
         </w:rPr>
-        <w:t>Bd</w:t>
+        <w:t>ybprf</w:t>
       </w:r>
       <w:proofErr w:type="spellEnd"/>
       <w:r>
-        <w:rPr>
-          <w:i/>
-          <w:lang w:val="en-US"/>
-        </w:rPr>
-        <w:sym w:font="Symbol" w:char="F062"/>
-      </w:r>
-      <w:r>
-        <w:rPr>
-          <w:lang w:val="ru-RU"/>
-        </w:rPr>
+        <w:t xml:space="preserve"> умов, кількість яких – це кількість </w:t>
+      </w:r>
+      <w:r>
+        <w:t>сполуче</w:t>
+      </w:r>
+      <w:r>
+        <w:t>нь</w:t>
+      </w:r>
+      <w:r>
+        <w:t xml:space="preserve"> по 2 із </w:t>
+      </w:r>
+      <w:r>
+        <w:rPr>
+          <w:i/>
+        </w:rPr>
+        <w:t>n</w:t>
+      </w:r>
+      <w:r>
+        <w:t xml:space="preserve"> незалежних змінних</w:t>
+      </w:r>
+      <w:r>
         <w:t xml:space="preserve"> </w:t>
       </w:r>
       <w:r>
-        <w:t>і т. д. д</w:t>
-      </w:r>
-      <w:r>
-        <w:t>а</w:t>
-      </w:r>
-      <w:r>
-        <w:t>ю</w:t>
-      </w:r>
-      <w:r>
-        <w:t>ть приріст роботи (ел</w:t>
-      </w:r>
-      <w:r>
-        <w:t>ементарну роботу), обумовлену ді</w:t>
-      </w:r>
-      <w:r>
-        <w:t xml:space="preserve">єю цих сил. Оскільки </w:t>
-      </w:r>
-      <w:proofErr w:type="spellStart"/>
-      <w:r>
-        <w:rPr>
-          <w:i/>
-        </w:rPr>
-        <w:t>dS</w:t>
-      </w:r>
-      <w:proofErr w:type="spellEnd"/>
-      <w:r>
-        <w:t xml:space="preserve"> – повний диференціал, то </w:t>
-      </w:r>
-      <w:r>
-        <w:t xml:space="preserve">з </w:t>
-      </w:r>
-      <w:r>
-        <w:t xml:space="preserve">(1) випливає </w:t>
-      </w:r>
-      <w:proofErr w:type="spellStart"/>
-      <w:r>
-        <w:rPr>
-          <w:lang w:val="en-US"/>
-        </w:rPr>
-        <w:t>ybprf</w:t>
-      </w:r>
-      <w:proofErr w:type="spellEnd"/>
-      <w:r>
-        <w:t xml:space="preserve"> умов, кількість яких – це кількість </w:t>
-      </w:r>
-      <w:r>
-        <w:t>сполуче</w:t>
-      </w:r>
-      <w:r>
-        <w:t>нь</w:t>
-      </w:r>
-      <w:r>
-        <w:t xml:space="preserve"> по 2 із </w:t>
-      </w:r>
-      <w:r>
-        <w:rPr>
-          <w:i/>
-        </w:rPr>
-        <w:t>n</w:t>
-      </w:r>
-      <w:r>
-        <w:t xml:space="preserve"> незалежних змінних</w:t>
-      </w:r>
-      <w:r>
-        <w:t xml:space="preserve"> </w:t>
-      </w:r>
-      <w:r>
         <w:rPr>
           <w:position w:val="-24"/>
         </w:rPr>
-        <w:object w:dxaOrig="1380" w:dyaOrig="620">
-          <v:shape id="_x0000_i1136" type="#_x0000_t75" style="width:69.2pt;height:31.6pt" o:ole="">
+        <w:object w:dxaOrig="1380" w:dyaOrig="620" w14:anchorId="735CF4EA">
+          <v:shape id="_x0000_i1138" type="#_x0000_t75" style="width:69.25pt;height:31.65pt" o:ole="">
             <v:imagedata r:id="rId232" o:title=""/>
           </v:shape>
-          <o:OLEObject Type="Embed" ProgID="Equation.DSMT4" ShapeID="_x0000_i1136" DrawAspect="Content" ObjectID="_1729845142" r:id="rId233"/>
+          <o:OLEObject Type="Embed" ProgID="Equation.DSMT4" ShapeID="_x0000_i1138" DrawAspect="Content" ObjectID="_1775751293" r:id="rId233"/>
         </w:object>
       </w:r>
       <w:r>
@@ -12294,11 +12415,11 @@
                 <w:position w:val="-34"/>
                 <w:lang w:eastAsia="ru-RU"/>
               </w:rPr>
-              <w:object w:dxaOrig="4380" w:dyaOrig="800">
-                <v:shape id="_x0000_i1137" type="#_x0000_t75" style="width:219.2pt;height:40.4pt" o:ole="">
+              <w:object w:dxaOrig="4380" w:dyaOrig="800" w14:anchorId="735CF4EB">
+                <v:shape id="_x0000_i1139" type="#_x0000_t75" style="width:219.25pt;height:40.35pt" o:ole="">
                   <v:imagedata r:id="rId234" o:title=""/>
                 </v:shape>
-                <o:OLEObject Type="Embed" ProgID="Equation.DSMT4" ShapeID="_x0000_i1137" DrawAspect="Content" ObjectID="_1729845143" r:id="rId235"/>
+                <o:OLEObject Type="Embed" ProgID="Equation.DSMT4" ShapeID="_x0000_i1139" DrawAspect="Content" ObjectID="_1775751294" r:id="rId235"/>
               </w:object>
             </w:r>
             <w:r>
@@ -12371,11 +12492,11 @@
         <w:rPr>
           <w:position w:val="-32"/>
         </w:rPr>
-        <w:object w:dxaOrig="1820" w:dyaOrig="760">
-          <v:shape id="_x0000_i1138" type="#_x0000_t75" style="width:92.4pt;height:38.4pt" o:ole="">
+        <w:object w:dxaOrig="1820" w:dyaOrig="760" w14:anchorId="735CF4EC">
+          <v:shape id="_x0000_i1140" type="#_x0000_t75" style="width:92.2pt;height:38.2pt" o:ole="">
             <v:imagedata r:id="rId236" o:title=""/>
           </v:shape>
-          <o:OLEObject Type="Embed" ProgID="Equation.DSMT4" ShapeID="_x0000_i1138" DrawAspect="Content" ObjectID="_1729845144" r:id="rId237"/>
+          <o:OLEObject Type="Embed" ProgID="Equation.DSMT4" ShapeID="_x0000_i1140" DrawAspect="Content" ObjectID="_1775751295" r:id="rId237"/>
         </w:object>
       </w:r>
       <w:r>
@@ -12413,11 +12534,11 @@
                 <w:position w:val="-32"/>
                 <w:lang w:eastAsia="ru-RU"/>
               </w:rPr>
-              <w:object w:dxaOrig="2520" w:dyaOrig="720">
-                <v:shape id="_x0000_i1139" type="#_x0000_t75" style="width:125.2pt;height:36.8pt" o:ole="">
+              <w:object w:dxaOrig="2520" w:dyaOrig="720" w14:anchorId="735CF4ED">
+                <v:shape id="_x0000_i1141" type="#_x0000_t75" style="width:125.45pt;height:36.55pt" o:ole="">
                   <v:imagedata r:id="rId238" o:title=""/>
                 </v:shape>
-                <o:OLEObject Type="Embed" ProgID="Equation.DSMT4" ShapeID="_x0000_i1139" DrawAspect="Content" ObjectID="_1729845145" r:id="rId239"/>
+                <o:OLEObject Type="Embed" ProgID="Equation.DSMT4" ShapeID="_x0000_i1141" DrawAspect="Content" ObjectID="_1775751296" r:id="rId239"/>
               </w:object>
             </w:r>
             <w:r>
@@ -12472,11 +12593,11 @@
         <w:rPr>
           <w:position w:val="-6"/>
         </w:rPr>
-        <w:object w:dxaOrig="740" w:dyaOrig="279">
-          <v:shape id="_x0000_i1140" type="#_x0000_t75" style="width:37.6pt;height:13.6pt" o:ole="">
+        <w:object w:dxaOrig="740" w:dyaOrig="279" w14:anchorId="735CF4EE">
+          <v:shape id="_x0000_i1142" type="#_x0000_t75" style="width:37.65pt;height:13.65pt" o:ole="">
             <v:imagedata r:id="rId240" o:title=""/>
           </v:shape>
-          <o:OLEObject Type="Embed" ProgID="Equation.3" ShapeID="_x0000_i1140" DrawAspect="Content" ObjectID="_1729845146" r:id="rId241"/>
+          <o:OLEObject Type="Embed" ProgID="Equation.3" ShapeID="_x0000_i1142" DrawAspect="Content" ObjectID="_1775751297" r:id="rId241"/>
         </w:object>
       </w:r>
       <w:r>
@@ -12486,11 +12607,11 @@
         <w:rPr>
           <w:position w:val="-6"/>
         </w:rPr>
-        <w:object w:dxaOrig="740" w:dyaOrig="279">
-          <v:shape id="_x0000_i1141" type="#_x0000_t75" style="width:37.6pt;height:13.6pt" o:ole="">
+        <w:object w:dxaOrig="740" w:dyaOrig="279" w14:anchorId="735CF4EF">
+          <v:shape id="_x0000_i1143" type="#_x0000_t75" style="width:37.65pt;height:13.65pt" o:ole="">
             <v:imagedata r:id="rId242" o:title=""/>
           </v:shape>
-          <o:OLEObject Type="Embed" ProgID="Equation.3" ShapeID="_x0000_i1141" DrawAspect="Content" ObjectID="_1729845147" r:id="rId243"/>
+          <o:OLEObject Type="Embed" ProgID="Equation.3" ShapeID="_x0000_i1143" DrawAspect="Content" ObjectID="_1775751298" r:id="rId243"/>
         </w:object>
       </w:r>
       <w:r>
@@ -12543,11 +12664,11 @@
                 <w:position w:val="-36"/>
                 <w:lang w:eastAsia="ru-RU"/>
               </w:rPr>
-              <w:object w:dxaOrig="5040" w:dyaOrig="840">
-                <v:shape id="_x0000_i1142" type="#_x0000_t75" style="width:252pt;height:42pt" o:ole="">
+              <w:object w:dxaOrig="5040" w:dyaOrig="840" w14:anchorId="735CF4F0">
+                <v:shape id="_x0000_i1144" type="#_x0000_t75" style="width:252pt;height:42pt" o:ole="">
                   <v:imagedata r:id="rId244" o:title=""/>
                 </v:shape>
-                <o:OLEObject Type="Embed" ProgID="Equation.DSMT4" ShapeID="_x0000_i1142" DrawAspect="Content" ObjectID="_1729845148" r:id="rId245"/>
+                <o:OLEObject Type="Embed" ProgID="Equation.DSMT4" ShapeID="_x0000_i1144" DrawAspect="Content" ObjectID="_1775751299" r:id="rId245"/>
               </w:object>
             </w:r>
             <w:r>
@@ -12627,11 +12748,11 @@
                 <w:position w:val="-28"/>
                 <w:lang w:eastAsia="ru-RU"/>
               </w:rPr>
-              <w:object w:dxaOrig="980" w:dyaOrig="660">
-                <v:shape id="_x0000_i1143" type="#_x0000_t75" style="width:49.6pt;height:33.2pt" o:ole="">
+              <w:object w:dxaOrig="980" w:dyaOrig="660" w14:anchorId="735CF4F1">
+                <v:shape id="_x0000_i1145" type="#_x0000_t75" style="width:49.65pt;height:33.25pt" o:ole="">
                   <v:imagedata r:id="rId246" o:title=""/>
                 </v:shape>
-                <o:OLEObject Type="Embed" ProgID="Equation.3" ShapeID="_x0000_i1143" DrawAspect="Content" ObjectID="_1729845149" r:id="rId247"/>
+                <o:OLEObject Type="Embed" ProgID="Equation.3" ShapeID="_x0000_i1145" DrawAspect="Content" ObjectID="_1775751300" r:id="rId247"/>
               </w:object>
             </w:r>
             <w:r>
@@ -12715,20 +12836,18 @@
             <w:r>
               <w:tab/>
             </w:r>
-            <w:bookmarkStart w:id="0" w:name="_GoBack"/>
             <w:r>
               <w:rPr>
                 <w:position w:val="-10"/>
                 <w:lang w:eastAsia="ru-RU"/>
               </w:rPr>
-              <w:object w:dxaOrig="2180" w:dyaOrig="320">
-                <v:shape id="_x0000_i1144" type="#_x0000_t75" style="width:109.6pt;height:16.4pt" o:ole="">
+              <w:object w:dxaOrig="2180" w:dyaOrig="320" w14:anchorId="735CF4F2">
+                <v:shape id="_x0000_i1146" type="#_x0000_t75" style="width:109.65pt;height:16.35pt" o:ole="">
                   <v:imagedata r:id="rId248" o:title=""/>
                 </v:shape>
-                <o:OLEObject Type="Embed" ProgID="Equation.3" ShapeID="_x0000_i1144" DrawAspect="Content" ObjectID="_1729845150" r:id="rId249"/>
+                <o:OLEObject Type="Embed" ProgID="Equation.3" ShapeID="_x0000_i1146" DrawAspect="Content" ObjectID="_1775751301" r:id="rId249"/>
               </w:object>
             </w:r>
-            <w:bookmarkEnd w:id="0"/>
             <w:r>
               <w:t>,</w:t>
             </w:r>
@@ -12781,11 +12900,11 @@
                 <w:position w:val="-10"/>
                 <w:lang w:eastAsia="ru-RU"/>
               </w:rPr>
-              <w:object w:dxaOrig="3739" w:dyaOrig="320">
-                <v:shape id="_x0000_i1145" type="#_x0000_t75" style="width:187.6pt;height:16.4pt" o:ole="">
+              <w:object w:dxaOrig="3739" w:dyaOrig="320" w14:anchorId="735CF4F3">
+                <v:shape id="_x0000_i1147" type="#_x0000_t75" style="width:187.65pt;height:16.35pt" o:ole="">
                   <v:imagedata r:id="rId250" o:title=""/>
                 </v:shape>
-                <o:OLEObject Type="Embed" ProgID="Equation.3" ShapeID="_x0000_i1145" DrawAspect="Content" ObjectID="_1729845151" r:id="rId251"/>
+                <o:OLEObject Type="Embed" ProgID="Equation.3" ShapeID="_x0000_i1147" DrawAspect="Content" ObjectID="_1775751302" r:id="rId251"/>
               </w:object>
             </w:r>
             <w:r>
@@ -12840,11 +12959,11 @@
                 <w:position w:val="-10"/>
                 <w:lang w:eastAsia="ru-RU"/>
               </w:rPr>
-              <w:object w:dxaOrig="2680" w:dyaOrig="320">
-                <v:shape id="_x0000_i1146" type="#_x0000_t75" style="width:134.4pt;height:16.4pt" o:ole="">
+              <w:object w:dxaOrig="2680" w:dyaOrig="320" w14:anchorId="735CF4F4">
+                <v:shape id="_x0000_i1148" type="#_x0000_t75" style="width:134.2pt;height:16.35pt" o:ole="">
                   <v:imagedata r:id="rId252" o:title=""/>
                 </v:shape>
-                <o:OLEObject Type="Embed" ProgID="Equation.3" ShapeID="_x0000_i1146" DrawAspect="Content" ObjectID="_1729845152" r:id="rId253"/>
+                <o:OLEObject Type="Embed" ProgID="Equation.3" ShapeID="_x0000_i1148" DrawAspect="Content" ObjectID="_1775751303" r:id="rId253"/>
               </w:object>
             </w:r>
             <w:r>
@@ -12899,11 +13018,11 @@
                 <w:position w:val="-10"/>
                 <w:lang w:eastAsia="ru-RU"/>
               </w:rPr>
-              <w:object w:dxaOrig="4160" w:dyaOrig="320">
-                <v:shape id="_x0000_i1147" type="#_x0000_t75" style="width:208.4pt;height:16.4pt" o:ole="">
+              <w:object w:dxaOrig="4160" w:dyaOrig="320" w14:anchorId="735CF4F5">
+                <v:shape id="_x0000_i1149" type="#_x0000_t75" style="width:208.35pt;height:16.35pt" o:ole="">
                   <v:imagedata r:id="rId254" o:title=""/>
                 </v:shape>
-                <o:OLEObject Type="Embed" ProgID="Equation.3" ShapeID="_x0000_i1147" DrawAspect="Content" ObjectID="_1729845153" r:id="rId255"/>
+                <o:OLEObject Type="Embed" ProgID="Equation.3" ShapeID="_x0000_i1149" DrawAspect="Content" ObjectID="_1775751304" r:id="rId255"/>
               </w:object>
             </w:r>
             <w:r>
@@ -13040,11 +13159,11 @@
         <w:rPr>
           <w:position w:val="-30"/>
         </w:rPr>
-        <w:object w:dxaOrig="1480" w:dyaOrig="700">
-          <v:shape id="_x0000_i1148" type="#_x0000_t75" style="width:73.6pt;height:34.4pt" o:ole="">
+        <w:object w:dxaOrig="1480" w:dyaOrig="700" w14:anchorId="735CF4F6">
+          <v:shape id="_x0000_i1150" type="#_x0000_t75" style="width:73.65pt;height:34.35pt" o:ole="">
             <v:imagedata r:id="rId256" o:title=""/>
           </v:shape>
-          <o:OLEObject Type="Embed" ProgID="Equation.3" ShapeID="_x0000_i1148" DrawAspect="Content" ObjectID="_1729845154" r:id="rId257"/>
+          <o:OLEObject Type="Embed" ProgID="Equation.3" ShapeID="_x0000_i1150" DrawAspect="Content" ObjectID="_1775751305" r:id="rId257"/>
         </w:object>
       </w:r>
       <w:r>
@@ -13054,11 +13173,11 @@
         <w:rPr>
           <w:position w:val="-30"/>
         </w:rPr>
-        <w:object w:dxaOrig="1200" w:dyaOrig="700">
-          <v:shape id="_x0000_i1149" type="#_x0000_t75" style="width:60pt;height:34.4pt" o:ole="">
+        <w:object w:dxaOrig="1200" w:dyaOrig="700" w14:anchorId="735CF4F7">
+          <v:shape id="_x0000_i1151" type="#_x0000_t75" style="width:60pt;height:34.35pt" o:ole="">
             <v:imagedata r:id="rId258" o:title=""/>
           </v:shape>
-          <o:OLEObject Type="Embed" ProgID="Equation.DSMT4" ShapeID="_x0000_i1149" DrawAspect="Content" ObjectID="_1729845155" r:id="rId259"/>
+          <o:OLEObject Type="Embed" ProgID="Equation.DSMT4" ShapeID="_x0000_i1151" DrawAspect="Content" ObjectID="_1775751306" r:id="rId259"/>
         </w:object>
       </w:r>
       <w:r>
@@ -13140,11 +13259,11 @@
         <w:rPr>
           <w:position w:val="-32"/>
         </w:rPr>
-        <w:object w:dxaOrig="1080" w:dyaOrig="720">
-          <v:shape id="_x0000_i1150" type="#_x0000_t75" style="width:54pt;height:35.2pt" o:ole="">
+        <w:object w:dxaOrig="1080" w:dyaOrig="720" w14:anchorId="735CF4F8">
+          <v:shape id="_x0000_i1152" type="#_x0000_t75" style="width:54pt;height:35.45pt" o:ole="">
             <v:imagedata r:id="rId260" o:title=""/>
           </v:shape>
-          <o:OLEObject Type="Embed" ProgID="Equation.DSMT4" ShapeID="_x0000_i1150" DrawAspect="Content" ObjectID="_1729845156" r:id="rId261"/>
+          <o:OLEObject Type="Embed" ProgID="Equation.DSMT4" ShapeID="_x0000_i1152" DrawAspect="Content" ObjectID="_1775751307" r:id="rId261"/>
         </w:object>
       </w:r>
       <w:r>
@@ -13154,11 +13273,11 @@
         <w:rPr>
           <w:position w:val="-34"/>
         </w:rPr>
-        <w:object w:dxaOrig="1100" w:dyaOrig="760">
-          <v:shape id="_x0000_i1151" type="#_x0000_t75" style="width:55.6pt;height:38.4pt" o:ole="">
+        <w:object w:dxaOrig="1100" w:dyaOrig="760" w14:anchorId="735CF4F9">
+          <v:shape id="_x0000_i1153" type="#_x0000_t75" style="width:55.65pt;height:38.2pt" o:ole="">
             <v:imagedata r:id="rId262" o:title=""/>
           </v:shape>
-          <o:OLEObject Type="Embed" ProgID="Equation.DSMT4" ShapeID="_x0000_i1151" DrawAspect="Content" ObjectID="_1729845157" r:id="rId263"/>
+          <o:OLEObject Type="Embed" ProgID="Equation.DSMT4" ShapeID="_x0000_i1153" DrawAspect="Content" ObjectID="_1775751308" r:id="rId263"/>
         </w:object>
       </w:r>
       <w:r>
@@ -13168,11 +13287,11 @@
         <w:rPr>
           <w:position w:val="-32"/>
         </w:rPr>
-        <w:object w:dxaOrig="999" w:dyaOrig="720">
-          <v:shape id="_x0000_i1152" type="#_x0000_t75" style="width:49.6pt;height:35.2pt" o:ole="">
+        <w:object w:dxaOrig="999" w:dyaOrig="720" w14:anchorId="735CF4FA">
+          <v:shape id="_x0000_i1154" type="#_x0000_t75" style="width:49.65pt;height:35.45pt" o:ole="">
             <v:imagedata r:id="rId264" o:title=""/>
           </v:shape>
-          <o:OLEObject Type="Embed" ProgID="Equation.DSMT4" ShapeID="_x0000_i1152" DrawAspect="Content" ObjectID="_1729845158" r:id="rId265"/>
+          <o:OLEObject Type="Embed" ProgID="Equation.DSMT4" ShapeID="_x0000_i1154" DrawAspect="Content" ObjectID="_1775751309" r:id="rId265"/>
         </w:object>
       </w:r>
       <w:r>
@@ -13199,11 +13318,11 @@
         <w:rPr>
           <w:position w:val="-32"/>
         </w:rPr>
-        <w:object w:dxaOrig="999" w:dyaOrig="720">
-          <v:shape id="_x0000_i1153" type="#_x0000_t75" style="width:49.6pt;height:35.2pt" o:ole="">
+        <w:object w:dxaOrig="999" w:dyaOrig="720" w14:anchorId="735CF4FB">
+          <v:shape id="_x0000_i1155" type="#_x0000_t75" style="width:49.65pt;height:35.45pt" o:ole="">
             <v:imagedata r:id="rId266" o:title=""/>
           </v:shape>
-          <o:OLEObject Type="Embed" ProgID="Equation.DSMT4" ShapeID="_x0000_i1153" DrawAspect="Content" ObjectID="_1729845159" r:id="rId267"/>
+          <o:OLEObject Type="Embed" ProgID="Equation.DSMT4" ShapeID="_x0000_i1155" DrawAspect="Content" ObjectID="_1775751310" r:id="rId267"/>
         </w:object>
       </w:r>
       <w:r>
@@ -13338,11 +13457,11 @@
                 <w:position w:val="-10"/>
                 <w:lang w:eastAsia="ru-RU"/>
               </w:rPr>
-              <w:object w:dxaOrig="1820" w:dyaOrig="360">
-                <v:shape id="_x0000_i1154" type="#_x0000_t75" style="width:91.6pt;height:18.8pt" o:ole="">
+              <w:object w:dxaOrig="1820" w:dyaOrig="360" w14:anchorId="735CF4FC">
+                <v:shape id="_x0000_i1156" type="#_x0000_t75" style="width:91.65pt;height:18.55pt" o:ole="">
                   <v:imagedata r:id="rId268" o:title=""/>
                 </v:shape>
-                <o:OLEObject Type="Embed" ProgID="Equation.DSMT4" ShapeID="_x0000_i1154" DrawAspect="Content" ObjectID="_1729845160" r:id="rId269"/>
+                <o:OLEObject Type="Embed" ProgID="Equation.DSMT4" ShapeID="_x0000_i1156" DrawAspect="Content" ObjectID="_1775751311" r:id="rId269"/>
               </w:object>
             </w:r>
             <w:r>
@@ -13450,11 +13569,11 @@
                 <w:position w:val="-10"/>
                 <w:lang w:eastAsia="ru-RU"/>
               </w:rPr>
-              <w:object w:dxaOrig="2160" w:dyaOrig="360">
-                <v:shape id="_x0000_i1155" type="#_x0000_t75" style="width:107.2pt;height:18.8pt" o:ole="">
+              <w:object w:dxaOrig="2160" w:dyaOrig="360" w14:anchorId="735CF4FD">
+                <v:shape id="_x0000_i1157" type="#_x0000_t75" style="width:107.45pt;height:18.55pt" o:ole="">
                   <v:imagedata r:id="rId270" o:title=""/>
                 </v:shape>
-                <o:OLEObject Type="Embed" ProgID="Equation.DSMT4" ShapeID="_x0000_i1155" DrawAspect="Content" ObjectID="_1729845161" r:id="rId271"/>
+                <o:OLEObject Type="Embed" ProgID="Equation.DSMT4" ShapeID="_x0000_i1157" DrawAspect="Content" ObjectID="_1775751312" r:id="rId271"/>
               </w:object>
             </w:r>
           </w:p>
@@ -13503,11 +13622,11 @@
                 <w:position w:val="-10"/>
                 <w:lang w:eastAsia="ru-RU"/>
               </w:rPr>
-              <w:object w:dxaOrig="2480" w:dyaOrig="360">
-                <v:shape id="_x0000_i1156" type="#_x0000_t75" style="width:124.4pt;height:18.8pt" o:ole="">
+              <w:object w:dxaOrig="2480" w:dyaOrig="360" w14:anchorId="735CF4FE">
+                <v:shape id="_x0000_i1158" type="#_x0000_t75" style="width:124.35pt;height:18.55pt" o:ole="">
                   <v:imagedata r:id="rId272" o:title=""/>
                 </v:shape>
-                <o:OLEObject Type="Embed" ProgID="Equation.DSMT4" ShapeID="_x0000_i1156" DrawAspect="Content" ObjectID="_1729845162" r:id="rId273"/>
+                <o:OLEObject Type="Embed" ProgID="Equation.DSMT4" ShapeID="_x0000_i1158" DrawAspect="Content" ObjectID="_1775751313" r:id="rId273"/>
               </w:object>
             </w:r>
             <w:r>
@@ -13578,11 +13697,11 @@
                 <w:position w:val="-34"/>
                 <w:lang w:eastAsia="ru-RU"/>
               </w:rPr>
-              <w:object w:dxaOrig="2260" w:dyaOrig="760">
-                <v:shape id="_x0000_i1157" type="#_x0000_t75" style="width:112.4pt;height:38.4pt" o:ole="">
+              <w:object w:dxaOrig="2260" w:dyaOrig="760" w14:anchorId="735CF4FF">
+                <v:shape id="_x0000_i1159" type="#_x0000_t75" style="width:112.35pt;height:38.2pt" o:ole="">
                   <v:imagedata r:id="rId274" o:title=""/>
                 </v:shape>
-                <o:OLEObject Type="Embed" ProgID="Equation.DSMT4" ShapeID="_x0000_i1157" DrawAspect="Content" ObjectID="_1729845163" r:id="rId275"/>
+                <o:OLEObject Type="Embed" ProgID="Equation.DSMT4" ShapeID="_x0000_i1159" DrawAspect="Content" ObjectID="_1775751314" r:id="rId275"/>
               </w:object>
             </w:r>
             <w:r>
@@ -13728,11 +13847,11 @@
                 <w:position w:val="-34"/>
                 <w:lang w:eastAsia="ru-RU"/>
               </w:rPr>
-              <w:object w:dxaOrig="6900" w:dyaOrig="740">
-                <v:shape id="_x0000_i1158" type="#_x0000_t75" style="width:346.4pt;height:37.6pt" o:ole="">
+              <w:object w:dxaOrig="6900" w:dyaOrig="740" w14:anchorId="735CF500">
+                <v:shape id="_x0000_i1160" type="#_x0000_t75" style="width:346.35pt;height:37.65pt" o:ole="">
                   <v:imagedata r:id="rId276" o:title=""/>
                 </v:shape>
-                <o:OLEObject Type="Embed" ProgID="Equation.DSMT4" ShapeID="_x0000_i1158" DrawAspect="Content" ObjectID="_1729845164" r:id="rId277"/>
+                <o:OLEObject Type="Embed" ProgID="Equation.DSMT4" ShapeID="_x0000_i1160" DrawAspect="Content" ObjectID="_1775751315" r:id="rId277"/>
               </w:object>
             </w:r>
             <w:r>
@@ -13796,11 +13915,11 @@
                 <w:position w:val="-34"/>
                 <w:lang w:eastAsia="ru-RU"/>
               </w:rPr>
-              <w:object w:dxaOrig="6360" w:dyaOrig="760">
-                <v:shape id="_x0000_i1159" type="#_x0000_t75" style="width:319.6pt;height:38.4pt" o:ole="">
+              <w:object w:dxaOrig="6360" w:dyaOrig="760" w14:anchorId="735CF501">
+                <v:shape id="_x0000_i1161" type="#_x0000_t75" style="width:319.65pt;height:38.2pt" o:ole="">
                   <v:imagedata r:id="rId278" o:title=""/>
                 </v:shape>
-                <o:OLEObject Type="Embed" ProgID="Equation.DSMT4" ShapeID="_x0000_i1159" DrawAspect="Content" ObjectID="_1729845165" r:id="rId279"/>
+                <o:OLEObject Type="Embed" ProgID="Equation.DSMT4" ShapeID="_x0000_i1161" DrawAspect="Content" ObjectID="_1775751316" r:id="rId279"/>
               </w:object>
             </w:r>
             <w:r>
@@ -13867,7 +13986,7 @@
 </file>
 
 <file path=word/endnotes.xml><?xml version="1.0" encoding="utf-8"?>
-<w:endnotes xmlns:wpc="http://schemas.microsoft.com/office/word/2010/wordprocessingCanvas" xmlns:mc="http://schemas.openxmlformats.org/markup-compatibility/2006" xmlns:o="urn:schemas-microsoft-com:office:office" xmlns:r="http://schemas.openxmlformats.org/officeDocument/2006/relationships" xmlns:m="http://schemas.openxmlformats.org/officeDocument/2006/math" xmlns:v="urn:schemas-microsoft-com:vml" xmlns:wp14="http://schemas.microsoft.com/office/word/2010/wordprocessingDrawing" xmlns:wp="http://schemas.openxmlformats.org/drawingml/2006/wordprocessingDrawing" xmlns:w10="urn:schemas-microsoft-com:office:word" xmlns:w="http://schemas.openxmlformats.org/wordprocessingml/2006/main" xmlns:w14="http://schemas.microsoft.com/office/word/2010/wordml" xmlns:w15="http://schemas.microsoft.com/office/word/2012/wordml" xmlns:wpg="http://schemas.microsoft.com/office/word/2010/wordprocessingGroup" xmlns:wpi="http://schemas.microsoft.com/office/word/2010/wordprocessingInk" xmlns:wne="http://schemas.microsoft.com/office/word/2006/wordml" xmlns:wps="http://schemas.microsoft.com/office/word/2010/wordprocessingShape" mc:Ignorable="w14 w15 wp14">
+<w:endnotes xmlns:wpc="http://schemas.microsoft.com/office/word/2010/wordprocessingCanvas" xmlns:cx="http://schemas.microsoft.com/office/drawing/2014/chartex" xmlns:cx1="http://schemas.microsoft.com/office/drawing/2015/9/8/chartex" xmlns:cx2="http://schemas.microsoft.com/office/drawing/2015/10/21/chartex" xmlns:cx3="http://schemas.microsoft.com/office/drawing/2016/5/9/chartex" xmlns:cx4="http://schemas.microsoft.com/office/drawing/2016/5/10/chartex" xmlns:cx5="http://schemas.microsoft.com/office/drawing/2016/5/11/chartex" xmlns:cx6="http://schemas.microsoft.com/office/drawing/2016/5/12/chartex" xmlns:cx7="http://schemas.microsoft.com/office/drawing/2016/5/13/chartex" xmlns:cx8="http://schemas.microsoft.com/office/drawing/2016/5/14/chartex" xmlns:mc="http://schemas.openxmlformats.org/markup-compatibility/2006" xmlns:aink="http://schemas.microsoft.com/office/drawing/2016/ink" xmlns:am3d="http://schemas.microsoft.com/office/drawing/2017/model3d" xmlns:o="urn:schemas-microsoft-com:office:office" xmlns:oel="http://schemas.microsoft.com/office/2019/extlst" xmlns:r="http://schemas.openxmlformats.org/officeDocument/2006/relationships" xmlns:m="http://schemas.openxmlformats.org/officeDocument/2006/math" xmlns:v="urn:schemas-microsoft-com:vml" xmlns:wp14="http://schemas.microsoft.com/office/word/2010/wordprocessingDrawing" xmlns:wp="http://schemas.openxmlformats.org/drawingml/2006/wordprocessingDrawing" xmlns:w10="urn:schemas-microsoft-com:office:word" xmlns:w="http://schemas.openxmlformats.org/wordprocessingml/2006/main" xmlns:w14="http://schemas.microsoft.com/office/word/2010/wordml" xmlns:w15="http://schemas.microsoft.com/office/word/2012/wordml" xmlns:w16cex="http://schemas.microsoft.com/office/word/2018/wordml/cex" xmlns:w16cid="http://schemas.microsoft.com/office/word/2016/wordml/cid" xmlns:w16="http://schemas.microsoft.com/office/word/2018/wordml" xmlns:w16du="http://schemas.microsoft.com/office/word/2023/wordml/word16du" xmlns:w16sdtdh="http://schemas.microsoft.com/office/word/2020/wordml/sdtdatahash" xmlns:w16se="http://schemas.microsoft.com/office/word/2015/wordml/symex" xmlns:wpg="http://schemas.microsoft.com/office/word/2010/wordprocessingGroup" xmlns:wpi="http://schemas.microsoft.com/office/word/2010/wordprocessingInk" xmlns:wne="http://schemas.microsoft.com/office/word/2006/wordml" xmlns:wps="http://schemas.microsoft.com/office/word/2010/wordprocessingShape" mc:Ignorable="w14 w15 w16se w16cid w16 w16cex w16sdtdh w16du wp14">
   <w:endnote w:type="separator" w:id="-1">
     <w:p>
       <w:r>
@@ -13886,7 +14005,7 @@
 </file>
 
 <file path=word/footnotes.xml><?xml version="1.0" encoding="utf-8"?>
-<w:footnotes xmlns:wpc="http://schemas.microsoft.com/office/word/2010/wordprocessingCanvas" xmlns:mc="http://schemas.openxmlformats.org/markup-compatibility/2006" xmlns:o="urn:schemas-microsoft-com:office:office" xmlns:r="http://schemas.openxmlformats.org/officeDocument/2006/relationships" xmlns:m="http://schemas.openxmlformats.org/officeDocument/2006/math" xmlns:v="urn:schemas-microsoft-com:vml" xmlns:wp14="http://schemas.microsoft.com/office/word/2010/wordprocessingDrawing" xmlns:wp="http://schemas.openxmlformats.org/drawingml/2006/wordprocessingDrawing" xmlns:w10="urn:schemas-microsoft-com:office:word" xmlns:w="http://schemas.openxmlformats.org/wordprocessingml/2006/main" xmlns:w14="http://schemas.microsoft.com/office/word/2010/wordml" xmlns:w15="http://schemas.microsoft.com/office/word/2012/wordml" xmlns:wpg="http://schemas.microsoft.com/office/word/2010/wordprocessingGroup" xmlns:wpi="http://schemas.microsoft.com/office/word/2010/wordprocessingInk" xmlns:wne="http://schemas.microsoft.com/office/word/2006/wordml" xmlns:wps="http://schemas.microsoft.com/office/word/2010/wordprocessingShape" mc:Ignorable="w14 w15 wp14">
+<w:footnotes xmlns:wpc="http://schemas.microsoft.com/office/word/2010/wordprocessingCanvas" xmlns:cx="http://schemas.microsoft.com/office/drawing/2014/chartex" xmlns:cx1="http://schemas.microsoft.com/office/drawing/2015/9/8/chartex" xmlns:cx2="http://schemas.microsoft.com/office/drawing/2015/10/21/chartex" xmlns:cx3="http://schemas.microsoft.com/office/drawing/2016/5/9/chartex" xmlns:cx4="http://schemas.microsoft.com/office/drawing/2016/5/10/chartex" xmlns:cx5="http://schemas.microsoft.com/office/drawing/2016/5/11/chartex" xmlns:cx6="http://schemas.microsoft.com/office/drawing/2016/5/12/chartex" xmlns:cx7="http://schemas.microsoft.com/office/drawing/2016/5/13/chartex" xmlns:cx8="http://schemas.microsoft.com/office/drawing/2016/5/14/chartex" xmlns:mc="http://schemas.openxmlformats.org/markup-compatibility/2006" xmlns:aink="http://schemas.microsoft.com/office/drawing/2016/ink" xmlns:am3d="http://schemas.microsoft.com/office/drawing/2017/model3d" xmlns:o="urn:schemas-microsoft-com:office:office" xmlns:oel="http://schemas.microsoft.com/office/2019/extlst" xmlns:r="http://schemas.openxmlformats.org/officeDocument/2006/relationships" xmlns:m="http://schemas.openxmlformats.org/officeDocument/2006/math" xmlns:v="urn:schemas-microsoft-com:vml" xmlns:wp14="http://schemas.microsoft.com/office/word/2010/wordprocessingDrawing" xmlns:wp="http://schemas.openxmlformats.org/drawingml/2006/wordprocessingDrawing" xmlns:w10="urn:schemas-microsoft-com:office:word" xmlns:w="http://schemas.openxmlformats.org/wordprocessingml/2006/main" xmlns:w14="http://schemas.microsoft.com/office/word/2010/wordml" xmlns:w15="http://schemas.microsoft.com/office/word/2012/wordml" xmlns:w16cex="http://schemas.microsoft.com/office/word/2018/wordml/cex" xmlns:w16cid="http://schemas.microsoft.com/office/word/2016/wordml/cid" xmlns:w16="http://schemas.microsoft.com/office/word/2018/wordml" xmlns:w16du="http://schemas.microsoft.com/office/word/2023/wordml/word16du" xmlns:w16sdtdh="http://schemas.microsoft.com/office/word/2020/wordml/sdtdatahash" xmlns:w16se="http://schemas.microsoft.com/office/word/2015/wordml/symex" xmlns:wpg="http://schemas.microsoft.com/office/word/2010/wordprocessingGroup" xmlns:wpi="http://schemas.microsoft.com/office/word/2010/wordprocessingInk" xmlns:wne="http://schemas.microsoft.com/office/word/2006/wordml" xmlns:wps="http://schemas.microsoft.com/office/word/2010/wordprocessingShape" mc:Ignorable="w14 w15 w16se w16cid w16 w16cex w16sdtdh w16du wp14">
   <w:footnote w:type="separator" w:id="-1">
     <w:p>
       <w:r>
@@ -13904,7 +14023,7 @@
   <w:footnote w:id="1">
     <w:p>
       <w:pPr>
-        <w:pStyle w:val="FootnoteText"/>
+        <w:pStyle w:val="a8"/>
         <w:numPr>
           <w:ilvl w:val="0"/>
           <w:numId w:val="1"/>
@@ -13922,7 +14041,7 @@
     </w:p>
     <w:p>
       <w:pPr>
-        <w:pStyle w:val="FootnoteText"/>
+        <w:pStyle w:val="a8"/>
         <w:ind w:left="360"/>
         <w:rPr>
           <w:i/>
@@ -13933,17 +14052,17 @@
           <w:i/>
           <w:position w:val="-68"/>
         </w:rPr>
-        <w:object w:dxaOrig="7060" w:dyaOrig="1480">
-          <v:shape id="_x0000_i1162" type="#_x0000_t75" style="width:352.8pt;height:73.6pt" o:ole="">
+        <w:object w:dxaOrig="7060" w:dyaOrig="1480" w14:anchorId="735CF50E">
+          <v:shape id="_x0000_i1163" type="#_x0000_t75" style="width:352.9pt;height:73.65pt" o:ole="">
             <v:imagedata r:id="rId1" o:title=""/>
           </v:shape>
-          <o:OLEObject Type="Embed" ProgID="Equation.3" ShapeID="_x0000_i1162" DrawAspect="Content" ObjectID="_1729845166" r:id="rId2"/>
+          <o:OLEObject Type="Embed" ProgID="Equation.3" ShapeID="_x0000_i1163" DrawAspect="Content" ObjectID="_1775751317" r:id="rId2"/>
         </w:object>
       </w:r>
     </w:p>
     <w:p>
       <w:pPr>
-        <w:pStyle w:val="FootnoteText"/>
+        <w:pStyle w:val="a8"/>
         <w:ind w:left="360"/>
         <w:rPr>
           <w:i/>
@@ -13958,7 +14077,7 @@
     </w:p>
     <w:p>
       <w:pPr>
-        <w:pStyle w:val="FootnoteText"/>
+        <w:pStyle w:val="a8"/>
         <w:ind w:left="360"/>
         <w:rPr>
           <w:i/>
@@ -13975,11 +14094,11 @@
           <w:i/>
           <w:position w:val="-32"/>
         </w:rPr>
-        <w:object w:dxaOrig="1820" w:dyaOrig="720">
-          <v:shape id="_x0000_i1163" type="#_x0000_t75" style="width:91.6pt;height:36.8pt" o:ole="">
+        <w:object w:dxaOrig="1820" w:dyaOrig="720" w14:anchorId="735CF50F">
+          <v:shape id="_x0000_i1165" type="#_x0000_t75" style="width:91.65pt;height:36.55pt" o:ole="">
             <v:imagedata r:id="rId3" o:title=""/>
           </v:shape>
-          <o:OLEObject Type="Embed" ProgID="Equation.3" ShapeID="_x0000_i1163" DrawAspect="Content" ObjectID="_1729845167" r:id="rId4"/>
+          <o:OLEObject Type="Embed" ProgID="Equation.3" ShapeID="_x0000_i1165" DrawAspect="Content" ObjectID="_1775751318" r:id="rId4"/>
         </w:object>
       </w:r>
       <w:r>
@@ -13993,11 +14112,11 @@
           <w:i/>
           <w:position w:val="-10"/>
         </w:rPr>
-        <w:object w:dxaOrig="2040" w:dyaOrig="320">
-          <v:shape id="_x0000_i1164" type="#_x0000_t75" style="width:101.2pt;height:16.4pt" o:ole="">
+        <w:object w:dxaOrig="2040" w:dyaOrig="320" w14:anchorId="735CF510">
+          <v:shape id="_x0000_i1167" type="#_x0000_t75" style="width:101.45pt;height:16.35pt" o:ole="">
             <v:imagedata r:id="rId5" o:title=""/>
           </v:shape>
-          <o:OLEObject Type="Embed" ProgID="Equation.3" ShapeID="_x0000_i1164" DrawAspect="Content" ObjectID="_1729845168" r:id="rId6"/>
+          <o:OLEObject Type="Embed" ProgID="Equation.3" ShapeID="_x0000_i1167" DrawAspect="Content" ObjectID="_1775751319" r:id="rId6"/>
         </w:object>
       </w:r>
       <w:r>
@@ -14011,17 +14130,17 @@
           <w:i/>
           <w:position w:val="-10"/>
         </w:rPr>
-        <w:object w:dxaOrig="3220" w:dyaOrig="320">
-          <v:shape id="_x0000_i1165" type="#_x0000_t75" style="width:160.4pt;height:16.4pt" o:ole="">
+        <w:object w:dxaOrig="3220" w:dyaOrig="320" w14:anchorId="735CF511">
+          <v:shape id="_x0000_i1169" type="#_x0000_t75" style="width:160.35pt;height:16.35pt" o:ole="">
             <v:imagedata r:id="rId7" o:title=""/>
           </v:shape>
-          <o:OLEObject Type="Embed" ProgID="Equation.3" ShapeID="_x0000_i1165" DrawAspect="Content" ObjectID="_1729845169" r:id="rId8"/>
+          <o:OLEObject Type="Embed" ProgID="Equation.3" ShapeID="_x0000_i1169" DrawAspect="Content" ObjectID="_1775751320" r:id="rId8"/>
         </w:object>
       </w:r>
     </w:p>
     <w:p>
       <w:pPr>
-        <w:pStyle w:val="FootnoteText"/>
+        <w:pStyle w:val="a8"/>
         <w:ind w:left="360"/>
         <w:rPr>
           <w:i/>
@@ -14038,11 +14157,11 @@
           <w:i/>
           <w:position w:val="-32"/>
         </w:rPr>
-        <w:object w:dxaOrig="3360" w:dyaOrig="760">
-          <v:shape id="_x0000_i1166" type="#_x0000_t75" style="width:167.2pt;height:38.4pt" o:ole="">
+        <w:object w:dxaOrig="3360" w:dyaOrig="760" w14:anchorId="735CF512">
+          <v:shape id="_x0000_i1171" type="#_x0000_t75" style="width:166.9pt;height:38.2pt" o:ole="">
             <v:imagedata r:id="rId9" o:title=""/>
           </v:shape>
-          <o:OLEObject Type="Embed" ProgID="Equation.DSMT4" ShapeID="_x0000_i1166" DrawAspect="Content" ObjectID="_1729845170" r:id="rId10"/>
+          <o:OLEObject Type="Embed" ProgID="Equation.DSMT4" ShapeID="_x0000_i1171" DrawAspect="Content" ObjectID="_1775751321" r:id="rId10"/>
         </w:object>
       </w:r>
       <w:r>
@@ -14056,17 +14175,17 @@
           <w:i/>
           <w:position w:val="-32"/>
         </w:rPr>
-        <w:object w:dxaOrig="4540" w:dyaOrig="760">
-          <v:shape id="_x0000_i1167" type="#_x0000_t75" style="width:227.2pt;height:38.4pt" o:ole="">
+        <w:object w:dxaOrig="4540" w:dyaOrig="760" w14:anchorId="735CF513">
+          <v:shape id="_x0000_i1173" type="#_x0000_t75" style="width:227.45pt;height:38.2pt" o:ole="">
             <v:imagedata r:id="rId11" o:title=""/>
           </v:shape>
-          <o:OLEObject Type="Embed" ProgID="Equation.DSMT4" ShapeID="_x0000_i1167" DrawAspect="Content" ObjectID="_1729845171" r:id="rId12"/>
+          <o:OLEObject Type="Embed" ProgID="Equation.DSMT4" ShapeID="_x0000_i1173" DrawAspect="Content" ObjectID="_1775751322" r:id="rId12"/>
         </w:object>
       </w:r>
     </w:p>
     <w:p>
       <w:pPr>
-        <w:pStyle w:val="FootnoteText"/>
+        <w:pStyle w:val="a8"/>
         <w:ind w:left="360"/>
         <w:rPr>
           <w:i/>
@@ -14087,7 +14206,7 @@
     </w:p>
     <w:p>
       <w:pPr>
-        <w:pStyle w:val="FootnoteText"/>
+        <w:pStyle w:val="a8"/>
         <w:ind w:left="360"/>
         <w:rPr>
           <w:i/>
@@ -14104,11 +14223,11 @@
           <w:i/>
           <w:position w:val="-10"/>
         </w:rPr>
-        <w:object w:dxaOrig="5179" w:dyaOrig="320">
-          <v:shape id="_x0000_i1168" type="#_x0000_t75" style="width:259.6pt;height:16.4pt" o:ole="">
+        <w:object w:dxaOrig="5179" w:dyaOrig="320" w14:anchorId="735CF514">
+          <v:shape id="_x0000_i1175" type="#_x0000_t75" style="width:259.65pt;height:16.35pt" o:ole="">
             <v:imagedata r:id="rId13" o:title=""/>
           </v:shape>
-          <o:OLEObject Type="Embed" ProgID="Equation.3" ShapeID="_x0000_i1168" DrawAspect="Content" ObjectID="_1729845172" r:id="rId14"/>
+          <o:OLEObject Type="Embed" ProgID="Equation.3" ShapeID="_x0000_i1175" DrawAspect="Content" ObjectID="_1775751323" r:id="rId14"/>
         </w:object>
       </w:r>
       <w:r>
@@ -14128,11 +14247,11 @@
   <w:footnote w:id="2">
     <w:p>
       <w:pPr>
-        <w:pStyle w:val="FootnoteText"/>
-      </w:pPr>
-      <w:r>
-        <w:rPr>
-          <w:rStyle w:val="FootnoteReference"/>
+        <w:pStyle w:val="a8"/>
+      </w:pPr>
+      <w:r>
+        <w:rPr>
+          <w:rStyle w:val="a9"/>
         </w:rPr>
         <w:footnoteRef/>
       </w:r>
@@ -14145,7 +14264,7 @@
 </file>
 
 <file path=word/numbering.xml><?xml version="1.0" encoding="utf-8"?>
-<w:numbering xmlns:wpc="http://schemas.microsoft.com/office/word/2010/wordprocessingCanvas" xmlns:mc="http://schemas.openxmlformats.org/markup-compatibility/2006" xmlns:o="urn:schemas-microsoft-com:office:office" xmlns:r="http://schemas.openxmlformats.org/officeDocument/2006/relationships" xmlns:m="http://schemas.openxmlformats.org/officeDocument/2006/math" xmlns:v="urn:schemas-microsoft-com:vml" xmlns:wp14="http://schemas.microsoft.com/office/word/2010/wordprocessingDrawing" xmlns:wp="http://schemas.openxmlformats.org/drawingml/2006/wordprocessingDrawing" xmlns:w10="urn:schemas-microsoft-com:office:word" xmlns:w="http://schemas.openxmlformats.org/wordprocessingml/2006/main" xmlns:w14="http://schemas.microsoft.com/office/word/2010/wordml" xmlns:w15="http://schemas.microsoft.com/office/word/2012/wordml" xmlns:wpg="http://schemas.microsoft.com/office/word/2010/wordprocessingGroup" xmlns:wpi="http://schemas.microsoft.com/office/word/2010/wordprocessingInk" xmlns:wne="http://schemas.microsoft.com/office/word/2006/wordml" xmlns:wps="http://schemas.microsoft.com/office/word/2010/wordprocessingShape" mc:Ignorable="w14 w15 wp14">
+<w:numbering xmlns:wpc="http://schemas.microsoft.com/office/word/2010/wordprocessingCanvas" xmlns:cx="http://schemas.microsoft.com/office/drawing/2014/chartex" xmlns:cx1="http://schemas.microsoft.com/office/drawing/2015/9/8/chartex" xmlns:cx2="http://schemas.microsoft.com/office/drawing/2015/10/21/chartex" xmlns:cx3="http://schemas.microsoft.com/office/drawing/2016/5/9/chartex" xmlns:cx4="http://schemas.microsoft.com/office/drawing/2016/5/10/chartex" xmlns:cx5="http://schemas.microsoft.com/office/drawing/2016/5/11/chartex" xmlns:cx6="http://schemas.microsoft.com/office/drawing/2016/5/12/chartex" xmlns:cx7="http://schemas.microsoft.com/office/drawing/2016/5/13/chartex" xmlns:cx8="http://schemas.microsoft.com/office/drawing/2016/5/14/chartex" xmlns:mc="http://schemas.openxmlformats.org/markup-compatibility/2006" xmlns:aink="http://schemas.microsoft.com/office/drawing/2016/ink" xmlns:am3d="http://schemas.microsoft.com/office/drawing/2017/model3d" xmlns:o="urn:schemas-microsoft-com:office:office" xmlns:oel="http://schemas.microsoft.com/office/2019/extlst" xmlns:r="http://schemas.openxmlformats.org/officeDocument/2006/relationships" xmlns:m="http://schemas.openxmlformats.org/officeDocument/2006/math" xmlns:v="urn:schemas-microsoft-com:vml" xmlns:wp14="http://schemas.microsoft.com/office/word/2010/wordprocessingDrawing" xmlns:wp="http://schemas.openxmlformats.org/drawingml/2006/wordprocessingDrawing" xmlns:w10="urn:schemas-microsoft-com:office:word" xmlns:w="http://schemas.openxmlformats.org/wordprocessingml/2006/main" xmlns:w14="http://schemas.microsoft.com/office/word/2010/wordml" xmlns:w15="http://schemas.microsoft.com/office/word/2012/wordml" xmlns:w16cex="http://schemas.microsoft.com/office/word/2018/wordml/cex" xmlns:w16cid="http://schemas.microsoft.com/office/word/2016/wordml/cid" xmlns:w16="http://schemas.microsoft.com/office/word/2018/wordml" xmlns:w16du="http://schemas.microsoft.com/office/word/2023/wordml/word16du" xmlns:w16sdtdh="http://schemas.microsoft.com/office/word/2020/wordml/sdtdatahash" xmlns:w16se="http://schemas.microsoft.com/office/word/2015/wordml/symex" xmlns:wpg="http://schemas.microsoft.com/office/word/2010/wordprocessingGroup" xmlns:wpi="http://schemas.microsoft.com/office/word/2010/wordprocessingInk" xmlns:wne="http://schemas.microsoft.com/office/word/2006/wordml" xmlns:wps="http://schemas.microsoft.com/office/word/2010/wordprocessingShape" mc:Ignorable="w14 w15 w16se w16cid w16 w16cex w16sdtdh w16du wp14">
   <w:abstractNum w:abstractNumId="0" w15:restartNumberingAfterBreak="0">
     <w:nsid w:val="00000001"/>
     <w:multiLevelType w:val="multilevel"/>
@@ -14741,10 +14860,10 @@
       </w:rPr>
     </w:lvl>
   </w:abstractNum>
-  <w:num w:numId="1">
+  <w:num w:numId="1" w16cid:durableId="261181538">
     <w:abstractNumId w:val="4"/>
   </w:num>
-  <w:num w:numId="2">
+  <w:num w:numId="2" w16cid:durableId="1913847866">
     <w:abstractNumId w:val="0"/>
     <w:lvlOverride w:ilvl="0">
       <w:startOverride w:val="59"/>
@@ -14774,7 +14893,7 @@
       <w:startOverride w:val="1"/>
     </w:lvlOverride>
   </w:num>
-  <w:num w:numId="3">
+  <w:num w:numId="3" w16cid:durableId="283077744">
     <w:abstractNumId w:val="1"/>
     <w:lvlOverride w:ilvl="0">
       <w:startOverride w:val="60"/>
@@ -14804,7 +14923,7 @@
       <w:startOverride w:val="1"/>
     </w:lvlOverride>
   </w:num>
-  <w:num w:numId="4">
+  <w:num w:numId="4" w16cid:durableId="271591775">
     <w:abstractNumId w:val="2"/>
     <w:lvlOverride w:ilvl="0">
       <w:startOverride w:val="61"/>
@@ -14834,10 +14953,10 @@
       <w:startOverride w:val="1"/>
     </w:lvlOverride>
   </w:num>
-  <w:num w:numId="5">
+  <w:num w:numId="5" w16cid:durableId="1592810121">
     <w:abstractNumId w:val="3"/>
   </w:num>
-  <w:num w:numId="6">
+  <w:num w:numId="6" w16cid:durableId="350910505">
     <w:abstractNumId w:val="0"/>
     <w:lvlOverride w:ilvl="0">
       <w:startOverride w:val="65"/>
@@ -14867,7 +14986,7 @@
       <w:startOverride w:val="1"/>
     </w:lvlOverride>
   </w:num>
-  <w:num w:numId="7">
+  <w:num w:numId="7" w16cid:durableId="1072698583">
     <w:abstractNumId w:val="1"/>
     <w:lvlOverride w:ilvl="0">
       <w:startOverride w:val="69"/>
@@ -14901,7 +15020,7 @@
 </file>
 
 <file path=word/styles.xml><?xml version="1.0" encoding="utf-8"?>
-<w:styles xmlns:mc="http://schemas.openxmlformats.org/markup-compatibility/2006" xmlns:r="http://schemas.openxmlformats.org/officeDocument/2006/relationships" xmlns:w="http://schemas.openxmlformats.org/wordprocessingml/2006/main" xmlns:w14="http://schemas.microsoft.com/office/word/2010/wordml" xmlns:w15="http://schemas.microsoft.com/office/word/2012/wordml" mc:Ignorable="w14 w15">
+<w:styles xmlns:mc="http://schemas.openxmlformats.org/markup-compatibility/2006" xmlns:r="http://schemas.openxmlformats.org/officeDocument/2006/relationships" xmlns:w="http://schemas.openxmlformats.org/wordprocessingml/2006/main" xmlns:w14="http://schemas.microsoft.com/office/word/2010/wordml" xmlns:w15="http://schemas.microsoft.com/office/word/2012/wordml" xmlns:w16cex="http://schemas.microsoft.com/office/word/2018/wordml/cex" xmlns:w16cid="http://schemas.microsoft.com/office/word/2016/wordml/cid" xmlns:w16="http://schemas.microsoft.com/office/word/2018/wordml" xmlns:w16du="http://schemas.microsoft.com/office/word/2023/wordml/word16du" xmlns:w16sdtdh="http://schemas.microsoft.com/office/word/2020/wordml/sdtdatahash" xmlns:w16se="http://schemas.microsoft.com/office/word/2015/wordml/symex" mc:Ignorable="w14 w15 w16se w16cid w16 w16cex w16sdtdh w16du">
   <w:docDefaults>
     <w:rPrDefault>
       <w:rPr>
@@ -14911,7 +15030,7 @@
     </w:rPrDefault>
     <w:pPrDefault/>
   </w:docDefaults>
-  <w:latentStyles w:defLockedState="0" w:defUIPriority="0" w:defSemiHidden="0" w:defUnhideWhenUsed="0" w:defQFormat="0" w:count="371">
+  <w:latentStyles w:defLockedState="0" w:defUIPriority="0" w:defSemiHidden="0" w:defUnhideWhenUsed="0" w:defQFormat="0" w:count="376">
     <w:lsdException w:name="Normal" w:qFormat="1"/>
     <w:lsdException w:name="heading 1" w:qFormat="1"/>
     <w:lsdException w:name="heading 2" w:semiHidden="1" w:unhideWhenUsed="1" w:qFormat="1"/>
@@ -15276,8 +15395,13 @@
     <w:lsdException w:name="List Table 5 Dark Accent 6" w:uiPriority="50"/>
     <w:lsdException w:name="List Table 6 Colorful Accent 6" w:uiPriority="51"/>
     <w:lsdException w:name="List Table 7 Colorful Accent 6" w:uiPriority="52"/>
+    <w:lsdException w:name="Mention" w:semiHidden="1" w:uiPriority="99" w:unhideWhenUsed="1"/>
+    <w:lsdException w:name="Smart Hyperlink" w:semiHidden="1" w:uiPriority="99" w:unhideWhenUsed="1"/>
+    <w:lsdException w:name="Hashtag" w:semiHidden="1" w:uiPriority="99" w:unhideWhenUsed="1"/>
+    <w:lsdException w:name="Unresolved Mention" w:semiHidden="1" w:uiPriority="99" w:unhideWhenUsed="1"/>
+    <w:lsdException w:name="Smart Link" w:semiHidden="1" w:uiPriority="99" w:unhideWhenUsed="1"/>
   </w:latentStyles>
-  <w:style w:type="paragraph" w:default="1" w:styleId="Normal">
+  <w:style w:type="paragraph" w:default="1" w:styleId="a">
     <w:name w:val="Normal"/>
     <w:qFormat/>
     <w:rsid w:val="00AD1F1F"/>
@@ -15287,11 +15411,11 @@
       <w:lang w:val="uk-UA" w:eastAsia="uk-UA"/>
     </w:rPr>
   </w:style>
-  <w:style w:type="paragraph" w:styleId="Heading1">
+  <w:style w:type="paragraph" w:styleId="1">
     <w:name w:val="heading 1"/>
-    <w:basedOn w:val="Normal"/>
-    <w:next w:val="Normal"/>
-    <w:link w:val="Heading1Char"/>
+    <w:basedOn w:val="a"/>
+    <w:next w:val="a"/>
+    <w:link w:val="10"/>
     <w:qFormat/>
     <w:rsid w:val="007E1CAC"/>
     <w:pPr>
@@ -15307,12 +15431,13 @@
       <w:szCs w:val="32"/>
     </w:rPr>
   </w:style>
-  <w:style w:type="character" w:default="1" w:styleId="DefaultParagraphFont">
+  <w:style w:type="character" w:default="1" w:styleId="a0">
     <w:name w:val="Default Paragraph Font"/>
     <w:uiPriority w:val="1"/>
+    <w:semiHidden/>
     <w:unhideWhenUsed/>
   </w:style>
-  <w:style w:type="table" w:default="1" w:styleId="TableNormal">
+  <w:style w:type="table" w:default="1" w:styleId="a1">
     <w:name w:val="Normal Table"/>
     <w:uiPriority w:val="99"/>
     <w:semiHidden/>
@@ -15327,15 +15452,15 @@
       </w:tblCellMar>
     </w:tblPr>
   </w:style>
-  <w:style w:type="numbering" w:default="1" w:styleId="NoList">
+  <w:style w:type="numbering" w:default="1" w:styleId="a2">
     <w:name w:val="No List"/>
     <w:uiPriority w:val="99"/>
     <w:semiHidden/>
     <w:unhideWhenUsed/>
   </w:style>
-  <w:style w:type="table" w:styleId="TableGrid">
+  <w:style w:type="table" w:styleId="a3">
     <w:name w:val="Table Grid"/>
-    <w:basedOn w:val="TableNormal"/>
+    <w:basedOn w:val="a1"/>
     <w:rsid w:val="009C266E"/>
     <w:tblPr>
       <w:tblBorders>
@@ -15348,7 +15473,7 @@
       </w:tblBorders>
     </w:tblPr>
   </w:style>
-  <w:style w:type="character" w:styleId="CommentReference">
+  <w:style w:type="character" w:styleId="a4">
     <w:name w:val="annotation reference"/>
     <w:semiHidden/>
     <w:rsid w:val="00965FF4"/>
@@ -15357,9 +15482,9 @@
       <w:szCs w:val="16"/>
     </w:rPr>
   </w:style>
-  <w:style w:type="paragraph" w:styleId="CommentText">
+  <w:style w:type="paragraph" w:styleId="a5">
     <w:name w:val="annotation text"/>
-    <w:basedOn w:val="Normal"/>
+    <w:basedOn w:val="a"/>
     <w:semiHidden/>
     <w:rsid w:val="00965FF4"/>
     <w:rPr>
@@ -15367,10 +15492,10 @@
       <w:szCs w:val="20"/>
     </w:rPr>
   </w:style>
-  <w:style w:type="paragraph" w:styleId="CommentSubject">
+  <w:style w:type="paragraph" w:styleId="a6">
     <w:name w:val="annotation subject"/>
-    <w:basedOn w:val="CommentText"/>
-    <w:next w:val="CommentText"/>
+    <w:basedOn w:val="a5"/>
+    <w:next w:val="a5"/>
     <w:semiHidden/>
     <w:rsid w:val="00965FF4"/>
     <w:rPr>
@@ -15378,9 +15503,9 @@
       <w:bCs/>
     </w:rPr>
   </w:style>
-  <w:style w:type="paragraph" w:styleId="BalloonText">
+  <w:style w:type="paragraph" w:styleId="a7">
     <w:name w:val="Balloon Text"/>
-    <w:basedOn w:val="Normal"/>
+    <w:basedOn w:val="a"/>
     <w:semiHidden/>
     <w:rsid w:val="00965FF4"/>
     <w:rPr>
@@ -15389,9 +15514,9 @@
       <w:szCs w:val="16"/>
     </w:rPr>
   </w:style>
-  <w:style w:type="paragraph" w:styleId="FootnoteText">
+  <w:style w:type="paragraph" w:styleId="a8">
     <w:name w:val="footnote text"/>
-    <w:basedOn w:val="Normal"/>
+    <w:basedOn w:val="a"/>
     <w:semiHidden/>
     <w:rsid w:val="00965FF4"/>
     <w:rPr>
@@ -15399,7 +15524,7 @@
       <w:szCs w:val="20"/>
     </w:rPr>
   </w:style>
-  <w:style w:type="character" w:styleId="FootnoteReference">
+  <w:style w:type="character" w:styleId="a9">
     <w:name w:val="footnote reference"/>
     <w:semiHidden/>
     <w:rsid w:val="00965FF4"/>
@@ -15407,9 +15532,9 @@
       <w:vertAlign w:val="superscript"/>
     </w:rPr>
   </w:style>
-  <w:style w:type="paragraph" w:customStyle="1" w:styleId="a">
+  <w:style w:type="paragraph" w:customStyle="1" w:styleId="aa">
     <w:name w:val="Содержимое таблицы"/>
-    <w:basedOn w:val="BodyText"/>
+    <w:basedOn w:val="ab"/>
     <w:rsid w:val="00A0329F"/>
     <w:pPr>
       <w:widowControl w:val="0"/>
@@ -15422,17 +15547,17 @@
       <w:lang w:val="ru-RU"/>
     </w:rPr>
   </w:style>
-  <w:style w:type="paragraph" w:styleId="BodyText">
+  <w:style w:type="paragraph" w:styleId="ab">
     <w:name w:val="Body Text"/>
-    <w:basedOn w:val="Normal"/>
+    <w:basedOn w:val="a"/>
     <w:rsid w:val="00A0329F"/>
     <w:pPr>
       <w:spacing w:after="120"/>
     </w:pPr>
   </w:style>
-  <w:style w:type="character" w:styleId="PlaceholderText">
+  <w:style w:type="character" w:styleId="ac">
     <w:name w:val="Placeholder Text"/>
-    <w:basedOn w:val="DefaultParagraphFont"/>
+    <w:basedOn w:val="a0"/>
     <w:uiPriority w:val="99"/>
     <w:semiHidden/>
     <w:rsid w:val="00647DA4"/>
@@ -15440,10 +15565,10 @@
       <w:color w:val="808080"/>
     </w:rPr>
   </w:style>
-  <w:style w:type="character" w:customStyle="1" w:styleId="Heading1Char">
-    <w:name w:val="Heading 1 Char"/>
-    <w:basedOn w:val="DefaultParagraphFont"/>
-    <w:link w:val="Heading1"/>
+  <w:style w:type="character" w:customStyle="1" w:styleId="10">
+    <w:name w:val="Заголовок 1 Знак"/>
+    <w:basedOn w:val="a0"/>
+    <w:link w:val="1"/>
     <w:rsid w:val="007E1CAC"/>
     <w:rPr>
       <w:rFonts w:asciiTheme="majorHAnsi" w:eastAsiaTheme="majorEastAsia" w:hAnsiTheme="majorHAnsi" w:cstheme="majorBidi"/>
@@ -15453,10 +15578,10 @@
       <w:lang w:val="uk-UA" w:eastAsia="uk-UA"/>
     </w:rPr>
   </w:style>
-  <w:style w:type="paragraph" w:styleId="Caption">
+  <w:style w:type="paragraph" w:styleId="ad">
     <w:name w:val="caption"/>
-    <w:basedOn w:val="Normal"/>
-    <w:next w:val="Normal"/>
+    <w:basedOn w:val="a"/>
+    <w:next w:val="a"/>
     <w:semiHidden/>
     <w:unhideWhenUsed/>
     <w:qFormat/>
